--- a/docs/report.docx
+++ b/docs/report.docx
@@ -10,7 +10,7 @@
         <w:t xml:space="preserve">MLOps Assignment 1 Report - Surbhi Arya</w:t>
       </w:r>
     </w:p>
-    <w:bookmarkStart w:id="38" w:name="Xba6b69b5c4941cb17d3d46ba9b8f512a4364fae"/>
+    <w:bookmarkStart w:id="74" w:name="Xba6b69b5c4941cb17d3d46ba9b8f512a4364fae"/>
     <w:p>
       <w:pPr>
         <w:pStyle w:val="Heading1"/>
@@ -1000,7 +1000,7 @@
       </w:r>
     </w:p>
     <w:bookmarkEnd w:id="23"/>
-    <w:bookmarkStart w:id="25" w:name="feature-engineering-modelling-choices"/>
+    <w:bookmarkStart w:id="43" w:name="feature-engineering-modelling-choices"/>
     <w:p>
       <w:pPr>
         <w:pStyle w:val="Heading2"/>
@@ -1628,7 +1628,7 @@
         <w:t xml:space="preserve">subsample</w:t>
       </w:r>
     </w:p>
-    <w:bookmarkStart w:id="24" w:name="results"/>
+    <w:bookmarkStart w:id="42" w:name="results"/>
     <w:p>
       <w:pPr>
         <w:pStyle w:val="Heading3"/>
@@ -2007,19 +2007,7 @@
         <w:t xml:space="preserve"> </w:t>
       </w:r>
       <w:r>
-        <w:t xml:space="preserve">feature-importance plots (logged as MLflow artifacts, viewable via</w:t>
-      </w:r>
-      <w:r>
-        <w:t xml:space="preserve"> </w:t>
-      </w:r>
-      <w:r>
-        <w:rPr>
-          <w:rStyle w:val="VerbatimChar"/>
-        </w:rPr>
-        <w:t xml:space="preserve">mlflow ui</w:t>
-      </w:r>
-      <w:r>
-        <w:t xml:space="preserve">) confirm</w:t>
+        <w:t xml:space="preserve">feature-importance plots confirm</w:t>
       </w:r>
       <w:r>
         <w:t xml:space="preserve"> </w:t>
@@ -2058,13 +2046,400 @@
         <w:t xml:space="preserve"> </w:t>
       </w:r>
       <w:r>
-        <w:t xml:space="preserve">as the top drivers for</w:t>
-      </w:r>
-      <w:r>
-        <w:t xml:space="preserve"> </w:t>
-      </w:r>
-      <w:r>
-        <w:t xml:space="preserve">both models, consistent with the EDA.</w:t>
+        <w:t xml:space="preserve">(labelled</w:t>
+      </w:r>
+      <w:r>
+        <w:t xml:space="preserve"> </w:t>
+      </w:r>
+      <w:r>
+        <w:rPr>
+          <w:rStyle w:val="VerbatimChar"/>
+        </w:rPr>
+        <w:t xml:space="preserve">ordinal__cp</w:t>
+      </w:r>
+      <w:r>
+        <w:t xml:space="preserve">,</w:t>
+      </w:r>
+      <w:r>
+        <w:t xml:space="preserve"> </w:t>
+      </w:r>
+      <w:r>
+        <w:rPr>
+          <w:rStyle w:val="VerbatimChar"/>
+        </w:rPr>
+        <w:t xml:space="preserve">ordinal__ca</w:t>
+      </w:r>
+      <w:r>
+        <w:t xml:space="preserve">,</w:t>
+      </w:r>
+      <w:r>
+        <w:t xml:space="preserve"> </w:t>
+      </w:r>
+      <w:r>
+        <w:rPr>
+          <w:rStyle w:val="VerbatimChar"/>
+        </w:rPr>
+        <w:t xml:space="preserve">numeric__oldpeak</w:t>
+      </w:r>
+      <w:r>
+        <w:t xml:space="preserve">,</w:t>
+      </w:r>
+      <w:r>
+        <w:t xml:space="preserve"> </w:t>
+      </w:r>
+      <w:r>
+        <w:rPr>
+          <w:rStyle w:val="VerbatimChar"/>
+        </w:rPr>
+        <w:t xml:space="preserve">ordinal__thal</w:t>
+      </w:r>
+      <w:r>
+        <w:t xml:space="preserve"> </w:t>
+      </w:r>
+      <w:r>
+        <w:t xml:space="preserve">after</w:t>
+      </w:r>
+      <w:r>
+        <w:t xml:space="preserve"> </w:t>
+      </w:r>
+      <w:r>
+        <w:t xml:space="preserve">the preprocessing pipeline) as the top drivers for both models,</w:t>
+      </w:r>
+      <w:r>
+        <w:t xml:space="preserve"> </w:t>
+      </w:r>
+      <w:r>
+        <w:t xml:space="preserve">consistent with the EDA.</w:t>
+      </w:r>
+    </w:p>
+    <w:p>
+      <w:pPr>
+        <w:pStyle w:val="CaptionedFigure"/>
+      </w:pPr>
+      <w:r>
+        <w:drawing>
+          <wp:inline>
+            <wp:extent cx="5334000" cy="3464277"/>
+            <wp:effectExtent b="0" l="0" r="0" t="0"/>
+            <wp:docPr descr="Decision Tree confusion matrix" title="" id="25" name="Picture"/>
+            <a:graphic>
+              <a:graphicData uri="http://schemas.openxmlformats.org/drawingml/2006/picture">
+                <pic:pic>
+                  <pic:nvPicPr>
+                    <pic:cNvPr descr="../screenshots/model/decision_tree_confusion_matrix.png" id="26" name="Picture"/>
+                    <pic:cNvPicPr>
+                      <a:picLocks noChangeArrowheads="1" noChangeAspect="1"/>
+                    </pic:cNvPicPr>
+                  </pic:nvPicPr>
+                  <pic:blipFill>
+                    <a:blip r:embed="rId24"/>
+                    <a:stretch>
+                      <a:fillRect/>
+                    </a:stretch>
+                  </pic:blipFill>
+                  <pic:spPr bwMode="auto">
+                    <a:xfrm>
+                      <a:off x="0" y="0"/>
+                      <a:ext cx="5334000" cy="3464277"/>
+                    </a:xfrm>
+                    <a:prstGeom prst="rect">
+                      <a:avLst/>
+                    </a:prstGeom>
+                    <a:noFill/>
+                    <a:ln w="9525">
+                      <a:noFill/>
+                      <a:headEnd/>
+                      <a:tailEnd/>
+                    </a:ln>
+                  </pic:spPr>
+                </pic:pic>
+              </a:graphicData>
+            </a:graphic>
+          </wp:inline>
+        </w:drawing>
+      </w:r>
+    </w:p>
+    <w:p>
+      <w:pPr>
+        <w:pStyle w:val="ImageCaption"/>
+      </w:pPr>
+      <w:r>
+        <w:t xml:space="preserve">Decision Tree confusion matrix</w:t>
+      </w:r>
+    </w:p>
+    <w:p>
+      <w:pPr>
+        <w:pStyle w:val="CaptionedFigure"/>
+      </w:pPr>
+      <w:r>
+        <w:drawing>
+          <wp:inline>
+            <wp:extent cx="5334000" cy="3464277"/>
+            <wp:effectExtent b="0" l="0" r="0" t="0"/>
+            <wp:docPr descr="Decision Tree ROC curve" title="" id="28" name="Picture"/>
+            <a:graphic>
+              <a:graphicData uri="http://schemas.openxmlformats.org/drawingml/2006/picture">
+                <pic:pic>
+                  <pic:nvPicPr>
+                    <pic:cNvPr descr="../screenshots/model/decision_tree_roc_curve.png" id="29" name="Picture"/>
+                    <pic:cNvPicPr>
+                      <a:picLocks noChangeArrowheads="1" noChangeAspect="1"/>
+                    </pic:cNvPicPr>
+                  </pic:nvPicPr>
+                  <pic:blipFill>
+                    <a:blip r:embed="rId27"/>
+                    <a:stretch>
+                      <a:fillRect/>
+                    </a:stretch>
+                  </pic:blipFill>
+                  <pic:spPr bwMode="auto">
+                    <a:xfrm>
+                      <a:off x="0" y="0"/>
+                      <a:ext cx="5334000" cy="3464277"/>
+                    </a:xfrm>
+                    <a:prstGeom prst="rect">
+                      <a:avLst/>
+                    </a:prstGeom>
+                    <a:noFill/>
+                    <a:ln w="9525">
+                      <a:noFill/>
+                      <a:headEnd/>
+                      <a:tailEnd/>
+                    </a:ln>
+                  </pic:spPr>
+                </pic:pic>
+              </a:graphicData>
+            </a:graphic>
+          </wp:inline>
+        </w:drawing>
+      </w:r>
+    </w:p>
+    <w:p>
+      <w:pPr>
+        <w:pStyle w:val="ImageCaption"/>
+      </w:pPr>
+      <w:r>
+        <w:t xml:space="preserve">Decision Tree ROC curve</w:t>
+      </w:r>
+    </w:p>
+    <w:p>
+      <w:pPr>
+        <w:pStyle w:val="CaptionedFigure"/>
+      </w:pPr>
+      <w:r>
+        <w:drawing>
+          <wp:inline>
+            <wp:extent cx="5334000" cy="3464277"/>
+            <wp:effectExtent b="0" l="0" r="0" t="0"/>
+            <wp:docPr descr="Decision Tree feature importance" title="" id="31" name="Picture"/>
+            <a:graphic>
+              <a:graphicData uri="http://schemas.openxmlformats.org/drawingml/2006/picture">
+                <pic:pic>
+                  <pic:nvPicPr>
+                    <pic:cNvPr descr="../screenshots/model/decision_tree_feature_importance.png" id="32" name="Picture"/>
+                    <pic:cNvPicPr>
+                      <a:picLocks noChangeArrowheads="1" noChangeAspect="1"/>
+                    </pic:cNvPicPr>
+                  </pic:nvPicPr>
+                  <pic:blipFill>
+                    <a:blip r:embed="rId30"/>
+                    <a:stretch>
+                      <a:fillRect/>
+                    </a:stretch>
+                  </pic:blipFill>
+                  <pic:spPr bwMode="auto">
+                    <a:xfrm>
+                      <a:off x="0" y="0"/>
+                      <a:ext cx="5334000" cy="3464277"/>
+                    </a:xfrm>
+                    <a:prstGeom prst="rect">
+                      <a:avLst/>
+                    </a:prstGeom>
+                    <a:noFill/>
+                    <a:ln w="9525">
+                      <a:noFill/>
+                      <a:headEnd/>
+                      <a:tailEnd/>
+                    </a:ln>
+                  </pic:spPr>
+                </pic:pic>
+              </a:graphicData>
+            </a:graphic>
+          </wp:inline>
+        </w:drawing>
+      </w:r>
+    </w:p>
+    <w:p>
+      <w:pPr>
+        <w:pStyle w:val="ImageCaption"/>
+      </w:pPr>
+      <w:r>
+        <w:t xml:space="preserve">Decision Tree feature importance</w:t>
+      </w:r>
+    </w:p>
+    <w:p>
+      <w:pPr>
+        <w:pStyle w:val="CaptionedFigure"/>
+      </w:pPr>
+      <w:r>
+        <w:drawing>
+          <wp:inline>
+            <wp:extent cx="5334000" cy="3464277"/>
+            <wp:effectExtent b="0" l="0" r="0" t="0"/>
+            <wp:docPr descr="Gradient Boosting confusion matrix" title="" id="34" name="Picture"/>
+            <a:graphic>
+              <a:graphicData uri="http://schemas.openxmlformats.org/drawingml/2006/picture">
+                <pic:pic>
+                  <pic:nvPicPr>
+                    <pic:cNvPr descr="../screenshots/model/gradient_boosting_confusion_matrix.png" id="35" name="Picture"/>
+                    <pic:cNvPicPr>
+                      <a:picLocks noChangeArrowheads="1" noChangeAspect="1"/>
+                    </pic:cNvPicPr>
+                  </pic:nvPicPr>
+                  <pic:blipFill>
+                    <a:blip r:embed="rId33"/>
+                    <a:stretch>
+                      <a:fillRect/>
+                    </a:stretch>
+                  </pic:blipFill>
+                  <pic:spPr bwMode="auto">
+                    <a:xfrm>
+                      <a:off x="0" y="0"/>
+                      <a:ext cx="5334000" cy="3464277"/>
+                    </a:xfrm>
+                    <a:prstGeom prst="rect">
+                      <a:avLst/>
+                    </a:prstGeom>
+                    <a:noFill/>
+                    <a:ln w="9525">
+                      <a:noFill/>
+                      <a:headEnd/>
+                      <a:tailEnd/>
+                    </a:ln>
+                  </pic:spPr>
+                </pic:pic>
+              </a:graphicData>
+            </a:graphic>
+          </wp:inline>
+        </w:drawing>
+      </w:r>
+    </w:p>
+    <w:p>
+      <w:pPr>
+        <w:pStyle w:val="ImageCaption"/>
+      </w:pPr>
+      <w:r>
+        <w:t xml:space="preserve">Gradient Boosting confusion matrix</w:t>
+      </w:r>
+    </w:p>
+    <w:p>
+      <w:pPr>
+        <w:pStyle w:val="CaptionedFigure"/>
+      </w:pPr>
+      <w:r>
+        <w:drawing>
+          <wp:inline>
+            <wp:extent cx="5334000" cy="3464277"/>
+            <wp:effectExtent b="0" l="0" r="0" t="0"/>
+            <wp:docPr descr="Gradient Boosting ROC curve" title="" id="37" name="Picture"/>
+            <a:graphic>
+              <a:graphicData uri="http://schemas.openxmlformats.org/drawingml/2006/picture">
+                <pic:pic>
+                  <pic:nvPicPr>
+                    <pic:cNvPr descr="../screenshots/model/gradient_boosting_roc_curve.png" id="38" name="Picture"/>
+                    <pic:cNvPicPr>
+                      <a:picLocks noChangeArrowheads="1" noChangeAspect="1"/>
+                    </pic:cNvPicPr>
+                  </pic:nvPicPr>
+                  <pic:blipFill>
+                    <a:blip r:embed="rId36"/>
+                    <a:stretch>
+                      <a:fillRect/>
+                    </a:stretch>
+                  </pic:blipFill>
+                  <pic:spPr bwMode="auto">
+                    <a:xfrm>
+                      <a:off x="0" y="0"/>
+                      <a:ext cx="5334000" cy="3464277"/>
+                    </a:xfrm>
+                    <a:prstGeom prst="rect">
+                      <a:avLst/>
+                    </a:prstGeom>
+                    <a:noFill/>
+                    <a:ln w="9525">
+                      <a:noFill/>
+                      <a:headEnd/>
+                      <a:tailEnd/>
+                    </a:ln>
+                  </pic:spPr>
+                </pic:pic>
+              </a:graphicData>
+            </a:graphic>
+          </wp:inline>
+        </w:drawing>
+      </w:r>
+    </w:p>
+    <w:p>
+      <w:pPr>
+        <w:pStyle w:val="ImageCaption"/>
+      </w:pPr>
+      <w:r>
+        <w:t xml:space="preserve">Gradient Boosting ROC curve</w:t>
+      </w:r>
+    </w:p>
+    <w:p>
+      <w:pPr>
+        <w:pStyle w:val="CaptionedFigure"/>
+      </w:pPr>
+      <w:r>
+        <w:drawing>
+          <wp:inline>
+            <wp:extent cx="5334000" cy="3464277"/>
+            <wp:effectExtent b="0" l="0" r="0" t="0"/>
+            <wp:docPr descr="Gradient Boosting feature importance" title="" id="40" name="Picture"/>
+            <a:graphic>
+              <a:graphicData uri="http://schemas.openxmlformats.org/drawingml/2006/picture">
+                <pic:pic>
+                  <pic:nvPicPr>
+                    <pic:cNvPr descr="../screenshots/model/gradient_boosting_feature_importance.png" id="41" name="Picture"/>
+                    <pic:cNvPicPr>
+                      <a:picLocks noChangeArrowheads="1" noChangeAspect="1"/>
+                    </pic:cNvPicPr>
+                  </pic:nvPicPr>
+                  <pic:blipFill>
+                    <a:blip r:embed="rId39"/>
+                    <a:stretch>
+                      <a:fillRect/>
+                    </a:stretch>
+                  </pic:blipFill>
+                  <pic:spPr bwMode="auto">
+                    <a:xfrm>
+                      <a:off x="0" y="0"/>
+                      <a:ext cx="5334000" cy="3464277"/>
+                    </a:xfrm>
+                    <a:prstGeom prst="rect">
+                      <a:avLst/>
+                    </a:prstGeom>
+                    <a:noFill/>
+                    <a:ln w="9525">
+                      <a:noFill/>
+                      <a:headEnd/>
+                      <a:tailEnd/>
+                    </a:ln>
+                  </pic:spPr>
+                </pic:pic>
+              </a:graphicData>
+            </a:graphic>
+          </wp:inline>
+        </w:drawing>
+      </w:r>
+    </w:p>
+    <w:p>
+      <w:pPr>
+        <w:pStyle w:val="ImageCaption"/>
+      </w:pPr>
+      <w:r>
+        <w:t xml:space="preserve">Gradient Boosting feature importance</w:t>
       </w:r>
     </w:p>
     <w:p>
@@ -2074,9 +2449,9 @@
         </w:pict>
       </w:r>
     </w:p>
-    <w:bookmarkEnd w:id="24"/>
-    <w:bookmarkEnd w:id="25"/>
-    <w:bookmarkStart w:id="26" w:name="experiment-tracking-mlflow"/>
+    <w:bookmarkEnd w:id="42"/>
+    <w:bookmarkEnd w:id="43"/>
+    <w:bookmarkStart w:id="50" w:name="experiment-tracking-mlflow"/>
     <w:p>
       <w:pPr>
         <w:pStyle w:val="Heading2"/>
@@ -2346,14 +2721,177 @@
       </w:r>
     </w:p>
     <w:p>
+      <w:pPr>
+        <w:pStyle w:val="FirstParagraph"/>
+      </w:pPr>
+      <w:r>
+        <w:t xml:space="preserve">Side-by-side run comparison from the MLflow UI (</w:t>
+      </w:r>
+      <w:r>
+        <w:rPr>
+          <w:rStyle w:val="VerbatimChar"/>
+        </w:rPr>
+        <w:t xml:space="preserve">gradient_boosting</w:t>
+      </w:r>
+      <w:r>
+        <w:t xml:space="preserve"> </w:t>
+      </w:r>
+      <w:r>
+        <w:t xml:space="preserve">vs.</w:t>
+      </w:r>
+      <w:r>
+        <w:t xml:space="preserve"> </w:t>
+      </w:r>
+      <w:r>
+        <w:rPr>
+          <w:rStyle w:val="VerbatimChar"/>
+        </w:rPr>
+        <w:t xml:space="preserve">decision_tree</w:t>
+      </w:r>
+      <w:r>
+        <w:t xml:space="preserve">, matching the results table in Section 4 exactly,</w:t>
+      </w:r>
+      <w:r>
+        <w:t xml:space="preserve"> </w:t>
+      </w:r>
+      <w:r>
+        <w:t xml:space="preserve">including the</w:t>
+      </w:r>
+      <w:r>
+        <w:t xml:space="preserve"> </w:t>
+      </w:r>
+      <w:r>
+        <w:rPr>
+          <w:rStyle w:val="VerbatimChar"/>
+        </w:rPr>
+        <w:t xml:space="preserve">champion=true</w:t>
+      </w:r>
+      <w:r>
+        <w:t xml:space="preserve"> </w:t>
+      </w:r>
+      <w:r>
+        <w:t xml:space="preserve">tag set on the winner):</w:t>
+      </w:r>
+    </w:p>
+    <w:p>
+      <w:pPr>
+        <w:pStyle w:val="CaptionedFigure"/>
+      </w:pPr>
+      <w:r>
+        <w:drawing>
+          <wp:inline>
+            <wp:extent cx="5334000" cy="3464277"/>
+            <wp:effectExtent b="0" l="0" r="0" t="0"/>
+            <wp:docPr descr="MLflow run comparison - parameters and tags" title="" id="45" name="Picture"/>
+            <a:graphic>
+              <a:graphicData uri="http://schemas.openxmlformats.org/drawingml/2006/picture">
+                <pic:pic>
+                  <pic:nvPicPr>
+                    <pic:cNvPr descr="../screenshots/model_comaprision.png" id="46" name="Picture"/>
+                    <pic:cNvPicPr>
+                      <a:picLocks noChangeArrowheads="1" noChangeAspect="1"/>
+                    </pic:cNvPicPr>
+                  </pic:nvPicPr>
+                  <pic:blipFill>
+                    <a:blip r:embed="rId44"/>
+                    <a:stretch>
+                      <a:fillRect/>
+                    </a:stretch>
+                  </pic:blipFill>
+                  <pic:spPr bwMode="auto">
+                    <a:xfrm>
+                      <a:off x="0" y="0"/>
+                      <a:ext cx="5334000" cy="3464277"/>
+                    </a:xfrm>
+                    <a:prstGeom prst="rect">
+                      <a:avLst/>
+                    </a:prstGeom>
+                    <a:noFill/>
+                    <a:ln w="9525">
+                      <a:noFill/>
+                      <a:headEnd/>
+                      <a:tailEnd/>
+                    </a:ln>
+                  </pic:spPr>
+                </pic:pic>
+              </a:graphicData>
+            </a:graphic>
+          </wp:inline>
+        </w:drawing>
+      </w:r>
+    </w:p>
+    <w:p>
+      <w:pPr>
+        <w:pStyle w:val="ImageCaption"/>
+      </w:pPr>
+      <w:r>
+        <w:t xml:space="preserve">MLflow run comparison - parameters and tags</w:t>
+      </w:r>
+    </w:p>
+    <w:p>
+      <w:pPr>
+        <w:pStyle w:val="CaptionedFigure"/>
+      </w:pPr>
+      <w:r>
+        <w:drawing>
+          <wp:inline>
+            <wp:extent cx="5334000" cy="3464277"/>
+            <wp:effectExtent b="0" l="0" r="0" t="0"/>
+            <wp:docPr descr="MLflow run comparison - metrics" title="" id="48" name="Picture"/>
+            <a:graphic>
+              <a:graphicData uri="http://schemas.openxmlformats.org/drawingml/2006/picture">
+                <pic:pic>
+                  <pic:nvPicPr>
+                    <pic:cNvPr descr="../screenshots/model/comparision_matrix.png" id="49" name="Picture"/>
+                    <pic:cNvPicPr>
+                      <a:picLocks noChangeArrowheads="1" noChangeAspect="1"/>
+                    </pic:cNvPicPr>
+                  </pic:nvPicPr>
+                  <pic:blipFill>
+                    <a:blip r:embed="rId47"/>
+                    <a:stretch>
+                      <a:fillRect/>
+                    </a:stretch>
+                  </pic:blipFill>
+                  <pic:spPr bwMode="auto">
+                    <a:xfrm>
+                      <a:off x="0" y="0"/>
+                      <a:ext cx="5334000" cy="3464277"/>
+                    </a:xfrm>
+                    <a:prstGeom prst="rect">
+                      <a:avLst/>
+                    </a:prstGeom>
+                    <a:noFill/>
+                    <a:ln w="9525">
+                      <a:noFill/>
+                      <a:headEnd/>
+                      <a:tailEnd/>
+                    </a:ln>
+                  </pic:spPr>
+                </pic:pic>
+              </a:graphicData>
+            </a:graphic>
+          </wp:inline>
+        </w:drawing>
+      </w:r>
+    </w:p>
+    <w:p>
+      <w:pPr>
+        <w:pStyle w:val="ImageCaption"/>
+      </w:pPr>
+      <w:r>
+        <w:t xml:space="preserve">MLflow run comparison - metrics</w:t>
+      </w:r>
+    </w:p>
+    <w:p>
       <w:r>
         <w:pict>
           <v:rect style="width:0;height:1.5pt" o:hralign="center" o:hrstd="t" o:hr="t"/>
         </w:pict>
       </w:r>
     </w:p>
-    <w:bookmarkEnd w:id="26"/>
-    <w:bookmarkStart w:id="27" w:name="model-packaging-reproducibility"/>
+    <w:bookmarkEnd w:id="50"/>
+    <w:bookmarkStart w:id="51" w:name="model-packaging-reproducibility"/>
     <w:p>
       <w:pPr>
         <w:pStyle w:val="Heading2"/>
@@ -2644,8 +3182,8 @@
         </w:pict>
       </w:r>
     </w:p>
-    <w:bookmarkEnd w:id="27"/>
-    <w:bookmarkStart w:id="28" w:name="testing-cicd"/>
+    <w:bookmarkEnd w:id="51"/>
+    <w:bookmarkStart w:id="52" w:name="testing-cicd"/>
     <w:p>
       <w:pPr>
         <w:pStyle w:val="Heading2"/>
@@ -3125,8 +3663,8 @@
         </w:pict>
       </w:r>
     </w:p>
-    <w:bookmarkEnd w:id="28"/>
-    <w:bookmarkStart w:id="29" w:name="containerization"/>
+    <w:bookmarkEnd w:id="52"/>
+    <w:bookmarkStart w:id="56" w:name="containerization"/>
     <w:p>
       <w:pPr>
         <w:pStyle w:val="Heading2"/>
@@ -3386,6 +3924,87 @@
           <w:rStyle w:val="CommentTok"/>
         </w:rPr>
         <w:t xml:space="preserve"># {"status":"ok","model_ready":true,"model_name":"heart-risk-classifier","model_version":"1"}</w:t>
+      </w:r>
+    </w:p>
+    <w:p>
+      <w:pPr>
+        <w:pStyle w:val="FirstParagraph"/>
+      </w:pPr>
+      <w:r>
+        <w:t xml:space="preserve">The FastAPI interactive docs (Swagger UI), auto-generated from the</w:t>
+      </w:r>
+      <w:r>
+        <w:t xml:space="preserve"> </w:t>
+      </w:r>
+      <w:r>
+        <w:t xml:space="preserve">Pydantic contracts in</w:t>
+      </w:r>
+      <w:r>
+        <w:t xml:space="preserve"> </w:t>
+      </w:r>
+      <w:r>
+        <w:rPr>
+          <w:rStyle w:val="VerbatimChar"/>
+        </w:rPr>
+        <w:t xml:space="preserve">heart_risk/service/contracts.py</w:t>
+      </w:r>
+      <w:r>
+        <w:t xml:space="preserve">:</w:t>
+      </w:r>
+    </w:p>
+    <w:p>
+      <w:pPr>
+        <w:pStyle w:val="CaptionedFigure"/>
+      </w:pPr>
+      <w:r>
+        <w:drawing>
+          <wp:inline>
+            <wp:extent cx="5334000" cy="3464277"/>
+            <wp:effectExtent b="0" l="0" r="0" t="0"/>
+            <wp:docPr descr="FastAPI Swagger UI - Heart Risk Prediction Service" title="" id="54" name="Picture"/>
+            <a:graphic>
+              <a:graphicData uri="http://schemas.openxmlformats.org/drawingml/2006/picture">
+                <pic:pic>
+                  <pic:nvPicPr>
+                    <pic:cNvPr descr="../screenshots/heart_risk_swagger_api.png" id="55" name="Picture"/>
+                    <pic:cNvPicPr>
+                      <a:picLocks noChangeArrowheads="1" noChangeAspect="1"/>
+                    </pic:cNvPicPr>
+                  </pic:nvPicPr>
+                  <pic:blipFill>
+                    <a:blip r:embed="rId53"/>
+                    <a:stretch>
+                      <a:fillRect/>
+                    </a:stretch>
+                  </pic:blipFill>
+                  <pic:spPr bwMode="auto">
+                    <a:xfrm>
+                      <a:off x="0" y="0"/>
+                      <a:ext cx="5334000" cy="3464277"/>
+                    </a:xfrm>
+                    <a:prstGeom prst="rect">
+                      <a:avLst/>
+                    </a:prstGeom>
+                    <a:noFill/>
+                    <a:ln w="9525">
+                      <a:noFill/>
+                      <a:headEnd/>
+                      <a:tailEnd/>
+                    </a:ln>
+                  </pic:spPr>
+                </pic:pic>
+              </a:graphicData>
+            </a:graphic>
+          </wp:inline>
+        </w:drawing>
+      </w:r>
+    </w:p>
+    <w:p>
+      <w:pPr>
+        <w:pStyle w:val="ImageCaption"/>
+      </w:pPr>
+      <w:r>
+        <w:t xml:space="preserve">FastAPI Swagger UI - Heart Risk Prediction Service</w:t>
       </w:r>
     </w:p>
     <w:p>
@@ -3395,8 +4014,8 @@
         </w:pict>
       </w:r>
     </w:p>
-    <w:bookmarkEnd w:id="29"/>
-    <w:bookmarkStart w:id="30" w:name="X42995126051c318abf420ee7c27385f86cf05ef"/>
+    <w:bookmarkEnd w:id="56"/>
+    <w:bookmarkStart w:id="60" w:name="X42995126051c318abf420ee7c27385f86cf05ef"/>
     <w:p>
       <w:pPr>
         <w:pStyle w:val="Heading2"/>
@@ -3798,432 +4417,597 @@
       </w:r>
     </w:p>
     <w:p>
-      <w:r>
-        <w:pict>
-          <v:rect style="width:0;height:1.5pt" o:hralign="center" o:hrstd="t" o:hr="t"/>
-        </w:pict>
-      </w:r>
-    </w:p>
-    <w:bookmarkEnd w:id="30"/>
-    <w:bookmarkStart w:id="31" w:name="monitoring-logging"/>
-    <w:p>
-      <w:pPr>
-        <w:pStyle w:val="Heading2"/>
-      </w:pPr>
-      <w:r>
-        <w:t xml:space="preserve">10. Monitoring &amp; Logging</w:t>
-      </w:r>
-    </w:p>
-    <w:p>
-      <w:pPr>
-        <w:pStyle w:val="FirstParagraph"/>
-      </w:pPr>
-      <w:r>
-        <w:rPr>
-          <w:b/>
-          <w:bCs/>
-        </w:rPr>
-        <w:t xml:space="preserve">Request logging:</w:t>
-      </w:r>
-      <w:r>
-        <w:t xml:space="preserve"> </w:t>
-      </w:r>
-      <w:r>
-        <w:t xml:space="preserve">every request produces a single</w:t>
-      </w:r>
-      <w:r>
-        <w:t xml:space="preserve"> </w:t>
-      </w:r>
-      <w:r>
-        <w:rPr>
-          <w:b/>
-          <w:bCs/>
-        </w:rPr>
-        <w:t xml:space="preserve">structured JSON</w:t>
-      </w:r>
-      <w:r>
-        <w:rPr>
-          <w:b/>
-          <w:bCs/>
-        </w:rPr>
-        <w:t xml:space="preserve"> </w:t>
-      </w:r>
-      <w:r>
-        <w:rPr>
-          <w:b/>
-          <w:bCs/>
-        </w:rPr>
-        <w:t xml:space="preserve">log line</w:t>
-      </w:r>
-      <w:r>
-        <w:t xml:space="preserve"> </w:t>
-      </w:r>
-      <w:r>
-        <w:t xml:space="preserve">(trace id, method, route, status, duration) via a custom</w:t>
-      </w:r>
-      <w:r>
-        <w:t xml:space="preserve"> </w:t>
-      </w:r>
-      <w:r>
-        <w:rPr>
-          <w:rStyle w:val="VerbatimChar"/>
-        </w:rPr>
-        <w:t xml:space="preserve">JsonLogFormatter</w:t>
-      </w:r>
-      <w:r>
-        <w:t xml:space="preserve"> </w:t>
-      </w:r>
-      <w:r>
-        <w:t xml:space="preserve">— closer to what a real log aggregator (Loki,</w:t>
-      </w:r>
-      <w:r>
-        <w:t xml:space="preserve"> </w:t>
-      </w:r>
-      <w:r>
-        <w:t xml:space="preserve">CloudWatch) would expect than a plain f-string.</w:t>
-      </w:r>
-    </w:p>
-    <w:p>
-      <w:pPr>
-        <w:pStyle w:val="BodyText"/>
-      </w:pPr>
-      <w:r>
-        <w:rPr>
-          <w:b/>
-          <w:bCs/>
-        </w:rPr>
-        <w:t xml:space="preserve">Metrics:</w:t>
-      </w:r>
-      <w:r>
-        <w:t xml:space="preserve"> </w:t>
-      </w:r>
-      <w:r>
-        <w:t xml:space="preserve">namespaced</w:t>
-      </w:r>
-      <w:r>
-        <w:t xml:space="preserve"> </w:t>
-      </w:r>
-      <w:r>
-        <w:rPr>
-          <w:rStyle w:val="VerbatimChar"/>
-        </w:rPr>
-        <w:t xml:space="preserve">heart_risk_*</w:t>
-      </w:r>
-      <w:r>
-        <w:t xml:space="preserve"> </w:t>
-      </w:r>
-      <w:r>
-        <w:t xml:space="preserve">Prometheus metrics (to avoid</w:t>
-      </w:r>
-      <w:r>
-        <w:t xml:space="preserve"> </w:t>
-      </w:r>
-      <w:r>
-        <w:t xml:space="preserve">colliding with other services on a shared Prometheus instance):</w:t>
-      </w:r>
-      <w:r>
-        <w:t xml:space="preserve"> </w:t>
-      </w:r>
-      <w:r>
-        <w:t xml:space="preserve">-</w:t>
-      </w:r>
-      <w:r>
-        <w:t xml:space="preserve"> </w:t>
-      </w:r>
-      <w:r>
-        <w:rPr>
-          <w:rStyle w:val="VerbatimChar"/>
-        </w:rPr>
-        <w:t xml:space="preserve">heart_risk_http_requests_total{route,method,status}</w:t>
-      </w:r>
-      <w:r>
-        <w:t xml:space="preserve"> </w:t>
-      </w:r>
-      <w:r>
-        <w:t xml:space="preserve">-</w:t>
-      </w:r>
-      <w:r>
-        <w:t xml:space="preserve"> </w:t>
-      </w:r>
-      <w:r>
-        <w:rPr>
-          <w:rStyle w:val="VerbatimChar"/>
-        </w:rPr>
-        <w:t xml:space="preserve">heart_risk_predictions_total{risk_label}</w:t>
-      </w:r>
-      <w:r>
-        <w:t xml:space="preserve"> </w:t>
-      </w:r>
-      <w:r>
-        <w:t xml:space="preserve">-</w:t>
-      </w:r>
-      <w:r>
-        <w:t xml:space="preserve"> </w:t>
-      </w:r>
-      <w:r>
-        <w:rPr>
-          <w:rStyle w:val="VerbatimChar"/>
-        </w:rPr>
-        <w:t xml:space="preserve">heart_risk_request_duration_seconds{route}</w:t>
-      </w:r>
-    </w:p>
-    <w:p>
-      <w:pPr>
-        <w:pStyle w:val="BodyText"/>
-      </w:pPr>
-      <w:r>
-        <w:rPr>
-          <w:b/>
-          <w:bCs/>
-        </w:rPr>
-        <w:t xml:space="preserve">Deployed stack:</w:t>
-      </w:r>
-      <w:r>
-        <w:t xml:space="preserve"> </w:t>
-      </w:r>
-      <w:r>
-        <w:t xml:space="preserve">Prometheus and Grafana are templated as part of the</w:t>
-      </w:r>
-      <w:r>
-        <w:t xml:space="preserve"> </w:t>
-      </w:r>
-      <w:r>
-        <w:rPr>
-          <w:b/>
-          <w:bCs/>
-        </w:rPr>
-        <w:t xml:space="preserve">same Helm chart</w:t>
-      </w:r>
-      <w:r>
-        <w:t xml:space="preserve"> </w:t>
-      </w:r>
-      <w:r>
-        <w:t xml:space="preserve">as the API (</w:t>
-      </w:r>
-      <w:r>
-        <w:rPr>
-          <w:rStyle w:val="VerbatimChar"/>
-        </w:rPr>
-        <w:t xml:space="preserve">deploy/helm/heart-risk-api/templates/monitoring/</w:t>
-      </w:r>
-      <w:r>
-        <w:t xml:space="preserve">),</w:t>
-      </w:r>
-      <w:r>
-        <w:t xml:space="preserve"> </w:t>
-      </w:r>
-      <w:r>
-        <w:t xml:space="preserve">so</w:t>
-      </w:r>
-      <w:r>
-        <w:t xml:space="preserve"> </w:t>
-      </w:r>
-      <w:r>
-        <w:rPr>
-          <w:rStyle w:val="VerbatimChar"/>
-        </w:rPr>
-        <w:t xml:space="preserve">helm install</w:t>
-      </w:r>
-      <w:r>
-        <w:t xml:space="preserve"> </w:t>
-      </w:r>
-      <w:r>
-        <w:t xml:space="preserve">brings up the entire observability stack alongside the</w:t>
-      </w:r>
-      <w:r>
-        <w:t xml:space="preserve"> </w:t>
-      </w:r>
-      <w:r>
-        <w:t xml:space="preserve">service — no separate manifests to apply. Grafana auto-provisions:</w:t>
-      </w:r>
-      <w:r>
-        <w:t xml:space="preserve"> </w:t>
-      </w:r>
-      <w:r>
-        <w:t xml:space="preserve">- A Prometheus datasource</w:t>
-      </w:r>
-      <w:r>
-        <w:t xml:space="preserve"> </w:t>
-      </w:r>
-      <w:r>
-        <w:t xml:space="preserve">- A</w:t>
-      </w:r>
-      <w:r>
-        <w:t xml:space="preserve"> </w:t>
-      </w:r>
-      <w:r>
-        <w:rPr>
-          <w:b/>
-          <w:bCs/>
-        </w:rPr>
-        <w:t xml:space="preserve">“Heart Risk API — Service Health”</w:t>
-      </w:r>
-      <w:r>
-        <w:t xml:space="preserve"> </w:t>
-      </w:r>
-      <w:r>
-        <w:t xml:space="preserve">dashboard with four panels</w:t>
-      </w:r>
-      <w:r>
-        <w:t xml:space="preserve"> </w:t>
-      </w:r>
-      <w:r>
-        <w:t xml:space="preserve">deliberately varied in type: a predictions-by-label</w:t>
-      </w:r>
-      <w:r>
-        <w:t xml:space="preserve"> </w:t>
-      </w:r>
-      <w:r>
-        <w:rPr>
-          <w:b/>
-          <w:bCs/>
-        </w:rPr>
-        <w:t xml:space="preserve">time series</w:t>
-      </w:r>
-      <w:r>
-        <w:t xml:space="preserve">, a</w:t>
-      </w:r>
-      <w:r>
-        <w:t xml:space="preserve"> </w:t>
-      </w:r>
-      <w:r>
-        <w:t xml:space="preserve">requests-per-route</w:t>
-      </w:r>
-      <w:r>
-        <w:t xml:space="preserve"> </w:t>
-      </w:r>
-      <w:r>
-        <w:rPr>
-          <w:b/>
-          <w:bCs/>
-        </w:rPr>
-        <w:t xml:space="preserve">pie chart</w:t>
-      </w:r>
-      <w:r>
-        <w:t xml:space="preserve">, an average-vs-p99 latency</w:t>
-      </w:r>
-      <w:r>
-        <w:t xml:space="preserve"> </w:t>
-      </w:r>
-      <w:r>
-        <w:rPr>
-          <w:b/>
-          <w:bCs/>
-        </w:rPr>
-        <w:t xml:space="preserve">time series</w:t>
-      </w:r>
-      <w:r>
-        <w:t xml:space="preserve">, and an error-rate</w:t>
-      </w:r>
-      <w:r>
-        <w:t xml:space="preserve"> </w:t>
-      </w:r>
-      <w:r>
-        <w:rPr>
-          <w:b/>
-          <w:bCs/>
-        </w:rPr>
-        <w:t xml:space="preserve">gauge</w:t>
-      </w:r>
-      <w:r>
-        <w:t xml:space="preserve"> </w:t>
-      </w:r>
-      <w:r>
-        <w:t xml:space="preserve">— not just four line</w:t>
-      </w:r>
-      <w:r>
-        <w:t xml:space="preserve"> </w:t>
-      </w:r>
-      <w:r>
-        <w:t xml:space="preserve">charts of different metrics.</w:t>
-      </w:r>
-    </w:p>
-    <w:p>
-      <w:pPr>
-        <w:pStyle w:val="BodyText"/>
-      </w:pPr>
-      <w:r>
-        <w:t xml:space="preserve">Verified live against real traffic generated through the Ingress:</w:t>
-      </w:r>
-      <w:r>
-        <w:t xml:space="preserve"> </w:t>
-      </w:r>
-      <w:r>
-        <w:t xml:space="preserve">Prometheus reports the</w:t>
-      </w:r>
-      <w:r>
-        <w:t xml:space="preserve"> </w:t>
-      </w:r>
-      <w:r>
-        <w:rPr>
-          <w:rStyle w:val="VerbatimChar"/>
-        </w:rPr>
-        <w:t xml:space="preserve">heart-risk-api</w:t>
-      </w:r>
-      <w:r>
-        <w:t xml:space="preserve"> </w:t>
-      </w:r>
-      <w:r>
-        <w:t xml:space="preserve">target as</w:t>
-      </w:r>
-      <w:r>
-        <w:t xml:space="preserve"> </w:t>
-      </w:r>
-      <w:r>
-        <w:rPr>
-          <w:b/>
-          <w:bCs/>
-        </w:rPr>
-        <w:t xml:space="preserve">UP</w:t>
-      </w:r>
-      <w:r>
-        <w:t xml:space="preserve">, and Grafana’s</w:t>
-      </w:r>
-      <w:r>
-        <w:t xml:space="preserve"> </w:t>
-      </w:r>
-      <w:r>
-        <w:t xml:space="preserve">API confirms both the datasource and dashboard are provisioned.</w:t>
-      </w:r>
-    </w:p>
-    <w:p>
-      <w:r>
-        <w:pict>
-          <v:rect style="width:0;height:1.5pt" o:hralign="center" o:hrstd="t" o:hr="t"/>
-        </w:pict>
-      </w:r>
-    </w:p>
-    <w:bookmarkEnd w:id="31"/>
-    <w:bookmarkStart w:id="35" w:name="architecture-diagram"/>
-    <w:p>
-      <w:pPr>
-        <w:pStyle w:val="Heading2"/>
-      </w:pPr>
-      <w:r>
-        <w:t xml:space="preserve">11. Architecture Diagram</w:t>
-      </w:r>
-    </w:p>
-    <w:p>
       <w:pPr>
         <w:pStyle w:val="CaptionedFigure"/>
       </w:pPr>
       <w:r>
         <w:drawing>
           <wp:inline>
-            <wp:extent cx="5334000" cy="8371618"/>
+            <wp:extent cx="5334000" cy="1778000"/>
             <wp:effectExtent b="0" l="0" r="0" t="0"/>
-            <wp:docPr descr="Architecture diagram" title="" id="33" name="Picture"/>
+            <wp:docPr descr="kubectl get pods -n heart-risk - API (2/2) + Prometheus + Grafana all Running" title="" id="58" name="Picture"/>
             <a:graphic>
               <a:graphicData uri="http://schemas.openxmlformats.org/drawingml/2006/picture">
                 <pic:pic>
                   <pic:nvPicPr>
-                    <pic:cNvPr descr="figures/architecture_diagram.png" id="34" name="Picture"/>
+                    <pic:cNvPr descr="../screenshots/k8s-pods.jpg" id="59" name="Picture"/>
                     <pic:cNvPicPr>
                       <a:picLocks noChangeArrowheads="1" noChangeAspect="1"/>
                     </pic:cNvPicPr>
                   </pic:nvPicPr>
                   <pic:blipFill>
-                    <a:blip r:embed="rId32"/>
+                    <a:blip r:embed="rId57"/>
+                    <a:stretch>
+                      <a:fillRect/>
+                    </a:stretch>
+                  </pic:blipFill>
+                  <pic:spPr bwMode="auto">
+                    <a:xfrm>
+                      <a:off x="0" y="0"/>
+                      <a:ext cx="5334000" cy="1778000"/>
+                    </a:xfrm>
+                    <a:prstGeom prst="rect">
+                      <a:avLst/>
+                    </a:prstGeom>
+                    <a:noFill/>
+                    <a:ln w="9525">
+                      <a:noFill/>
+                      <a:headEnd/>
+                      <a:tailEnd/>
+                    </a:ln>
+                  </pic:spPr>
+                </pic:pic>
+              </a:graphicData>
+            </a:graphic>
+          </wp:inline>
+        </w:drawing>
+      </w:r>
+    </w:p>
+    <w:p>
+      <w:pPr>
+        <w:pStyle w:val="ImageCaption"/>
+      </w:pPr>
+      <w:r>
+        <w:t xml:space="preserve">kubectl get pods -n heart-risk - API (2/2) + Prometheus + Grafana all Running</w:t>
+      </w:r>
+    </w:p>
+    <w:p>
+      <w:r>
+        <w:pict>
+          <v:rect style="width:0;height:1.5pt" o:hralign="center" o:hrstd="t" o:hr="t"/>
+        </w:pict>
+      </w:r>
+    </w:p>
+    <w:bookmarkEnd w:id="60"/>
+    <w:bookmarkStart w:id="67" w:name="monitoring-logging"/>
+    <w:p>
+      <w:pPr>
+        <w:pStyle w:val="Heading2"/>
+      </w:pPr>
+      <w:r>
+        <w:t xml:space="preserve">10. Monitoring &amp; Logging</w:t>
+      </w:r>
+    </w:p>
+    <w:p>
+      <w:pPr>
+        <w:pStyle w:val="FirstParagraph"/>
+      </w:pPr>
+      <w:r>
+        <w:rPr>
+          <w:b/>
+          <w:bCs/>
+        </w:rPr>
+        <w:t xml:space="preserve">Request logging:</w:t>
+      </w:r>
+      <w:r>
+        <w:t xml:space="preserve"> </w:t>
+      </w:r>
+      <w:r>
+        <w:t xml:space="preserve">every request produces a single</w:t>
+      </w:r>
+      <w:r>
+        <w:t xml:space="preserve"> </w:t>
+      </w:r>
+      <w:r>
+        <w:rPr>
+          <w:b/>
+          <w:bCs/>
+        </w:rPr>
+        <w:t xml:space="preserve">structured JSON</w:t>
+      </w:r>
+      <w:r>
+        <w:rPr>
+          <w:b/>
+          <w:bCs/>
+        </w:rPr>
+        <w:t xml:space="preserve"> </w:t>
+      </w:r>
+      <w:r>
+        <w:rPr>
+          <w:b/>
+          <w:bCs/>
+        </w:rPr>
+        <w:t xml:space="preserve">log line</w:t>
+      </w:r>
+      <w:r>
+        <w:t xml:space="preserve"> </w:t>
+      </w:r>
+      <w:r>
+        <w:t xml:space="preserve">(trace id, method, route, status, duration) via a custom</w:t>
+      </w:r>
+      <w:r>
+        <w:t xml:space="preserve"> </w:t>
+      </w:r>
+      <w:r>
+        <w:rPr>
+          <w:rStyle w:val="VerbatimChar"/>
+        </w:rPr>
+        <w:t xml:space="preserve">JsonLogFormatter</w:t>
+      </w:r>
+      <w:r>
+        <w:t xml:space="preserve"> </w:t>
+      </w:r>
+      <w:r>
+        <w:t xml:space="preserve">— closer to what a real log aggregator (Loki,</w:t>
+      </w:r>
+      <w:r>
+        <w:t xml:space="preserve"> </w:t>
+      </w:r>
+      <w:r>
+        <w:t xml:space="preserve">CloudWatch) would expect than a plain f-string.</w:t>
+      </w:r>
+    </w:p>
+    <w:p>
+      <w:pPr>
+        <w:pStyle w:val="BodyText"/>
+      </w:pPr>
+      <w:r>
+        <w:rPr>
+          <w:b/>
+          <w:bCs/>
+        </w:rPr>
+        <w:t xml:space="preserve">Metrics:</w:t>
+      </w:r>
+      <w:r>
+        <w:t xml:space="preserve"> </w:t>
+      </w:r>
+      <w:r>
+        <w:t xml:space="preserve">namespaced</w:t>
+      </w:r>
+      <w:r>
+        <w:t xml:space="preserve"> </w:t>
+      </w:r>
+      <w:r>
+        <w:rPr>
+          <w:rStyle w:val="VerbatimChar"/>
+        </w:rPr>
+        <w:t xml:space="preserve">heart_risk_*</w:t>
+      </w:r>
+      <w:r>
+        <w:t xml:space="preserve"> </w:t>
+      </w:r>
+      <w:r>
+        <w:t xml:space="preserve">Prometheus metrics (to avoid</w:t>
+      </w:r>
+      <w:r>
+        <w:t xml:space="preserve"> </w:t>
+      </w:r>
+      <w:r>
+        <w:t xml:space="preserve">colliding with other services on a shared Prometheus instance):</w:t>
+      </w:r>
+      <w:r>
+        <w:t xml:space="preserve"> </w:t>
+      </w:r>
+      <w:r>
+        <w:t xml:space="preserve">-</w:t>
+      </w:r>
+      <w:r>
+        <w:t xml:space="preserve"> </w:t>
+      </w:r>
+      <w:r>
+        <w:rPr>
+          <w:rStyle w:val="VerbatimChar"/>
+        </w:rPr>
+        <w:t xml:space="preserve">heart_risk_http_requests_total{route,method,status}</w:t>
+      </w:r>
+      <w:r>
+        <w:t xml:space="preserve"> </w:t>
+      </w:r>
+      <w:r>
+        <w:t xml:space="preserve">-</w:t>
+      </w:r>
+      <w:r>
+        <w:t xml:space="preserve"> </w:t>
+      </w:r>
+      <w:r>
+        <w:rPr>
+          <w:rStyle w:val="VerbatimChar"/>
+        </w:rPr>
+        <w:t xml:space="preserve">heart_risk_predictions_total{risk_label}</w:t>
+      </w:r>
+      <w:r>
+        <w:t xml:space="preserve"> </w:t>
+      </w:r>
+      <w:r>
+        <w:t xml:space="preserve">-</w:t>
+      </w:r>
+      <w:r>
+        <w:t xml:space="preserve"> </w:t>
+      </w:r>
+      <w:r>
+        <w:rPr>
+          <w:rStyle w:val="VerbatimChar"/>
+        </w:rPr>
+        <w:t xml:space="preserve">heart_risk_request_duration_seconds{route}</w:t>
+      </w:r>
+    </w:p>
+    <w:p>
+      <w:pPr>
+        <w:pStyle w:val="BodyText"/>
+      </w:pPr>
+      <w:r>
+        <w:rPr>
+          <w:b/>
+          <w:bCs/>
+        </w:rPr>
+        <w:t xml:space="preserve">Deployed stack:</w:t>
+      </w:r>
+      <w:r>
+        <w:t xml:space="preserve"> </w:t>
+      </w:r>
+      <w:r>
+        <w:t xml:space="preserve">Prometheus and Grafana are templated as part of the</w:t>
+      </w:r>
+      <w:r>
+        <w:t xml:space="preserve"> </w:t>
+      </w:r>
+      <w:r>
+        <w:rPr>
+          <w:b/>
+          <w:bCs/>
+        </w:rPr>
+        <w:t xml:space="preserve">same Helm chart</w:t>
+      </w:r>
+      <w:r>
+        <w:t xml:space="preserve"> </w:t>
+      </w:r>
+      <w:r>
+        <w:t xml:space="preserve">as the API (</w:t>
+      </w:r>
+      <w:r>
+        <w:rPr>
+          <w:rStyle w:val="VerbatimChar"/>
+        </w:rPr>
+        <w:t xml:space="preserve">deploy/helm/heart-risk-api/templates/monitoring/</w:t>
+      </w:r>
+      <w:r>
+        <w:t xml:space="preserve">),</w:t>
+      </w:r>
+      <w:r>
+        <w:t xml:space="preserve"> </w:t>
+      </w:r>
+      <w:r>
+        <w:t xml:space="preserve">so</w:t>
+      </w:r>
+      <w:r>
+        <w:t xml:space="preserve"> </w:t>
+      </w:r>
+      <w:r>
+        <w:rPr>
+          <w:rStyle w:val="VerbatimChar"/>
+        </w:rPr>
+        <w:t xml:space="preserve">helm install</w:t>
+      </w:r>
+      <w:r>
+        <w:t xml:space="preserve"> </w:t>
+      </w:r>
+      <w:r>
+        <w:t xml:space="preserve">brings up the entire observability stack alongside the</w:t>
+      </w:r>
+      <w:r>
+        <w:t xml:space="preserve"> </w:t>
+      </w:r>
+      <w:r>
+        <w:t xml:space="preserve">service — no separate manifests to apply. Grafana auto-provisions:</w:t>
+      </w:r>
+      <w:r>
+        <w:t xml:space="preserve"> </w:t>
+      </w:r>
+      <w:r>
+        <w:t xml:space="preserve">- A Prometheus datasource</w:t>
+      </w:r>
+      <w:r>
+        <w:t xml:space="preserve"> </w:t>
+      </w:r>
+      <w:r>
+        <w:t xml:space="preserve">- A</w:t>
+      </w:r>
+      <w:r>
+        <w:t xml:space="preserve"> </w:t>
+      </w:r>
+      <w:r>
+        <w:rPr>
+          <w:b/>
+          <w:bCs/>
+        </w:rPr>
+        <w:t xml:space="preserve">“Heart Risk API — Service Health”</w:t>
+      </w:r>
+      <w:r>
+        <w:t xml:space="preserve"> </w:t>
+      </w:r>
+      <w:r>
+        <w:t xml:space="preserve">dashboard with four panels</w:t>
+      </w:r>
+      <w:r>
+        <w:t xml:space="preserve"> </w:t>
+      </w:r>
+      <w:r>
+        <w:t xml:space="preserve">deliberately varied in type: a predictions-by-label</w:t>
+      </w:r>
+      <w:r>
+        <w:t xml:space="preserve"> </w:t>
+      </w:r>
+      <w:r>
+        <w:rPr>
+          <w:b/>
+          <w:bCs/>
+        </w:rPr>
+        <w:t xml:space="preserve">time series</w:t>
+      </w:r>
+      <w:r>
+        <w:t xml:space="preserve">, a</w:t>
+      </w:r>
+      <w:r>
+        <w:t xml:space="preserve"> </w:t>
+      </w:r>
+      <w:r>
+        <w:t xml:space="preserve">requests-per-route</w:t>
+      </w:r>
+      <w:r>
+        <w:t xml:space="preserve"> </w:t>
+      </w:r>
+      <w:r>
+        <w:rPr>
+          <w:b/>
+          <w:bCs/>
+        </w:rPr>
+        <w:t xml:space="preserve">pie chart</w:t>
+      </w:r>
+      <w:r>
+        <w:t xml:space="preserve">, an average-vs-p99 latency</w:t>
+      </w:r>
+      <w:r>
+        <w:t xml:space="preserve"> </w:t>
+      </w:r>
+      <w:r>
+        <w:rPr>
+          <w:b/>
+          <w:bCs/>
+        </w:rPr>
+        <w:t xml:space="preserve">time series</w:t>
+      </w:r>
+      <w:r>
+        <w:t xml:space="preserve">, and an error-rate</w:t>
+      </w:r>
+      <w:r>
+        <w:t xml:space="preserve"> </w:t>
+      </w:r>
+      <w:r>
+        <w:rPr>
+          <w:b/>
+          <w:bCs/>
+        </w:rPr>
+        <w:t xml:space="preserve">gauge</w:t>
+      </w:r>
+      <w:r>
+        <w:t xml:space="preserve"> </w:t>
+      </w:r>
+      <w:r>
+        <w:t xml:space="preserve">— not just four line</w:t>
+      </w:r>
+      <w:r>
+        <w:t xml:space="preserve"> </w:t>
+      </w:r>
+      <w:r>
+        <w:t xml:space="preserve">charts of different metrics.</w:t>
+      </w:r>
+    </w:p>
+    <w:p>
+      <w:pPr>
+        <w:pStyle w:val="BodyText"/>
+      </w:pPr>
+      <w:r>
+        <w:t xml:space="preserve">Verified live against real traffic generated through the Ingress:</w:t>
+      </w:r>
+      <w:r>
+        <w:t xml:space="preserve"> </w:t>
+      </w:r>
+      <w:r>
+        <w:t xml:space="preserve">Prometheus reports the</w:t>
+      </w:r>
+      <w:r>
+        <w:t xml:space="preserve"> </w:t>
+      </w:r>
+      <w:r>
+        <w:rPr>
+          <w:rStyle w:val="VerbatimChar"/>
+        </w:rPr>
+        <w:t xml:space="preserve">heart-risk-api</w:t>
+      </w:r>
+      <w:r>
+        <w:t xml:space="preserve"> </w:t>
+      </w:r>
+      <w:r>
+        <w:t xml:space="preserve">target as</w:t>
+      </w:r>
+      <w:r>
+        <w:t xml:space="preserve"> </w:t>
+      </w:r>
+      <w:r>
+        <w:rPr>
+          <w:b/>
+          <w:bCs/>
+        </w:rPr>
+        <w:t xml:space="preserve">UP</w:t>
+      </w:r>
+      <w:r>
+        <w:t xml:space="preserve">, and Grafana’s</w:t>
+      </w:r>
+      <w:r>
+        <w:t xml:space="preserve"> </w:t>
+      </w:r>
+      <w:r>
+        <w:t xml:space="preserve">API confirms both the datasource and dashboard are provisioned.</w:t>
+      </w:r>
+    </w:p>
+    <w:p>
+      <w:pPr>
+        <w:pStyle w:val="CaptionedFigure"/>
+      </w:pPr>
+      <w:r>
+        <w:drawing>
+          <wp:inline>
+            <wp:extent cx="5334000" cy="3464277"/>
+            <wp:effectExtent b="0" l="0" r="0" t="0"/>
+            <wp:docPr descr="Prometheus targets - heart-risk-api UP" title="" id="62" name="Picture"/>
+            <a:graphic>
+              <a:graphicData uri="http://schemas.openxmlformats.org/drawingml/2006/picture">
+                <pic:pic>
+                  <pic:nvPicPr>
+                    <pic:cNvPr descr="../screenshots/prometheus.png" id="63" name="Picture"/>
+                    <pic:cNvPicPr>
+                      <a:picLocks noChangeArrowheads="1" noChangeAspect="1"/>
+                    </pic:cNvPicPr>
+                  </pic:nvPicPr>
+                  <pic:blipFill>
+                    <a:blip r:embed="rId61"/>
+                    <a:stretch>
+                      <a:fillRect/>
+                    </a:stretch>
+                  </pic:blipFill>
+                  <pic:spPr bwMode="auto">
+                    <a:xfrm>
+                      <a:off x="0" y="0"/>
+                      <a:ext cx="5334000" cy="3464277"/>
+                    </a:xfrm>
+                    <a:prstGeom prst="rect">
+                      <a:avLst/>
+                    </a:prstGeom>
+                    <a:noFill/>
+                    <a:ln w="9525">
+                      <a:noFill/>
+                      <a:headEnd/>
+                      <a:tailEnd/>
+                    </a:ln>
+                  </pic:spPr>
+                </pic:pic>
+              </a:graphicData>
+            </a:graphic>
+          </wp:inline>
+        </w:drawing>
+      </w:r>
+    </w:p>
+    <w:p>
+      <w:pPr>
+        <w:pStyle w:val="ImageCaption"/>
+      </w:pPr>
+      <w:r>
+        <w:t xml:space="preserve">Prometheus targets - heart-risk-api UP</w:t>
+      </w:r>
+    </w:p>
+    <w:p>
+      <w:pPr>
+        <w:pStyle w:val="CaptionedFigure"/>
+      </w:pPr>
+      <w:r>
+        <w:drawing>
+          <wp:inline>
+            <wp:extent cx="5334000" cy="3464277"/>
+            <wp:effectExtent b="0" l="0" r="0" t="0"/>
+            <wp:docPr descr="Grafana - Heart Risk API Service Health dashboard with live data" title="" id="65" name="Picture"/>
+            <a:graphic>
+              <a:graphicData uri="http://schemas.openxmlformats.org/drawingml/2006/picture">
+                <pic:pic>
+                  <pic:nvPicPr>
+                    <pic:cNvPr descr="../screenshots/grafana.png" id="66" name="Picture"/>
+                    <pic:cNvPicPr>
+                      <a:picLocks noChangeArrowheads="1" noChangeAspect="1"/>
+                    </pic:cNvPicPr>
+                  </pic:nvPicPr>
+                  <pic:blipFill>
+                    <a:blip r:embed="rId64"/>
+                    <a:stretch>
+                      <a:fillRect/>
+                    </a:stretch>
+                  </pic:blipFill>
+                  <pic:spPr bwMode="auto">
+                    <a:xfrm>
+                      <a:off x="0" y="0"/>
+                      <a:ext cx="5334000" cy="3464277"/>
+                    </a:xfrm>
+                    <a:prstGeom prst="rect">
+                      <a:avLst/>
+                    </a:prstGeom>
+                    <a:noFill/>
+                    <a:ln w="9525">
+                      <a:noFill/>
+                      <a:headEnd/>
+                      <a:tailEnd/>
+                    </a:ln>
+                  </pic:spPr>
+                </pic:pic>
+              </a:graphicData>
+            </a:graphic>
+          </wp:inline>
+        </w:drawing>
+      </w:r>
+    </w:p>
+    <w:p>
+      <w:pPr>
+        <w:pStyle w:val="ImageCaption"/>
+      </w:pPr>
+      <w:r>
+        <w:t xml:space="preserve">Grafana - Heart Risk API Service Health dashboard with live data</w:t>
+      </w:r>
+    </w:p>
+    <w:p>
+      <w:r>
+        <w:pict>
+          <v:rect style="width:0;height:1.5pt" o:hralign="center" o:hrstd="t" o:hr="t"/>
+        </w:pict>
+      </w:r>
+    </w:p>
+    <w:bookmarkEnd w:id="67"/>
+    <w:bookmarkStart w:id="71" w:name="architecture-diagram"/>
+    <w:p>
+      <w:pPr>
+        <w:pStyle w:val="Heading2"/>
+      </w:pPr>
+      <w:r>
+        <w:t xml:space="preserve">11. Architecture Diagram</w:t>
+      </w:r>
+    </w:p>
+    <w:p>
+      <w:pPr>
+        <w:pStyle w:val="CaptionedFigure"/>
+      </w:pPr>
+      <w:r>
+        <w:drawing>
+          <wp:inline>
+            <wp:extent cx="5334000" cy="8371618"/>
+            <wp:effectExtent b="0" l="0" r="0" t="0"/>
+            <wp:docPr descr="Architecture diagram" title="" id="69" name="Picture"/>
+            <a:graphic>
+              <a:graphicData uri="http://schemas.openxmlformats.org/drawingml/2006/picture">
+                <pic:pic>
+                  <pic:nvPicPr>
+                    <pic:cNvPr descr="figures/architecture_diagram.png" id="70" name="Picture"/>
+                    <pic:cNvPicPr>
+                      <a:picLocks noChangeArrowheads="1" noChangeAspect="1"/>
+                    </pic:cNvPicPr>
+                  </pic:nvPicPr>
+                  <pic:blipFill>
+                    <a:blip r:embed="rId68"/>
                     <a:stretch>
                       <a:fillRect/>
                     </a:stretch>
@@ -4300,8 +5084,8 @@
         </w:pict>
       </w:r>
     </w:p>
-    <w:bookmarkEnd w:id="35"/>
-    <w:bookmarkStart w:id="36" w:name="repository-link"/>
+    <w:bookmarkEnd w:id="71"/>
+    <w:bookmarkStart w:id="72" w:name="repository-link"/>
     <w:p>
       <w:pPr>
         <w:pStyle w:val="Heading2"/>
@@ -4318,8 +5102,8 @@
         <w:t xml:space="preserve">https://github.com/shashankp1502/mlops-assignment</w:t>
       </w:r>
     </w:p>
-    <w:bookmarkEnd w:id="36"/>
-    <w:bookmarkStart w:id="37" w:name="a-note-on-originality"/>
+    <w:bookmarkEnd w:id="72"/>
+    <w:bookmarkStart w:id="73" w:name="a-note-on-originality"/>
     <w:p>
       <w:pPr>
         <w:pStyle w:val="Heading2"/>
@@ -4408,8 +5192,8 @@
         <w:t xml:space="preserve">another student’s work.</w:t>
       </w:r>
     </w:p>
-    <w:bookmarkEnd w:id="37"/>
-    <w:bookmarkEnd w:id="38"/>
+    <w:bookmarkEnd w:id="73"/>
+    <w:bookmarkEnd w:id="74"/>
     <w:sectPr>
       <w:footnotePr>
         <w:numRestart w:val="eachSect"/>

--- a/docs/report.docx
+++ b/docs/report.docx
@@ -10,7 +10,7 @@
         <w:t xml:space="preserve">MLOps Assignment 1 Report - Surbhi Arya</w:t>
       </w:r>
     </w:p>
-    <w:bookmarkStart w:id="74" w:name="Xba6b69b5c4941cb17d3d46ba9b8f512a4364fae"/>
+    <w:bookmarkStart w:id="10" w:name="Xba6b69b5c4941cb17d3d46ba9b8f512a4364fae"/>
     <w:p>
       <w:pPr>
         <w:pStyle w:val="Heading1"/>
@@ -108,13 +108,13 @@
         </w:pict>
       </w:r>
     </w:p>
-    <w:bookmarkStart w:id="9" w:name="objective"/>
+    <w:bookmarkStart w:id="9" w:name="overview"/>
     <w:p>
       <w:pPr>
         <w:pStyle w:val="Heading2"/>
       </w:pPr>
       <w:r>
-        <w:t xml:space="preserve">1. Objective</w:t>
+        <w:t xml:space="preserve">Overview</w:t>
       </w:r>
     </w:p>
     <w:p>
@@ -154,19 +154,25 @@
         <w:pStyle w:val="BodyText"/>
       </w:pPr>
       <w:r>
-        <w:t xml:space="preserve">Every stage described here was actually executed during development: the</w:t>
-      </w:r>
-      <w:r>
-        <w:t xml:space="preserve"> </w:t>
-      </w:r>
-      <w:r>
-        <w:t xml:space="preserve">dataset was pulled live from UCI, both models were trained and tracked in</w:t>
-      </w:r>
-      <w:r>
-        <w:t xml:space="preserve"> </w:t>
-      </w:r>
-      <w:r>
-        <w:t xml:space="preserve">MLflow (with the winner registered in the Model Registry), the full</w:t>
+        <w:t xml:space="preserve">Every stage described in this report was actually executed during</w:t>
+      </w:r>
+      <w:r>
+        <w:t xml:space="preserve"> </w:t>
+      </w:r>
+      <w:r>
+        <w:t xml:space="preserve">development: the dataset was pulled live from UCI, both models were</w:t>
+      </w:r>
+      <w:r>
+        <w:t xml:space="preserve"> </w:t>
+      </w:r>
+      <w:r>
+        <w:t xml:space="preserve">trained and tracked in MLflow (with the winner registered in the Model</w:t>
+      </w:r>
+      <w:r>
+        <w:t xml:space="preserve"> </w:t>
+      </w:r>
+      <w:r>
+        <w:t xml:space="preserve">Registry), the full</w:t>
       </w:r>
       <w:r>
         <w:t xml:space="preserve"> </w:t>
@@ -181,19 +187,19 @@
         <w:t xml:space="preserve"> </w:t>
       </w:r>
       <w:r>
-        <w:t xml:space="preserve">suite was run, the Docker image was built and smoke-tested,</w:t>
-      </w:r>
-      <w:r>
-        <w:t xml:space="preserve"> </w:t>
-      </w:r>
-      <w:r>
-        <w:t xml:space="preserve">and the complete stack — API, Ingress, Prometheus, and Grafana — was</w:t>
-      </w:r>
-      <w:r>
-        <w:t xml:space="preserve"> </w:t>
-      </w:r>
-      <w:r>
-        <w:t xml:space="preserve">deployed to a local Minikube cluster with a single</w:t>
+        <w:t xml:space="preserve">suite was run, the Docker image was built</w:t>
+      </w:r>
+      <w:r>
+        <w:t xml:space="preserve"> </w:t>
+      </w:r>
+      <w:r>
+        <w:t xml:space="preserve">and smoke-tested, and the complete stack — API, Ingress, Prometheus, and</w:t>
+      </w:r>
+      <w:r>
+        <w:t xml:space="preserve"> </w:t>
+      </w:r>
+      <w:r>
+        <w:t xml:space="preserve">Grafana — was deployed to a local Minikube cluster with a single</w:t>
       </w:r>
       <w:r>
         <w:t xml:space="preserve"> </w:t>
@@ -208,13 +214,13 @@
         <w:t xml:space="preserve"> </w:t>
       </w:r>
       <w:r>
-        <w:t xml:space="preserve">and</w:t>
-      </w:r>
-      <w:r>
-        <w:t xml:space="preserve"> </w:t>
-      </w:r>
-      <w:r>
-        <w:t xml:space="preserve">verified against real traffic. Screenshots for each stage are in</w:t>
+        <w:t xml:space="preserve">and verified against real traffic. Screenshots for each</w:t>
+      </w:r>
+      <w:r>
+        <w:t xml:space="preserve"> </w:t>
+      </w:r>
+      <w:r>
+        <w:t xml:space="preserve">stage are in</w:t>
       </w:r>
       <w:r>
         <w:t xml:space="preserve"> </w:t>
@@ -230,392 +236,11 @@
       </w:r>
     </w:p>
     <w:p>
-      <w:r>
-        <w:pict>
-          <v:rect style="width:0;height:1.5pt" o:hralign="center" o:hrstd="t" o:hr="t"/>
-        </w:pict>
-      </w:r>
-    </w:p>
-    <w:bookmarkEnd w:id="9"/>
-    <w:bookmarkStart w:id="10" w:name="setup-install-instructions"/>
-    <w:p>
-      <w:pPr>
-        <w:pStyle w:val="Heading2"/>
-      </w:pPr>
-      <w:r>
-        <w:t xml:space="preserve">2. Setup / Install Instructions</w:t>
-      </w:r>
-    </w:p>
-    <w:p>
-      <w:pPr>
-        <w:pStyle w:val="SourceCode"/>
-      </w:pPr>
-      <w:r>
-        <w:rPr>
-          <w:rStyle w:val="FunctionTok"/>
-        </w:rPr>
-        <w:t xml:space="preserve">git</w:t>
-      </w:r>
-      <w:r>
-        <w:rPr>
-          <w:rStyle w:val="NormalTok"/>
-        </w:rPr>
-        <w:t xml:space="preserve"> clone https://github.com/shashankp1502/mlops-assignment.git</w:t>
-      </w:r>
-      <w:r>
-        <w:br/>
-      </w:r>
-      <w:r>
-        <w:rPr>
-          <w:rStyle w:val="BuiltInTok"/>
-        </w:rPr>
-        <w:t xml:space="preserve">cd</w:t>
-      </w:r>
-      <w:r>
-        <w:rPr>
-          <w:rStyle w:val="NormalTok"/>
-        </w:rPr>
-        <w:t xml:space="preserve"> mlops-assignment</w:t>
-      </w:r>
-      <w:r>
-        <w:br/>
-      </w:r>
-      <w:r>
-        <w:br/>
-      </w:r>
-      <w:r>
-        <w:rPr>
-          <w:rStyle w:val="ExtensionTok"/>
-        </w:rPr>
-        <w:t xml:space="preserve">python3.12</w:t>
-      </w:r>
-      <w:r>
-        <w:rPr>
-          <w:rStyle w:val="NormalTok"/>
-        </w:rPr>
-        <w:t xml:space="preserve"> </w:t>
-      </w:r>
-      <w:r>
-        <w:rPr>
-          <w:rStyle w:val="AttributeTok"/>
-        </w:rPr>
-        <w:t xml:space="preserve">-m</w:t>
-      </w:r>
-      <w:r>
-        <w:rPr>
-          <w:rStyle w:val="NormalTok"/>
-        </w:rPr>
-        <w:t xml:space="preserve"> venv .venv</w:t>
-      </w:r>
-      <w:r>
-        <w:br/>
-      </w:r>
-      <w:r>
-        <w:rPr>
-          <w:rStyle w:val="BuiltInTok"/>
-        </w:rPr>
-        <w:t xml:space="preserve">source</w:t>
-      </w:r>
-      <w:r>
-        <w:rPr>
-          <w:rStyle w:val="NormalTok"/>
-        </w:rPr>
-        <w:t xml:space="preserve"> .venv/bin/activate</w:t>
-      </w:r>
-      <w:r>
-        <w:br/>
-      </w:r>
-      <w:r>
-        <w:rPr>
-          <w:rStyle w:val="FunctionTok"/>
-        </w:rPr>
-        <w:t xml:space="preserve">make</w:t>
-      </w:r>
-      <w:r>
-        <w:rPr>
-          <w:rStyle w:val="NormalTok"/>
-        </w:rPr>
-        <w:t xml:space="preserve"> install</w:t>
-      </w:r>
-      <w:r>
-        <w:br/>
-      </w:r>
-      <w:r>
-        <w:br/>
-      </w:r>
-      <w:r>
-        <w:rPr>
-          <w:rStyle w:val="FunctionTok"/>
-        </w:rPr>
-        <w:t xml:space="preserve">make</w:t>
-      </w:r>
-      <w:r>
-        <w:rPr>
-          <w:rStyle w:val="NormalTok"/>
-        </w:rPr>
-        <w:t xml:space="preserve"> ingest     </w:t>
-      </w:r>
-      <w:r>
-        <w:rPr>
-          <w:rStyle w:val="CommentTok"/>
-        </w:rPr>
-        <w:t xml:space="preserve"># fetches data/raw/heart_disease.csv from UCI</w:t>
-      </w:r>
-      <w:r>
-        <w:br/>
-      </w:r>
-      <w:r>
-        <w:rPr>
-          <w:rStyle w:val="FunctionTok"/>
-        </w:rPr>
-        <w:t xml:space="preserve">make</w:t>
-      </w:r>
-      <w:r>
-        <w:rPr>
-          <w:rStyle w:val="NormalTok"/>
-        </w:rPr>
-        <w:t xml:space="preserve"> train      </w:t>
-      </w:r>
-      <w:r>
-        <w:rPr>
-          <w:rStyle w:val="CommentTok"/>
-        </w:rPr>
-        <w:t xml:space="preserve"># trains + tracks in MLflow, saves artifacts/model/</w:t>
-      </w:r>
-      <w:r>
-        <w:br/>
-      </w:r>
-      <w:r>
-        <w:rPr>
-          <w:rStyle w:val="FunctionTok"/>
-        </w:rPr>
-        <w:t xml:space="preserve">make</w:t>
-      </w:r>
-      <w:r>
-        <w:rPr>
-          <w:rStyle w:val="NormalTok"/>
-        </w:rPr>
-        <w:t xml:space="preserve"> test       </w:t>
-      </w:r>
-      <w:r>
-        <w:rPr>
-          <w:rStyle w:val="CommentTok"/>
-        </w:rPr>
-        <w:t xml:space="preserve"># 41 unittest cases, ~4s</w:t>
-      </w:r>
-      <w:r>
-        <w:br/>
-      </w:r>
-      <w:r>
-        <w:rPr>
-          <w:rStyle w:val="FunctionTok"/>
-        </w:rPr>
-        <w:t xml:space="preserve">make</w:t>
-      </w:r>
-      <w:r>
-        <w:rPr>
-          <w:rStyle w:val="NormalTok"/>
-        </w:rPr>
-        <w:t xml:space="preserve"> serve      </w:t>
-      </w:r>
-      <w:r>
-        <w:rPr>
-          <w:rStyle w:val="CommentTok"/>
-        </w:rPr>
-        <w:t xml:space="preserve"># API on http://localhost:8080</w:t>
-      </w:r>
-    </w:p>
-    <w:p>
-      <w:pPr>
-        <w:pStyle w:val="FirstParagraph"/>
-      </w:pPr>
-      <w:r>
-        <w:t xml:space="preserve">Docker and Kubernetes/Helm instructions are in</w:t>
-      </w:r>
-      <w:r>
-        <w:t xml:space="preserve"> </w:t>
-      </w:r>
-      <w:r>
-        <w:rPr>
-          <w:rStyle w:val="VerbatimChar"/>
-        </w:rPr>
-        <w:t xml:space="preserve">README.md</w:t>
-      </w:r>
-      <w:r>
-        <w:t xml:space="preserve">.</w:t>
-      </w:r>
-    </w:p>
-    <w:p>
-      <w:r>
-        <w:pict>
-          <v:rect style="width:0;height:1.5pt" o:hralign="center" o:hrstd="t" o:hr="t"/>
-        </w:pict>
-      </w:r>
-    </w:p>
-    <w:bookmarkEnd w:id="10"/>
-    <w:bookmarkStart w:id="23" w:name="dataset-eda"/>
-    <w:p>
-      <w:pPr>
-        <w:pStyle w:val="Heading2"/>
-      </w:pPr>
-      <w:r>
-        <w:t xml:space="preserve">3. Dataset &amp; EDA</w:t>
-      </w:r>
-    </w:p>
-    <w:p>
-      <w:pPr>
-        <w:pStyle w:val="FirstParagraph"/>
-      </w:pPr>
-      <w:r>
-        <w:rPr>
-          <w:b/>
-          <w:bCs/>
-        </w:rPr>
-        <w:t xml:space="preserve">Dataset:</w:t>
-      </w:r>
-      <w:r>
-        <w:t xml:space="preserve"> </w:t>
-      </w:r>
-      <w:r>
-        <w:t xml:space="preserve">UCI Cleveland Heart Disease dataset — 303 patients, 13</w:t>
-      </w:r>
-      <w:r>
-        <w:t xml:space="preserve"> </w:t>
-      </w:r>
-      <w:r>
-        <w:t xml:space="preserve">features, binary target (collapsed from the original 0-4 severity score).</w:t>
-      </w:r>
-      <w:r>
-        <w:t xml:space="preserve"> </w:t>
-      </w:r>
-      <w:r>
-        <w:t xml:space="preserve">Fetched via</w:t>
-      </w:r>
-      <w:r>
-        <w:t xml:space="preserve"> </w:t>
-      </w:r>
-      <w:r>
-        <w:rPr>
-          <w:rStyle w:val="VerbatimChar"/>
-        </w:rPr>
-        <w:t xml:space="preserve">heart_risk.ingestion.ClevelandHeartDiseaseIngestor</w:t>
-      </w:r>
-      <w:r>
-        <w:t xml:space="preserve">, a small</w:t>
-      </w:r>
-      <w:r>
-        <w:t xml:space="preserve"> </w:t>
-      </w:r>
-      <w:r>
-        <w:t xml:space="preserve">dataclass rather than a loose script, so the source URL / output path are</w:t>
-      </w:r>
-      <w:r>
-        <w:t xml:space="preserve"> </w:t>
-      </w:r>
-      <w:r>
-        <w:t xml:space="preserve">grouped as configuration. Not committed to git — re-fetched on demand in</w:t>
-      </w:r>
-      <w:r>
-        <w:t xml:space="preserve"> </w:t>
-      </w:r>
-      <w:r>
-        <w:t xml:space="preserve">~2 seconds.</w:t>
-      </w:r>
-    </w:p>
-    <w:p>
       <w:pPr>
         <w:pStyle w:val="BodyText"/>
       </w:pPr>
       <w:r>
-        <w:rPr>
-          <w:b/>
-          <w:bCs/>
-        </w:rPr>
-        <w:t xml:space="preserve">Missing data:</w:t>
-      </w:r>
-      <w:r>
-        <w:t xml:space="preserve"> </w:t>
-      </w:r>
-      <w:r>
-        <w:t xml:space="preserve">6 of 303 rows (2%) have gaps, confined to</w:t>
-      </w:r>
-      <w:r>
-        <w:t xml:space="preserve"> </w:t>
-      </w:r>
-      <w:r>
-        <w:rPr>
-          <w:rStyle w:val="VerbatimChar"/>
-        </w:rPr>
-        <w:t xml:space="preserve">ca</w:t>
-      </w:r>
-      <w:r>
-        <w:t xml:space="preserve"> </w:t>
-      </w:r>
-      <w:r>
-        <w:t xml:space="preserve">and</w:t>
-      </w:r>
-      <w:r>
-        <w:t xml:space="preserve"> </w:t>
-      </w:r>
-      <w:r>
-        <w:rPr>
-          <w:rStyle w:val="VerbatimChar"/>
-        </w:rPr>
-        <w:t xml:space="preserve">thal</w:t>
-      </w:r>
-      <w:r>
-        <w:t xml:space="preserve">. Handled with</w:t>
-      </w:r>
-      <w:r>
-        <w:t xml:space="preserve"> </w:t>
-      </w:r>
-      <w:r>
-        <w:rPr>
-          <w:rStyle w:val="VerbatimChar"/>
-        </w:rPr>
-        <w:t xml:space="preserve">KNNImputer</w:t>
-      </w:r>
-      <w:r>
-        <w:t xml:space="preserve"> </w:t>
-      </w:r>
-      <w:r>
-        <w:t xml:space="preserve">for continuous columns (see Section 4)</w:t>
-      </w:r>
-      <w:r>
-        <w:t xml:space="preserve"> </w:t>
-      </w:r>
-      <w:r>
-        <w:t xml:space="preserve">rather than dropping rows.</w:t>
-      </w:r>
-    </w:p>
-    <w:p>
-      <w:pPr>
-        <w:pStyle w:val="BodyText"/>
-      </w:pPr>
-      <w:r>
-        <w:rPr>
-          <w:b/>
-          <w:bCs/>
-        </w:rPr>
-        <w:t xml:space="preserve">Key EDA findings</w:t>
-      </w:r>
-      <w:r>
-        <w:t xml:space="preserve"> </w:t>
-      </w:r>
-      <w:r>
-        <w:t xml:space="preserve">(full notebook:</w:t>
-      </w:r>
-      <w:r>
-        <w:t xml:space="preserve"> </w:t>
-      </w:r>
-      <w:r>
-        <w:rPr>
-          <w:rStyle w:val="VerbatimChar"/>
-        </w:rPr>
-        <w:t xml:space="preserve">notebooks/exploratory_analysis.ipynb</w:t>
-      </w:r>
-      <w:r>
-        <w:t xml:space="preserve">):</w:t>
+        <w:t xml:space="preserve">This report is organized into three parts followed by an appendix:</w:t>
       </w:r>
     </w:p>
     <w:p>
@@ -631,19 +256,13 @@
           <w:b/>
           <w:bCs/>
         </w:rPr>
-        <w:t xml:space="preserve">Class balance:</w:t>
-      </w:r>
-      <w:r>
-        <w:t xml:space="preserve"> </w:t>
-      </w:r>
-      <w:r>
-        <w:t xml:space="preserve">46% positive / 54% negative — mild imbalance,</w:t>
-      </w:r>
-      <w:r>
-        <w:t xml:space="preserve"> </w:t>
-      </w:r>
-      <w:r>
-        <w:t xml:space="preserve">handled with stratified splitting throughout rather than resampling.</w:t>
+        <w:t xml:space="preserve">Part I — Problem &amp; Data:</w:t>
+      </w:r>
+      <w:r>
+        <w:t xml:space="preserve"> </w:t>
+      </w:r>
+      <w:r>
+        <w:t xml:space="preserve">the dataset and what the EDA revealed</w:t>
       </w:r>
     </w:p>
     <w:p>
@@ -656,46 +275,16 @@
       </w:pPr>
       <w:r>
         <w:rPr>
-          <w:rStyle w:val="VerbatimChar"/>
           <w:b/>
           <w:bCs/>
         </w:rPr>
-        <w:t xml:space="preserve">thalach</w:t>
-      </w:r>
-      <w:r>
-        <w:t xml:space="preserve"> </w:t>
-      </w:r>
-      <w:r>
-        <w:t xml:space="preserve">(max heart rate) shifts lower and</w:t>
-      </w:r>
-      <w:r>
-        <w:t xml:space="preserve"> </w:t>
-      </w:r>
-      <w:r>
-        <w:rPr>
-          <w:rStyle w:val="VerbatimChar"/>
-          <w:b/>
-          <w:bCs/>
-        </w:rPr>
-        <w:t xml:space="preserve">oldpeak</w:t>
-      </w:r>
-      <w:r>
-        <w:t xml:space="preserve"> </w:t>
-      </w:r>
-      <w:r>
-        <w:t xml:space="preserve">(ST</w:t>
-      </w:r>
-      <w:r>
-        <w:t xml:space="preserve"> </w:t>
-      </w:r>
-      <w:r>
-        <w:t xml:space="preserve">depression) shifts higher in the disease group — both visible clearly</w:t>
-      </w:r>
-      <w:r>
-        <w:t xml:space="preserve"> </w:t>
-      </w:r>
-      <w:r>
-        <w:t xml:space="preserve">in the KDE overlays.</w:t>
+        <w:t xml:space="preserve">Part II — Modelling:</w:t>
+      </w:r>
+      <w:r>
+        <w:t xml:space="preserve"> </w:t>
+      </w:r>
+      <w:r>
+        <w:t xml:space="preserve">feature engineering, model training/results, and experiment tracking</w:t>
       </w:r>
     </w:p>
     <w:p>
@@ -708,40 +297,16 @@
       </w:pPr>
       <w:r>
         <w:rPr>
-          <w:rStyle w:val="VerbatimChar"/>
           <w:b/>
           <w:bCs/>
         </w:rPr>
-        <w:t xml:space="preserve">thal</w:t>
-      </w:r>
-      <w:r>
-        <w:t xml:space="preserve"> </w:t>
-      </w:r>
-      <w:r>
-        <w:t xml:space="preserve">and</w:t>
-      </w:r>
-      <w:r>
-        <w:t xml:space="preserve"> </w:t>
-      </w:r>
-      <w:r>
-        <w:rPr>
-          <w:rStyle w:val="VerbatimChar"/>
-          <w:b/>
-          <w:bCs/>
-        </w:rPr>
-        <w:t xml:space="preserve">cp</w:t>
-      </w:r>
-      <w:r>
-        <w:t xml:space="preserve"> </w:t>
-      </w:r>
-      <w:r>
-        <w:t xml:space="preserve">show the strongest categorical separation —</w:t>
-      </w:r>
-      <w:r>
-        <w:t xml:space="preserve"> </w:t>
-      </w:r>
-      <w:r>
-        <w:t xml:space="preserve">certain codes are almost entirely one class.</w:t>
+        <w:t xml:space="preserve">Part III — Engineering &amp; Operations:</w:t>
+      </w:r>
+      <w:r>
+        <w:t xml:space="preserve"> </w:t>
+      </w:r>
+      <w:r>
+        <w:t xml:space="preserve">testing, CI/CD, containerization, deployment, and monitoring</w:t>
       </w:r>
     </w:p>
     <w:p>
@@ -757,6 +322,367 @@
           <w:b/>
           <w:bCs/>
         </w:rPr>
+        <w:t xml:space="preserve">Appendix:</w:t>
+      </w:r>
+      <w:r>
+        <w:t xml:space="preserve"> </w:t>
+      </w:r>
+      <w:r>
+        <w:t xml:space="preserve">setup instructions, architecture diagram, repository link</w:t>
+      </w:r>
+    </w:p>
+    <w:p>
+      <w:r>
+        <w:pict>
+          <v:rect style="width:0;height:1.5pt" o:hralign="center" o:hrstd="t" o:hr="t"/>
+        </w:pict>
+      </w:r>
+    </w:p>
+    <w:bookmarkEnd w:id="9"/>
+    <w:bookmarkEnd w:id="10"/>
+    <w:bookmarkStart w:id="25" w:name="part-i-problem-data"/>
+    <w:p>
+      <w:pPr>
+        <w:pStyle w:val="Heading1"/>
+      </w:pPr>
+      <w:r>
+        <w:t xml:space="preserve">Part I — Problem &amp; Data</w:t>
+      </w:r>
+    </w:p>
+    <w:bookmarkStart w:id="11" w:name="objective"/>
+    <w:p>
+      <w:pPr>
+        <w:pStyle w:val="Heading2"/>
+      </w:pPr>
+      <w:r>
+        <w:t xml:space="preserve">1. Objective</w:t>
+      </w:r>
+    </w:p>
+    <w:p>
+      <w:pPr>
+        <w:pStyle w:val="FirstParagraph"/>
+      </w:pPr>
+      <w:r>
+        <w:t xml:space="preserve">Build a classifier that predicts heart disease risk from patient vitals,</w:t>
+      </w:r>
+      <w:r>
+        <w:t xml:space="preserve"> </w:t>
+      </w:r>
+      <w:r>
+        <w:t xml:space="preserve">packaged and operated the way a small production service actually would</w:t>
+      </w:r>
+      <w:r>
+        <w:t xml:space="preserve"> </w:t>
+      </w:r>
+      <w:r>
+        <w:t xml:space="preserve">be — not just a notebook that produces a number.</w:t>
+      </w:r>
+    </w:p>
+    <w:bookmarkEnd w:id="11"/>
+    <w:bookmarkStart w:id="24" w:name="dataset-eda"/>
+    <w:p>
+      <w:pPr>
+        <w:pStyle w:val="Heading2"/>
+      </w:pPr>
+      <w:r>
+        <w:t xml:space="preserve">2. Dataset &amp; EDA</w:t>
+      </w:r>
+    </w:p>
+    <w:p>
+      <w:pPr>
+        <w:pStyle w:val="FirstParagraph"/>
+      </w:pPr>
+      <w:r>
+        <w:rPr>
+          <w:b/>
+          <w:bCs/>
+        </w:rPr>
+        <w:t xml:space="preserve">Dataset:</w:t>
+      </w:r>
+      <w:r>
+        <w:t xml:space="preserve"> </w:t>
+      </w:r>
+      <w:r>
+        <w:t xml:space="preserve">UCI Cleveland Heart Disease dataset — 303 patients, 13</w:t>
+      </w:r>
+      <w:r>
+        <w:t xml:space="preserve"> </w:t>
+      </w:r>
+      <w:r>
+        <w:t xml:space="preserve">features, binary target (collapsed from the original 0-4 severity score).</w:t>
+      </w:r>
+      <w:r>
+        <w:t xml:space="preserve"> </w:t>
+      </w:r>
+      <w:r>
+        <w:t xml:space="preserve">Fetched via</w:t>
+      </w:r>
+      <w:r>
+        <w:t xml:space="preserve"> </w:t>
+      </w:r>
+      <w:r>
+        <w:rPr>
+          <w:rStyle w:val="VerbatimChar"/>
+        </w:rPr>
+        <w:t xml:space="preserve">heart_risk.ingestion.ClevelandHeartDiseaseIngestor</w:t>
+      </w:r>
+      <w:r>
+        <w:t xml:space="preserve">, a small</w:t>
+      </w:r>
+      <w:r>
+        <w:t xml:space="preserve"> </w:t>
+      </w:r>
+      <w:r>
+        <w:t xml:space="preserve">dataclass rather than a loose script, so the source URL / output path are</w:t>
+      </w:r>
+      <w:r>
+        <w:t xml:space="preserve"> </w:t>
+      </w:r>
+      <w:r>
+        <w:t xml:space="preserve">grouped as configuration. Not committed to git — re-fetched on demand in</w:t>
+      </w:r>
+      <w:r>
+        <w:t xml:space="preserve"> </w:t>
+      </w:r>
+      <w:r>
+        <w:t xml:space="preserve">~2 seconds.</w:t>
+      </w:r>
+    </w:p>
+    <w:p>
+      <w:pPr>
+        <w:pStyle w:val="BodyText"/>
+      </w:pPr>
+      <w:r>
+        <w:rPr>
+          <w:b/>
+          <w:bCs/>
+        </w:rPr>
+        <w:t xml:space="preserve">Missing data:</w:t>
+      </w:r>
+      <w:r>
+        <w:t xml:space="preserve"> </w:t>
+      </w:r>
+      <w:r>
+        <w:t xml:space="preserve">6 of 303 rows (2%) have gaps, confined to</w:t>
+      </w:r>
+      <w:r>
+        <w:t xml:space="preserve"> </w:t>
+      </w:r>
+      <w:r>
+        <w:rPr>
+          <w:rStyle w:val="VerbatimChar"/>
+        </w:rPr>
+        <w:t xml:space="preserve">ca</w:t>
+      </w:r>
+      <w:r>
+        <w:t xml:space="preserve"> </w:t>
+      </w:r>
+      <w:r>
+        <w:t xml:space="preserve">and</w:t>
+      </w:r>
+      <w:r>
+        <w:t xml:space="preserve"> </w:t>
+      </w:r>
+      <w:r>
+        <w:rPr>
+          <w:rStyle w:val="VerbatimChar"/>
+        </w:rPr>
+        <w:t xml:space="preserve">thal</w:t>
+      </w:r>
+      <w:r>
+        <w:t xml:space="preserve">. Handled with</w:t>
+      </w:r>
+      <w:r>
+        <w:t xml:space="preserve"> </w:t>
+      </w:r>
+      <w:r>
+        <w:rPr>
+          <w:rStyle w:val="VerbatimChar"/>
+        </w:rPr>
+        <w:t xml:space="preserve">KNNImputer</w:t>
+      </w:r>
+      <w:r>
+        <w:t xml:space="preserve"> </w:t>
+      </w:r>
+      <w:r>
+        <w:t xml:space="preserve">for continuous columns (see Part II)</w:t>
+      </w:r>
+      <w:r>
+        <w:t xml:space="preserve"> </w:t>
+      </w:r>
+      <w:r>
+        <w:t xml:space="preserve">rather than dropping rows.</w:t>
+      </w:r>
+    </w:p>
+    <w:p>
+      <w:pPr>
+        <w:pStyle w:val="BodyText"/>
+      </w:pPr>
+      <w:r>
+        <w:rPr>
+          <w:b/>
+          <w:bCs/>
+        </w:rPr>
+        <w:t xml:space="preserve">Key EDA findings</w:t>
+      </w:r>
+      <w:r>
+        <w:t xml:space="preserve"> </w:t>
+      </w:r>
+      <w:r>
+        <w:t xml:space="preserve">(full notebook:</w:t>
+      </w:r>
+      <w:r>
+        <w:t xml:space="preserve"> </w:t>
+      </w:r>
+      <w:r>
+        <w:rPr>
+          <w:rStyle w:val="VerbatimChar"/>
+        </w:rPr>
+        <w:t xml:space="preserve">notebooks/exploratory_analysis.ipynb</w:t>
+      </w:r>
+      <w:r>
+        <w:t xml:space="preserve">):</w:t>
+      </w:r>
+    </w:p>
+    <w:p>
+      <w:pPr>
+        <w:pStyle w:val="Compact"/>
+        <w:numPr>
+          <w:ilvl w:val="0"/>
+          <w:numId w:val="1002"/>
+        </w:numPr>
+      </w:pPr>
+      <w:r>
+        <w:rPr>
+          <w:b/>
+          <w:bCs/>
+        </w:rPr>
+        <w:t xml:space="preserve">Class balance:</w:t>
+      </w:r>
+      <w:r>
+        <w:t xml:space="preserve"> </w:t>
+      </w:r>
+      <w:r>
+        <w:t xml:space="preserve">46% positive / 54% negative — mild imbalance,</w:t>
+      </w:r>
+      <w:r>
+        <w:t xml:space="preserve"> </w:t>
+      </w:r>
+      <w:r>
+        <w:t xml:space="preserve">handled with stratified splitting throughout rather than resampling.</w:t>
+      </w:r>
+    </w:p>
+    <w:p>
+      <w:pPr>
+        <w:pStyle w:val="Compact"/>
+        <w:numPr>
+          <w:ilvl w:val="0"/>
+          <w:numId w:val="1002"/>
+        </w:numPr>
+      </w:pPr>
+      <w:r>
+        <w:rPr>
+          <w:rStyle w:val="VerbatimChar"/>
+          <w:b/>
+          <w:bCs/>
+        </w:rPr>
+        <w:t xml:space="preserve">thalach</w:t>
+      </w:r>
+      <w:r>
+        <w:t xml:space="preserve"> </w:t>
+      </w:r>
+      <w:r>
+        <w:t xml:space="preserve">(max heart rate) shifts lower and</w:t>
+      </w:r>
+      <w:r>
+        <w:t xml:space="preserve"> </w:t>
+      </w:r>
+      <w:r>
+        <w:rPr>
+          <w:rStyle w:val="VerbatimChar"/>
+          <w:b/>
+          <w:bCs/>
+        </w:rPr>
+        <w:t xml:space="preserve">oldpeak</w:t>
+      </w:r>
+      <w:r>
+        <w:t xml:space="preserve"> </w:t>
+      </w:r>
+      <w:r>
+        <w:t xml:space="preserve">(ST</w:t>
+      </w:r>
+      <w:r>
+        <w:t xml:space="preserve"> </w:t>
+      </w:r>
+      <w:r>
+        <w:t xml:space="preserve">depression) shifts higher in the disease group — both visible clearly</w:t>
+      </w:r>
+      <w:r>
+        <w:t xml:space="preserve"> </w:t>
+      </w:r>
+      <w:r>
+        <w:t xml:space="preserve">in the KDE overlays.</w:t>
+      </w:r>
+    </w:p>
+    <w:p>
+      <w:pPr>
+        <w:pStyle w:val="Compact"/>
+        <w:numPr>
+          <w:ilvl w:val="0"/>
+          <w:numId w:val="1002"/>
+        </w:numPr>
+      </w:pPr>
+      <w:r>
+        <w:rPr>
+          <w:rStyle w:val="VerbatimChar"/>
+          <w:b/>
+          <w:bCs/>
+        </w:rPr>
+        <w:t xml:space="preserve">thal</w:t>
+      </w:r>
+      <w:r>
+        <w:t xml:space="preserve"> </w:t>
+      </w:r>
+      <w:r>
+        <w:t xml:space="preserve">and</w:t>
+      </w:r>
+      <w:r>
+        <w:t xml:space="preserve"> </w:t>
+      </w:r>
+      <w:r>
+        <w:rPr>
+          <w:rStyle w:val="VerbatimChar"/>
+          <w:b/>
+          <w:bCs/>
+        </w:rPr>
+        <w:t xml:space="preserve">cp</w:t>
+      </w:r>
+      <w:r>
+        <w:t xml:space="preserve"> </w:t>
+      </w:r>
+      <w:r>
+        <w:t xml:space="preserve">show the strongest categorical separation —</w:t>
+      </w:r>
+      <w:r>
+        <w:t xml:space="preserve"> </w:t>
+      </w:r>
+      <w:r>
+        <w:t xml:space="preserve">certain codes are almost entirely one class.</w:t>
+      </w:r>
+    </w:p>
+    <w:p>
+      <w:pPr>
+        <w:pStyle w:val="Compact"/>
+        <w:numPr>
+          <w:ilvl w:val="0"/>
+          <w:numId w:val="1002"/>
+        </w:numPr>
+      </w:pPr>
+      <w:r>
+        <w:rPr>
+          <w:b/>
+          <w:bCs/>
+        </w:rPr>
         <w:t xml:space="preserve">No problematic collinearity</w:t>
       </w:r>
       <w:r>
@@ -781,18 +707,18 @@
           <wp:inline>
             <wp:extent cx="4572000" cy="3657600"/>
             <wp:effectExtent b="0" l="0" r="0" t="0"/>
-            <wp:docPr descr="Target distribution" title="" id="12" name="Picture"/>
+            <wp:docPr descr="Target distribution" title="" id="13" name="Picture"/>
             <a:graphic>
               <a:graphicData uri="http://schemas.openxmlformats.org/drawingml/2006/picture">
                 <pic:pic>
                   <pic:nvPicPr>
-                    <pic:cNvPr descr="figures/target_distribution.png" id="13" name="Picture"/>
+                    <pic:cNvPr descr="figures/target_distribution.png" id="14" name="Picture"/>
                     <pic:cNvPicPr>
                       <a:picLocks noChangeArrowheads="1" noChangeAspect="1"/>
                     </pic:cNvPicPr>
                   </pic:nvPicPr>
                   <pic:blipFill>
-                    <a:blip r:embed="rId11"/>
+                    <a:blip r:embed="rId12"/>
                     <a:stretch>
                       <a:fillRect/>
                     </a:stretch>
@@ -836,18 +762,18 @@
           <wp:inline>
             <wp:extent cx="5334000" cy="2844800"/>
             <wp:effectExtent b="0" l="0" r="0" t="0"/>
-            <wp:docPr descr="Continuous features by target (KDE)" title="" id="15" name="Picture"/>
+            <wp:docPr descr="Continuous features by target (KDE)" title="" id="16" name="Picture"/>
             <a:graphic>
               <a:graphicData uri="http://schemas.openxmlformats.org/drawingml/2006/picture">
                 <pic:pic>
                   <pic:nvPicPr>
-                    <pic:cNvPr descr="figures/continuous_kde_by_target.png" id="16" name="Picture"/>
+                    <pic:cNvPr descr="figures/continuous_kde_by_target.png" id="17" name="Picture"/>
                     <pic:cNvPicPr>
                       <a:picLocks noChangeArrowheads="1" noChangeAspect="1"/>
                     </pic:cNvPicPr>
                   </pic:nvPicPr>
                   <pic:blipFill>
-                    <a:blip r:embed="rId14"/>
+                    <a:blip r:embed="rId15"/>
                     <a:stretch>
                       <a:fillRect/>
                     </a:stretch>
@@ -891,18 +817,18 @@
           <wp:inline>
             <wp:extent cx="5334000" cy="2997106"/>
             <wp:effectExtent b="0" l="0" r="0" t="0"/>
-            <wp:docPr descr="Categorical feature proportions by target" title="" id="18" name="Picture"/>
+            <wp:docPr descr="Categorical feature proportions by target" title="" id="19" name="Picture"/>
             <a:graphic>
               <a:graphicData uri="http://schemas.openxmlformats.org/drawingml/2006/picture">
                 <pic:pic>
                   <pic:nvPicPr>
-                    <pic:cNvPr descr="figures/categorical_proportions_by_target.png" id="19" name="Picture"/>
+                    <pic:cNvPr descr="figures/categorical_proportions_by_target.png" id="20" name="Picture"/>
                     <pic:cNvPicPr>
                       <a:picLocks noChangeArrowheads="1" noChangeAspect="1"/>
                     </pic:cNvPicPr>
                   </pic:nvPicPr>
                   <pic:blipFill>
-                    <a:blip r:embed="rId17"/>
+                    <a:blip r:embed="rId18"/>
                     <a:stretch>
                       <a:fillRect/>
                     </a:stretch>
@@ -946,18 +872,18 @@
           <wp:inline>
             <wp:extent cx="5334000" cy="4267200"/>
             <wp:effectExtent b="0" l="0" r="0" t="0"/>
-            <wp:docPr descr="Correlation matrix" title="" id="21" name="Picture"/>
+            <wp:docPr descr="Correlation matrix" title="" id="22" name="Picture"/>
             <a:graphic>
               <a:graphicData uri="http://schemas.openxmlformats.org/drawingml/2006/picture">
                 <pic:pic>
                   <pic:nvPicPr>
-                    <pic:cNvPr descr="figures/correlation_matrix.png" id="22" name="Picture"/>
+                    <pic:cNvPr descr="figures/correlation_matrix.png" id="23" name="Picture"/>
                     <pic:cNvPicPr>
                       <a:picLocks noChangeArrowheads="1" noChangeAspect="1"/>
                     </pic:cNvPicPr>
                   </pic:nvPicPr>
                   <pic:blipFill>
-                    <a:blip r:embed="rId20"/>
+                    <a:blip r:embed="rId21"/>
                     <a:stretch>
                       <a:fillRect/>
                     </a:stretch>
@@ -999,14 +925,24 @@
         </w:pict>
       </w:r>
     </w:p>
-    <w:bookmarkEnd w:id="23"/>
-    <w:bookmarkStart w:id="43" w:name="feature-engineering-modelling-choices"/>
+    <w:bookmarkEnd w:id="24"/>
+    <w:bookmarkEnd w:id="25"/>
+    <w:bookmarkStart w:id="55" w:name="part-ii-modelling"/>
+    <w:p>
+      <w:pPr>
+        <w:pStyle w:val="Heading1"/>
+      </w:pPr>
+      <w:r>
+        <w:t xml:space="preserve">Part II — Modelling</w:t>
+      </w:r>
+    </w:p>
+    <w:bookmarkStart w:id="26" w:name="feature-engineering"/>
     <w:p>
       <w:pPr>
         <w:pStyle w:val="Heading2"/>
       </w:pPr>
       <w:r>
-        <w:t xml:space="preserve">4. Feature Engineering &amp; Modelling Choices</w:t>
+        <w:t xml:space="preserve">3. Feature Engineering</w:t>
       </w:r>
     </w:p>
     <w:p>
@@ -1390,9 +1326,19 @@
         <w:t xml:space="preserve">small sample size.</w:t>
       </w:r>
     </w:p>
-    <w:p>
-      <w:pPr>
-        <w:pStyle w:val="BodyText"/>
+    <w:bookmarkEnd w:id="26"/>
+    <w:bookmarkStart w:id="46" w:name="model-training-results"/>
+    <w:p>
+      <w:pPr>
+        <w:pStyle w:val="Heading2"/>
+      </w:pPr>
+      <w:r>
+        <w:t xml:space="preserve">4. Model Training &amp; Results</w:t>
+      </w:r>
+    </w:p>
+    <w:p>
+      <w:pPr>
+        <w:pStyle w:val="FirstParagraph"/>
       </w:pPr>
       <w:r>
         <w:rPr>
@@ -1519,7 +1465,7 @@
         <w:pStyle w:val="Compact"/>
         <w:numPr>
           <w:ilvl w:val="0"/>
-          <w:numId w:val="1002"/>
+          <w:numId w:val="1003"/>
         </w:numPr>
       </w:pPr>
       <w:r>
@@ -1576,7 +1522,7 @@
         <w:pStyle w:val="Compact"/>
         <w:numPr>
           <w:ilvl w:val="0"/>
-          <w:numId w:val="1002"/>
+          <w:numId w:val="1003"/>
         </w:numPr>
       </w:pPr>
       <w:r>
@@ -1628,7 +1574,7 @@
         <w:t xml:space="preserve">subsample</w:t>
       </w:r>
     </w:p>
-    <w:bookmarkStart w:id="42" w:name="results"/>
+    <w:bookmarkStart w:id="45" w:name="results"/>
     <w:p>
       <w:pPr>
         <w:pStyle w:val="Heading3"/>
@@ -2121,67 +2067,12 @@
           <wp:inline>
             <wp:extent cx="5334000" cy="3464277"/>
             <wp:effectExtent b="0" l="0" r="0" t="0"/>
-            <wp:docPr descr="Decision Tree confusion matrix" title="" id="25" name="Picture"/>
+            <wp:docPr descr="Decision Tree confusion matrix" title="" id="28" name="Picture"/>
             <a:graphic>
               <a:graphicData uri="http://schemas.openxmlformats.org/drawingml/2006/picture">
                 <pic:pic>
                   <pic:nvPicPr>
-                    <pic:cNvPr descr="../screenshots/model/decision_tree_confusion_matrix.png" id="26" name="Picture"/>
-                    <pic:cNvPicPr>
-                      <a:picLocks noChangeArrowheads="1" noChangeAspect="1"/>
-                    </pic:cNvPicPr>
-                  </pic:nvPicPr>
-                  <pic:blipFill>
-                    <a:blip r:embed="rId24"/>
-                    <a:stretch>
-                      <a:fillRect/>
-                    </a:stretch>
-                  </pic:blipFill>
-                  <pic:spPr bwMode="auto">
-                    <a:xfrm>
-                      <a:off x="0" y="0"/>
-                      <a:ext cx="5334000" cy="3464277"/>
-                    </a:xfrm>
-                    <a:prstGeom prst="rect">
-                      <a:avLst/>
-                    </a:prstGeom>
-                    <a:noFill/>
-                    <a:ln w="9525">
-                      <a:noFill/>
-                      <a:headEnd/>
-                      <a:tailEnd/>
-                    </a:ln>
-                  </pic:spPr>
-                </pic:pic>
-              </a:graphicData>
-            </a:graphic>
-          </wp:inline>
-        </w:drawing>
-      </w:r>
-    </w:p>
-    <w:p>
-      <w:pPr>
-        <w:pStyle w:val="ImageCaption"/>
-      </w:pPr>
-      <w:r>
-        <w:t xml:space="preserve">Decision Tree confusion matrix</w:t>
-      </w:r>
-    </w:p>
-    <w:p>
-      <w:pPr>
-        <w:pStyle w:val="CaptionedFigure"/>
-      </w:pPr>
-      <w:r>
-        <w:drawing>
-          <wp:inline>
-            <wp:extent cx="5334000" cy="3464277"/>
-            <wp:effectExtent b="0" l="0" r="0" t="0"/>
-            <wp:docPr descr="Decision Tree ROC curve" title="" id="28" name="Picture"/>
-            <a:graphic>
-              <a:graphicData uri="http://schemas.openxmlformats.org/drawingml/2006/picture">
-                <pic:pic>
-                  <pic:nvPicPr>
-                    <pic:cNvPr descr="../screenshots/model/decision_tree_roc_curve.png" id="29" name="Picture"/>
+                    <pic:cNvPr descr="../screenshots/model/decision_tree_confusion_matrix.png" id="29" name="Picture"/>
                     <pic:cNvPicPr>
                       <a:picLocks noChangeArrowheads="1" noChangeAspect="1"/>
                     </pic:cNvPicPr>
@@ -2219,7 +2110,7 @@
         <w:pStyle w:val="ImageCaption"/>
       </w:pPr>
       <w:r>
-        <w:t xml:space="preserve">Decision Tree ROC curve</w:t>
+        <w:t xml:space="preserve">Decision Tree confusion matrix</w:t>
       </w:r>
     </w:p>
     <w:p>
@@ -2231,12 +2122,12 @@
           <wp:inline>
             <wp:extent cx="5334000" cy="3464277"/>
             <wp:effectExtent b="0" l="0" r="0" t="0"/>
-            <wp:docPr descr="Decision Tree feature importance" title="" id="31" name="Picture"/>
+            <wp:docPr descr="Decision Tree ROC curve" title="" id="31" name="Picture"/>
             <a:graphic>
               <a:graphicData uri="http://schemas.openxmlformats.org/drawingml/2006/picture">
                 <pic:pic>
                   <pic:nvPicPr>
-                    <pic:cNvPr descr="../screenshots/model/decision_tree_feature_importance.png" id="32" name="Picture"/>
+                    <pic:cNvPr descr="../screenshots/model/decision_tree_roc_curve.png" id="32" name="Picture"/>
                     <pic:cNvPicPr>
                       <a:picLocks noChangeArrowheads="1" noChangeAspect="1"/>
                     </pic:cNvPicPr>
@@ -2274,7 +2165,7 @@
         <w:pStyle w:val="ImageCaption"/>
       </w:pPr>
       <w:r>
-        <w:t xml:space="preserve">Decision Tree feature importance</w:t>
+        <w:t xml:space="preserve">Decision Tree ROC curve</w:t>
       </w:r>
     </w:p>
     <w:p>
@@ -2286,12 +2177,12 @@
           <wp:inline>
             <wp:extent cx="5334000" cy="3464277"/>
             <wp:effectExtent b="0" l="0" r="0" t="0"/>
-            <wp:docPr descr="Gradient Boosting confusion matrix" title="" id="34" name="Picture"/>
+            <wp:docPr descr="Decision Tree feature importance" title="" id="34" name="Picture"/>
             <a:graphic>
               <a:graphicData uri="http://schemas.openxmlformats.org/drawingml/2006/picture">
                 <pic:pic>
                   <pic:nvPicPr>
-                    <pic:cNvPr descr="../screenshots/model/gradient_boosting_confusion_matrix.png" id="35" name="Picture"/>
+                    <pic:cNvPr descr="../screenshots/model/decision_tree_feature_importance.png" id="35" name="Picture"/>
                     <pic:cNvPicPr>
                       <a:picLocks noChangeArrowheads="1" noChangeAspect="1"/>
                     </pic:cNvPicPr>
@@ -2329,7 +2220,7 @@
         <w:pStyle w:val="ImageCaption"/>
       </w:pPr>
       <w:r>
-        <w:t xml:space="preserve">Gradient Boosting confusion matrix</w:t>
+        <w:t xml:space="preserve">Decision Tree feature importance</w:t>
       </w:r>
     </w:p>
     <w:p>
@@ -2341,12 +2232,12 @@
           <wp:inline>
             <wp:extent cx="5334000" cy="3464277"/>
             <wp:effectExtent b="0" l="0" r="0" t="0"/>
-            <wp:docPr descr="Gradient Boosting ROC curve" title="" id="37" name="Picture"/>
+            <wp:docPr descr="Gradient Boosting confusion matrix" title="" id="37" name="Picture"/>
             <a:graphic>
               <a:graphicData uri="http://schemas.openxmlformats.org/drawingml/2006/picture">
                 <pic:pic>
                   <pic:nvPicPr>
-                    <pic:cNvPr descr="../screenshots/model/gradient_boosting_roc_curve.png" id="38" name="Picture"/>
+                    <pic:cNvPr descr="../screenshots/model/gradient_boosting_confusion_matrix.png" id="38" name="Picture"/>
                     <pic:cNvPicPr>
                       <a:picLocks noChangeArrowheads="1" noChangeAspect="1"/>
                     </pic:cNvPicPr>
@@ -2384,7 +2275,7 @@
         <w:pStyle w:val="ImageCaption"/>
       </w:pPr>
       <w:r>
-        <w:t xml:space="preserve">Gradient Boosting ROC curve</w:t>
+        <w:t xml:space="preserve">Gradient Boosting confusion matrix</w:t>
       </w:r>
     </w:p>
     <w:p>
@@ -2396,12 +2287,12 @@
           <wp:inline>
             <wp:extent cx="5334000" cy="3464277"/>
             <wp:effectExtent b="0" l="0" r="0" t="0"/>
-            <wp:docPr descr="Gradient Boosting feature importance" title="" id="40" name="Picture"/>
+            <wp:docPr descr="Gradient Boosting ROC curve" title="" id="40" name="Picture"/>
             <a:graphic>
               <a:graphicData uri="http://schemas.openxmlformats.org/drawingml/2006/picture">
                 <pic:pic>
                   <pic:nvPicPr>
-                    <pic:cNvPr descr="../screenshots/model/gradient_boosting_feature_importance.png" id="41" name="Picture"/>
+                    <pic:cNvPr descr="../screenshots/model/gradient_boosting_roc_curve.png" id="41" name="Picture"/>
                     <pic:cNvPicPr>
                       <a:picLocks noChangeArrowheads="1" noChangeAspect="1"/>
                     </pic:cNvPicPr>
@@ -2439,338 +2330,7 @@
         <w:pStyle w:val="ImageCaption"/>
       </w:pPr>
       <w:r>
-        <w:t xml:space="preserve">Gradient Boosting feature importance</w:t>
-      </w:r>
-    </w:p>
-    <w:p>
-      <w:r>
-        <w:pict>
-          <v:rect style="width:0;height:1.5pt" o:hralign="center" o:hrstd="t" o:hr="t"/>
-        </w:pict>
-      </w:r>
-    </w:p>
-    <w:bookmarkEnd w:id="42"/>
-    <w:bookmarkEnd w:id="43"/>
-    <w:bookmarkStart w:id="50" w:name="experiment-tracking-mlflow"/>
-    <w:p>
-      <w:pPr>
-        <w:pStyle w:val="Heading2"/>
-      </w:pPr>
-      <w:r>
-        <w:t xml:space="preserve">5. Experiment Tracking (MLflow)</w:t>
-      </w:r>
-    </w:p>
-    <w:p>
-      <w:pPr>
-        <w:pStyle w:val="FirstParagraph"/>
-      </w:pPr>
-      <w:r>
-        <w:t xml:space="preserve">Tracking store:</w:t>
-      </w:r>
-      <w:r>
-        <w:t xml:space="preserve"> </w:t>
-      </w:r>
-      <w:r>
-        <w:rPr>
-          <w:rStyle w:val="VerbatimChar"/>
-          <w:b/>
-          <w:bCs/>
-        </w:rPr>
-        <w:t xml:space="preserve">sqlite:///mlflow.db</w:t>
-      </w:r>
-      <w:r>
-        <w:t xml:space="preserve"> </w:t>
-      </w:r>
-      <w:r>
-        <w:t xml:space="preserve">(not the default local file</w:t>
-      </w:r>
-      <w:r>
-        <w:t xml:space="preserve"> </w:t>
-      </w:r>
-      <w:r>
-        <w:t xml:space="preserve">store) — specifically so the champion model could be registered in the</w:t>
-      </w:r>
-      <w:r>
-        <w:t xml:space="preserve"> </w:t>
-      </w:r>
-      <w:r>
-        <w:rPr>
-          <w:b/>
-          <w:bCs/>
-        </w:rPr>
-        <w:t xml:space="preserve">MLflow Model Registry</w:t>
-      </w:r>
-      <w:r>
-        <w:t xml:space="preserve">, which requires a database-backed store. Every</w:t>
-      </w:r>
-      <w:r>
-        <w:t xml:space="preserve"> </w:t>
-      </w:r>
-      <w:r>
-        <w:rPr>
-          <w:rStyle w:val="VerbatimChar"/>
-        </w:rPr>
-        <w:t xml:space="preserve">RandomizedSearchCV</w:t>
-      </w:r>
-      <w:r>
-        <w:t xml:space="preserve"> </w:t>
-      </w:r>
-      <w:r>
-        <w:t xml:space="preserve">run is logged under the</w:t>
-      </w:r>
-      <w:r>
-        <w:t xml:space="preserve"> </w:t>
-      </w:r>
-      <w:r>
-        <w:rPr>
-          <w:rStyle w:val="VerbatimChar"/>
-        </w:rPr>
-        <w:t xml:space="preserve">heart-risk-classification</w:t>
-      </w:r>
-      <w:r>
-        <w:t xml:space="preserve"> </w:t>
-      </w:r>
-      <w:r>
-        <w:t xml:space="preserve">experiment with:</w:t>
-      </w:r>
-    </w:p>
-    <w:p>
-      <w:pPr>
-        <w:pStyle w:val="Compact"/>
-        <w:numPr>
-          <w:ilvl w:val="0"/>
-          <w:numId w:val="1003"/>
-        </w:numPr>
-      </w:pPr>
-      <w:r>
-        <w:rPr>
-          <w:b/>
-          <w:bCs/>
-        </w:rPr>
-        <w:t xml:space="preserve">Params:</w:t>
-      </w:r>
-      <w:r>
-        <w:t xml:space="preserve"> </w:t>
-      </w:r>
-      <w:r>
-        <w:t xml:space="preserve">winning hyperparameters, CV fold count, search iteration count</w:t>
-      </w:r>
-    </w:p>
-    <w:p>
-      <w:pPr>
-        <w:pStyle w:val="Compact"/>
-        <w:numPr>
-          <w:ilvl w:val="0"/>
-          <w:numId w:val="1003"/>
-        </w:numPr>
-      </w:pPr>
-      <w:r>
-        <w:rPr>
-          <w:b/>
-          <w:bCs/>
-        </w:rPr>
-        <w:t xml:space="preserve">Metrics:</w:t>
-      </w:r>
-      <w:r>
-        <w:t xml:space="preserve"> </w:t>
-      </w:r>
-      <w:r>
-        <w:t xml:space="preserve">CV F1 mean, and holdout accuracy/precision/recall/F1/ROC-AUC</w:t>
-      </w:r>
-    </w:p>
-    <w:p>
-      <w:pPr>
-        <w:pStyle w:val="Compact"/>
-        <w:numPr>
-          <w:ilvl w:val="0"/>
-          <w:numId w:val="1003"/>
-        </w:numPr>
-      </w:pPr>
-      <w:r>
-        <w:rPr>
-          <w:b/>
-          <w:bCs/>
-        </w:rPr>
-        <w:t xml:space="preserve">Artifacts:</w:t>
-      </w:r>
-      <w:r>
-        <w:t xml:space="preserve"> </w:t>
-      </w:r>
-      <w:r>
-        <w:t xml:space="preserve">confusion matrix, ROC curve,</w:t>
-      </w:r>
-      <w:r>
-        <w:t xml:space="preserve"> </w:t>
-      </w:r>
-      <w:r>
-        <w:rPr>
-          <w:b/>
-          <w:bCs/>
-        </w:rPr>
-        <w:t xml:space="preserve">and a feature-importance</w:t>
-      </w:r>
-      <w:r>
-        <w:rPr>
-          <w:b/>
-          <w:bCs/>
-        </w:rPr>
-        <w:t xml:space="preserve"> </w:t>
-      </w:r>
-      <w:r>
-        <w:rPr>
-          <w:b/>
-          <w:bCs/>
-        </w:rPr>
-        <w:t xml:space="preserve">plot</w:t>
-      </w:r>
-      <w:r>
-        <w:t xml:space="preserve"> </w:t>
-      </w:r>
-      <w:r>
-        <w:t xml:space="preserve">(both models expose</w:t>
-      </w:r>
-      <w:r>
-        <w:t xml:space="preserve"> </w:t>
-      </w:r>
-      <w:r>
-        <w:rPr>
-          <w:rStyle w:val="VerbatimChar"/>
-        </w:rPr>
-        <w:t xml:space="preserve">feature_importances_</w:t>
-      </w:r>
-      <w:r>
-        <w:t xml:space="preserve"> </w:t>
-      </w:r>
-      <w:r>
-        <w:t xml:space="preserve">natively) — an</w:t>
-      </w:r>
-      <w:r>
-        <w:t xml:space="preserve"> </w:t>
-      </w:r>
-      <w:r>
-        <w:t xml:space="preserve">artifact a Logistic-Regression-based pipeline wouldn’t give for free</w:t>
-      </w:r>
-    </w:p>
-    <w:p>
-      <w:pPr>
-        <w:pStyle w:val="Compact"/>
-        <w:numPr>
-          <w:ilvl w:val="0"/>
-          <w:numId w:val="1003"/>
-        </w:numPr>
-      </w:pPr>
-      <w:r>
-        <w:rPr>
-          <w:b/>
-          <w:bCs/>
-        </w:rPr>
-        <w:t xml:space="preserve">Registry:</w:t>
-      </w:r>
-      <w:r>
-        <w:t xml:space="preserve"> </w:t>
-      </w:r>
-      <w:r>
-        <w:t xml:space="preserve">the champion is registered as</w:t>
-      </w:r>
-      <w:r>
-        <w:t xml:space="preserve"> </w:t>
-      </w:r>
-      <w:r>
-        <w:rPr>
-          <w:rStyle w:val="VerbatimChar"/>
-        </w:rPr>
-        <w:t xml:space="preserve">heart-risk-classifier</w:t>
-      </w:r>
-      <w:r>
-        <w:t xml:space="preserve">,</w:t>
-      </w:r>
-      <w:r>
-        <w:t xml:space="preserve"> </w:t>
-      </w:r>
-      <w:r>
-        <w:t xml:space="preserve">giving it a version number independent of the underlying MLflow run</w:t>
-      </w:r>
-    </w:p>
-    <w:p>
-      <w:pPr>
-        <w:pStyle w:val="SourceCode"/>
-      </w:pPr>
-      <w:r>
-        <w:rPr>
-          <w:rStyle w:val="ExtensionTok"/>
-        </w:rPr>
-        <w:t xml:space="preserve">mlflow</w:t>
-      </w:r>
-      <w:r>
-        <w:rPr>
-          <w:rStyle w:val="NormalTok"/>
-        </w:rPr>
-        <w:t xml:space="preserve"> ui </w:t>
-      </w:r>
-      <w:r>
-        <w:rPr>
-          <w:rStyle w:val="AttributeTok"/>
-        </w:rPr>
-        <w:t xml:space="preserve">--backend-store-uri</w:t>
-      </w:r>
-      <w:r>
-        <w:rPr>
-          <w:rStyle w:val="NormalTok"/>
-        </w:rPr>
-        <w:t xml:space="preserve"> sqlite:///mlflow.db</w:t>
-      </w:r>
-    </w:p>
-    <w:p>
-      <w:pPr>
-        <w:pStyle w:val="FirstParagraph"/>
-      </w:pPr>
-      <w:r>
-        <w:t xml:space="preserve">Side-by-side run comparison from the MLflow UI (</w:t>
-      </w:r>
-      <w:r>
-        <w:rPr>
-          <w:rStyle w:val="VerbatimChar"/>
-        </w:rPr>
-        <w:t xml:space="preserve">gradient_boosting</w:t>
-      </w:r>
-      <w:r>
-        <w:t xml:space="preserve"> </w:t>
-      </w:r>
-      <w:r>
-        <w:t xml:space="preserve">vs.</w:t>
-      </w:r>
-      <w:r>
-        <w:t xml:space="preserve"> </w:t>
-      </w:r>
-      <w:r>
-        <w:rPr>
-          <w:rStyle w:val="VerbatimChar"/>
-        </w:rPr>
-        <w:t xml:space="preserve">decision_tree</w:t>
-      </w:r>
-      <w:r>
-        <w:t xml:space="preserve">, matching the results table in Section 4 exactly,</w:t>
-      </w:r>
-      <w:r>
-        <w:t xml:space="preserve"> </w:t>
-      </w:r>
-      <w:r>
-        <w:t xml:space="preserve">including the</w:t>
-      </w:r>
-      <w:r>
-        <w:t xml:space="preserve"> </w:t>
-      </w:r>
-      <w:r>
-        <w:rPr>
-          <w:rStyle w:val="VerbatimChar"/>
-        </w:rPr>
-        <w:t xml:space="preserve">champion=true</w:t>
-      </w:r>
-      <w:r>
-        <w:t xml:space="preserve"> </w:t>
-      </w:r>
-      <w:r>
-        <w:t xml:space="preserve">tag set on the winner):</w:t>
+        <w:t xml:space="preserve">Gradient Boosting ROC curve</w:t>
       </w:r>
     </w:p>
     <w:p>
@@ -2782,18 +2342,18 @@
           <wp:inline>
             <wp:extent cx="5334000" cy="3464277"/>
             <wp:effectExtent b="0" l="0" r="0" t="0"/>
-            <wp:docPr descr="MLflow run comparison - parameters and tags" title="" id="45" name="Picture"/>
+            <wp:docPr descr="Gradient Boosting feature importance" title="" id="43" name="Picture"/>
             <a:graphic>
               <a:graphicData uri="http://schemas.openxmlformats.org/drawingml/2006/picture">
                 <pic:pic>
                   <pic:nvPicPr>
-                    <pic:cNvPr descr="../screenshots/model_comaprision.png" id="46" name="Picture"/>
+                    <pic:cNvPr descr="../screenshots/model/gradient_boosting_feature_importance.png" id="44" name="Picture"/>
                     <pic:cNvPicPr>
                       <a:picLocks noChangeArrowheads="1" noChangeAspect="1"/>
                     </pic:cNvPicPr>
                   </pic:nvPicPr>
                   <pic:blipFill>
-                    <a:blip r:embed="rId44"/>
+                    <a:blip r:embed="rId42"/>
                     <a:stretch>
                       <a:fillRect/>
                     </a:stretch>
@@ -2825,7 +2385,296 @@
         <w:pStyle w:val="ImageCaption"/>
       </w:pPr>
       <w:r>
-        <w:t xml:space="preserve">MLflow run comparison - parameters and tags</w:t>
+        <w:t xml:space="preserve">Gradient Boosting feature importance</w:t>
+      </w:r>
+    </w:p>
+    <w:bookmarkEnd w:id="45"/>
+    <w:bookmarkEnd w:id="46"/>
+    <w:bookmarkStart w:id="53" w:name="experiment-tracking-mlflow"/>
+    <w:p>
+      <w:pPr>
+        <w:pStyle w:val="Heading2"/>
+      </w:pPr>
+      <w:r>
+        <w:t xml:space="preserve">5. Experiment Tracking (MLflow)</w:t>
+      </w:r>
+    </w:p>
+    <w:p>
+      <w:pPr>
+        <w:pStyle w:val="FirstParagraph"/>
+      </w:pPr>
+      <w:r>
+        <w:t xml:space="preserve">Tracking store:</w:t>
+      </w:r>
+      <w:r>
+        <w:t xml:space="preserve"> </w:t>
+      </w:r>
+      <w:r>
+        <w:rPr>
+          <w:rStyle w:val="VerbatimChar"/>
+          <w:b/>
+          <w:bCs/>
+        </w:rPr>
+        <w:t xml:space="preserve">sqlite:///mlflow.db</w:t>
+      </w:r>
+      <w:r>
+        <w:t xml:space="preserve"> </w:t>
+      </w:r>
+      <w:r>
+        <w:t xml:space="preserve">(not the default local file</w:t>
+      </w:r>
+      <w:r>
+        <w:t xml:space="preserve"> </w:t>
+      </w:r>
+      <w:r>
+        <w:t xml:space="preserve">store) — specifically so the champion model could be registered in the</w:t>
+      </w:r>
+      <w:r>
+        <w:t xml:space="preserve"> </w:t>
+      </w:r>
+      <w:r>
+        <w:rPr>
+          <w:b/>
+          <w:bCs/>
+        </w:rPr>
+        <w:t xml:space="preserve">MLflow Model Registry</w:t>
+      </w:r>
+      <w:r>
+        <w:t xml:space="preserve">, which requires a database-backed store. Every</w:t>
+      </w:r>
+      <w:r>
+        <w:t xml:space="preserve"> </w:t>
+      </w:r>
+      <w:r>
+        <w:rPr>
+          <w:rStyle w:val="VerbatimChar"/>
+        </w:rPr>
+        <w:t xml:space="preserve">RandomizedSearchCV</w:t>
+      </w:r>
+      <w:r>
+        <w:t xml:space="preserve"> </w:t>
+      </w:r>
+      <w:r>
+        <w:t xml:space="preserve">run is logged under the</w:t>
+      </w:r>
+      <w:r>
+        <w:t xml:space="preserve"> </w:t>
+      </w:r>
+      <w:r>
+        <w:rPr>
+          <w:rStyle w:val="VerbatimChar"/>
+        </w:rPr>
+        <w:t xml:space="preserve">heart-risk-classification</w:t>
+      </w:r>
+      <w:r>
+        <w:t xml:space="preserve"> </w:t>
+      </w:r>
+      <w:r>
+        <w:t xml:space="preserve">experiment with:</w:t>
+      </w:r>
+    </w:p>
+    <w:p>
+      <w:pPr>
+        <w:pStyle w:val="Compact"/>
+        <w:numPr>
+          <w:ilvl w:val="0"/>
+          <w:numId w:val="1004"/>
+        </w:numPr>
+      </w:pPr>
+      <w:r>
+        <w:rPr>
+          <w:b/>
+          <w:bCs/>
+        </w:rPr>
+        <w:t xml:space="preserve">Params:</w:t>
+      </w:r>
+      <w:r>
+        <w:t xml:space="preserve"> </w:t>
+      </w:r>
+      <w:r>
+        <w:t xml:space="preserve">winning hyperparameters, CV fold count, search iteration count</w:t>
+      </w:r>
+    </w:p>
+    <w:p>
+      <w:pPr>
+        <w:pStyle w:val="Compact"/>
+        <w:numPr>
+          <w:ilvl w:val="0"/>
+          <w:numId w:val="1004"/>
+        </w:numPr>
+      </w:pPr>
+      <w:r>
+        <w:rPr>
+          <w:b/>
+          <w:bCs/>
+        </w:rPr>
+        <w:t xml:space="preserve">Metrics:</w:t>
+      </w:r>
+      <w:r>
+        <w:t xml:space="preserve"> </w:t>
+      </w:r>
+      <w:r>
+        <w:t xml:space="preserve">CV F1 mean, and holdout accuracy/precision/recall/F1/ROC-AUC</w:t>
+      </w:r>
+    </w:p>
+    <w:p>
+      <w:pPr>
+        <w:pStyle w:val="Compact"/>
+        <w:numPr>
+          <w:ilvl w:val="0"/>
+          <w:numId w:val="1004"/>
+        </w:numPr>
+      </w:pPr>
+      <w:r>
+        <w:rPr>
+          <w:b/>
+          <w:bCs/>
+        </w:rPr>
+        <w:t xml:space="preserve">Artifacts:</w:t>
+      </w:r>
+      <w:r>
+        <w:t xml:space="preserve"> </w:t>
+      </w:r>
+      <w:r>
+        <w:t xml:space="preserve">confusion matrix, ROC curve,</w:t>
+      </w:r>
+      <w:r>
+        <w:t xml:space="preserve"> </w:t>
+      </w:r>
+      <w:r>
+        <w:rPr>
+          <w:b/>
+          <w:bCs/>
+        </w:rPr>
+        <w:t xml:space="preserve">and a feature-importance</w:t>
+      </w:r>
+      <w:r>
+        <w:rPr>
+          <w:b/>
+          <w:bCs/>
+        </w:rPr>
+        <w:t xml:space="preserve"> </w:t>
+      </w:r>
+      <w:r>
+        <w:rPr>
+          <w:b/>
+          <w:bCs/>
+        </w:rPr>
+        <w:t xml:space="preserve">plot</w:t>
+      </w:r>
+      <w:r>
+        <w:t xml:space="preserve"> </w:t>
+      </w:r>
+      <w:r>
+        <w:t xml:space="preserve">(both models expose</w:t>
+      </w:r>
+      <w:r>
+        <w:t xml:space="preserve"> </w:t>
+      </w:r>
+      <w:r>
+        <w:rPr>
+          <w:rStyle w:val="VerbatimChar"/>
+        </w:rPr>
+        <w:t xml:space="preserve">feature_importances_</w:t>
+      </w:r>
+      <w:r>
+        <w:t xml:space="preserve"> </w:t>
+      </w:r>
+      <w:r>
+        <w:t xml:space="preserve">natively) — an</w:t>
+      </w:r>
+      <w:r>
+        <w:t xml:space="preserve"> </w:t>
+      </w:r>
+      <w:r>
+        <w:t xml:space="preserve">artifact a Logistic-Regression-based pipeline wouldn’t give for free</w:t>
+      </w:r>
+    </w:p>
+    <w:p>
+      <w:pPr>
+        <w:pStyle w:val="Compact"/>
+        <w:numPr>
+          <w:ilvl w:val="0"/>
+          <w:numId w:val="1004"/>
+        </w:numPr>
+      </w:pPr>
+      <w:r>
+        <w:rPr>
+          <w:b/>
+          <w:bCs/>
+        </w:rPr>
+        <w:t xml:space="preserve">Registry:</w:t>
+      </w:r>
+      <w:r>
+        <w:t xml:space="preserve"> </w:t>
+      </w:r>
+      <w:r>
+        <w:t xml:space="preserve">the champion is registered as</w:t>
+      </w:r>
+      <w:r>
+        <w:t xml:space="preserve"> </w:t>
+      </w:r>
+      <w:r>
+        <w:rPr>
+          <w:rStyle w:val="VerbatimChar"/>
+        </w:rPr>
+        <w:t xml:space="preserve">heart-risk-classifier</w:t>
+      </w:r>
+      <w:r>
+        <w:t xml:space="preserve">,</w:t>
+      </w:r>
+      <w:r>
+        <w:t xml:space="preserve"> </w:t>
+      </w:r>
+      <w:r>
+        <w:t xml:space="preserve">giving it a version number independent of the underlying MLflow run</w:t>
+      </w:r>
+    </w:p>
+    <w:p>
+      <w:pPr>
+        <w:pStyle w:val="FirstParagraph"/>
+      </w:pPr>
+      <w:r>
+        <w:t xml:space="preserve">Side-by-side run comparison from the MLflow UI (</w:t>
+      </w:r>
+      <w:r>
+        <w:rPr>
+          <w:rStyle w:val="VerbatimChar"/>
+        </w:rPr>
+        <w:t xml:space="preserve">gradient_boosting</w:t>
+      </w:r>
+      <w:r>
+        <w:t xml:space="preserve"> </w:t>
+      </w:r>
+      <w:r>
+        <w:t xml:space="preserve">vs.</w:t>
+      </w:r>
+      <w:r>
+        <w:t xml:space="preserve"> </w:t>
+      </w:r>
+      <w:r>
+        <w:rPr>
+          <w:rStyle w:val="VerbatimChar"/>
+        </w:rPr>
+        <w:t xml:space="preserve">decision_tree</w:t>
+      </w:r>
+      <w:r>
+        <w:t xml:space="preserve">, matching the results table above exactly, including the</w:t>
+      </w:r>
+      <w:r>
+        <w:t xml:space="preserve"> </w:t>
+      </w:r>
+      <w:r>
+        <w:rPr>
+          <w:rStyle w:val="VerbatimChar"/>
+        </w:rPr>
+        <w:t xml:space="preserve">champion=true</w:t>
+      </w:r>
+      <w:r>
+        <w:t xml:space="preserve"> </w:t>
+      </w:r>
+      <w:r>
+        <w:t xml:space="preserve">tag set on the winner):</w:t>
       </w:r>
     </w:p>
     <w:p>
@@ -2837,12 +2686,12 @@
           <wp:inline>
             <wp:extent cx="5334000" cy="3464277"/>
             <wp:effectExtent b="0" l="0" r="0" t="0"/>
-            <wp:docPr descr="MLflow run comparison - metrics" title="" id="48" name="Picture"/>
+            <wp:docPr descr="MLflow run comparison - parameters and tags" title="" id="48" name="Picture"/>
             <a:graphic>
               <a:graphicData uri="http://schemas.openxmlformats.org/drawingml/2006/picture">
                 <pic:pic>
                   <pic:nvPicPr>
-                    <pic:cNvPr descr="../screenshots/model/comparision_matrix.png" id="49" name="Picture"/>
+                    <pic:cNvPr descr="../screenshots/model_comaprision.png" id="49" name="Picture"/>
                     <pic:cNvPicPr>
                       <a:picLocks noChangeArrowheads="1" noChangeAspect="1"/>
                     </pic:cNvPicPr>
@@ -2880,1076 +2729,7 @@
         <w:pStyle w:val="ImageCaption"/>
       </w:pPr>
       <w:r>
-        <w:t xml:space="preserve">MLflow run comparison - metrics</w:t>
-      </w:r>
-    </w:p>
-    <w:p>
-      <w:r>
-        <w:pict>
-          <v:rect style="width:0;height:1.5pt" o:hralign="center" o:hrstd="t" o:hr="t"/>
-        </w:pict>
-      </w:r>
-    </w:p>
-    <w:bookmarkEnd w:id="50"/>
-    <w:bookmarkStart w:id="51" w:name="model-packaging-reproducibility"/>
-    <w:p>
-      <w:pPr>
-        <w:pStyle w:val="Heading2"/>
-      </w:pPr>
-      <w:r>
-        <w:t xml:space="preserve">6. Model Packaging &amp; Reproducibility</w:t>
-      </w:r>
-    </w:p>
-    <w:p>
-      <w:pPr>
-        <w:pStyle w:val="Compact"/>
-        <w:numPr>
-          <w:ilvl w:val="0"/>
-          <w:numId w:val="1004"/>
-        </w:numPr>
-      </w:pPr>
-      <w:r>
-        <w:t xml:space="preserve">The champion pipeline is saved via</w:t>
-      </w:r>
-      <w:r>
-        <w:t xml:space="preserve"> </w:t>
-      </w:r>
-      <w:r>
-        <w:rPr>
-          <w:rStyle w:val="VerbatimChar"/>
-          <w:b/>
-          <w:bCs/>
-        </w:rPr>
-        <w:t xml:space="preserve">mlflow.sklearn.save_model</w:t>
-      </w:r>
-      <w:r>
-        <w:t xml:space="preserve"> </w:t>
-      </w:r>
-      <w:r>
-        <w:t xml:space="preserve">—</w:t>
-      </w:r>
-      <w:r>
-        <w:t xml:space="preserve"> </w:t>
-      </w:r>
-      <w:r>
-        <w:t xml:space="preserve">an MLflow-format model</w:t>
-      </w:r>
-      <w:r>
-        <w:t xml:space="preserve"> </w:t>
-      </w:r>
-      <w:r>
-        <w:rPr>
-          <w:i/>
-          <w:iCs/>
-        </w:rPr>
-        <w:t xml:space="preserve">directory</w:t>
-      </w:r>
-      <w:r>
-        <w:t xml:space="preserve"> </w:t>
-      </w:r>
-      <w:r>
-        <w:t xml:space="preserve">(</w:t>
-      </w:r>
-      <w:r>
-        <w:rPr>
-          <w:rStyle w:val="VerbatimChar"/>
-        </w:rPr>
-        <w:t xml:space="preserve">artifacts/model/</w:t>
-      </w:r>
-      <w:r>
-        <w:t xml:space="preserve">, containing</w:t>
-      </w:r>
-      <w:r>
-        <w:t xml:space="preserve"> </w:t>
-      </w:r>
-      <w:r>
-        <w:rPr>
-          <w:rStyle w:val="VerbatimChar"/>
-        </w:rPr>
-        <w:t xml:space="preserve">MLmodel</w:t>
-      </w:r>
-      <w:r>
-        <w:t xml:space="preserve">,</w:t>
-      </w:r>
-      <w:r>
-        <w:t xml:space="preserve"> </w:t>
-      </w:r>
-      <w:r>
-        <w:rPr>
-          <w:rStyle w:val="VerbatimChar"/>
-        </w:rPr>
-        <w:t xml:space="preserve">model.pkl</w:t>
-      </w:r>
-      <w:r>
-        <w:t xml:space="preserve">,</w:t>
-      </w:r>
-      <w:r>
-        <w:t xml:space="preserve"> </w:t>
-      </w:r>
-      <w:r>
-        <w:rPr>
-          <w:rStyle w:val="VerbatimChar"/>
-        </w:rPr>
-        <w:t xml:space="preserve">conda.yaml</w:t>
-      </w:r>
-      <w:r>
-        <w:t xml:space="preserve">,</w:t>
-      </w:r>
-      <w:r>
-        <w:t xml:space="preserve"> </w:t>
-      </w:r>
-      <w:r>
-        <w:rPr>
-          <w:rStyle w:val="VerbatimChar"/>
-        </w:rPr>
-        <w:t xml:space="preserve">requirements.txt</w:t>
-      </w:r>
-      <w:r>
-        <w:t xml:space="preserve">) rather than a</w:t>
-      </w:r>
-      <w:r>
-        <w:t xml:space="preserve"> </w:t>
-      </w:r>
-      <w:r>
-        <w:t xml:space="preserve">bare</w:t>
-      </w:r>
-      <w:r>
-        <w:t xml:space="preserve"> </w:t>
-      </w:r>
-      <w:r>
-        <w:rPr>
-          <w:rStyle w:val="VerbatimChar"/>
-        </w:rPr>
-        <w:t xml:space="preserve">joblib.dump</w:t>
-      </w:r>
-      <w:r>
-        <w:t xml:space="preserve"> </w:t>
-      </w:r>
-      <w:r>
-        <w:t xml:space="preserve">pickle. The serving layer loads it with</w:t>
-      </w:r>
-      <w:r>
-        <w:t xml:space="preserve"> </w:t>
-      </w:r>
-      <w:r>
-        <w:rPr>
-          <w:rStyle w:val="VerbatimChar"/>
-        </w:rPr>
-        <w:t xml:space="preserve">mlflow.pyfunc.load_model</w:t>
-      </w:r>
-      <w:r>
-        <w:t xml:space="preserve">, so swapping in a different MLflow-flavored</w:t>
-      </w:r>
-      <w:r>
-        <w:t xml:space="preserve"> </w:t>
-      </w:r>
-      <w:r>
-        <w:t xml:space="preserve">model later wouldn’t require touching the loading code.</w:t>
-      </w:r>
-    </w:p>
-    <w:p>
-      <w:pPr>
-        <w:pStyle w:val="Compact"/>
-        <w:numPr>
-          <w:ilvl w:val="0"/>
-          <w:numId w:val="1004"/>
-        </w:numPr>
-      </w:pPr>
-      <w:r>
-        <w:rPr>
-          <w:rStyle w:val="VerbatimChar"/>
-        </w:rPr>
-        <w:t xml:space="preserve">artifacts/metadata.json</w:t>
-      </w:r>
-      <w:r>
-        <w:t xml:space="preserve"> </w:t>
-      </w:r>
-      <w:r>
-        <w:t xml:space="preserve">records the champion’s name, registry</w:t>
-      </w:r>
-      <w:r>
-        <w:t xml:space="preserve"> </w:t>
-      </w:r>
-      <w:r>
-        <w:t xml:space="preserve">version, hyperparameters, holdout metrics, and a summary of every</w:t>
-      </w:r>
-      <w:r>
-        <w:t xml:space="preserve"> </w:t>
-      </w:r>
-      <w:r>
-        <w:t xml:space="preserve">candidate trained.</w:t>
-      </w:r>
-    </w:p>
-    <w:p>
-      <w:pPr>
-        <w:pStyle w:val="Compact"/>
-        <w:numPr>
-          <w:ilvl w:val="0"/>
-          <w:numId w:val="1004"/>
-        </w:numPr>
-      </w:pPr>
-      <w:r>
-        <w:t xml:space="preserve">Two requirements files:</w:t>
-      </w:r>
-      <w:r>
-        <w:t xml:space="preserve"> </w:t>
-      </w:r>
-      <w:r>
-        <w:rPr>
-          <w:rStyle w:val="VerbatimChar"/>
-        </w:rPr>
-        <w:t xml:space="preserve">requirements.txt</w:t>
-      </w:r>
-      <w:r>
-        <w:t xml:space="preserve"> </w:t>
-      </w:r>
-      <w:r>
-        <w:t xml:space="preserve">(full dev/training</w:t>
-      </w:r>
-      <w:r>
-        <w:t xml:space="preserve"> </w:t>
-      </w:r>
-      <w:r>
-        <w:t xml:space="preserve">environment) and</w:t>
-      </w:r>
-      <w:r>
-        <w:t xml:space="preserve"> </w:t>
-      </w:r>
-      <w:r>
-        <w:rPr>
-          <w:rStyle w:val="VerbatimChar"/>
-        </w:rPr>
-        <w:t xml:space="preserve">deploy/docker/requirements.txt</w:t>
-      </w:r>
-      <w:r>
-        <w:t xml:space="preserve"> </w:t>
-      </w:r>
-      <w:r>
-        <w:t xml:space="preserve">(slim serving-only</w:t>
-      </w:r>
-      <w:r>
-        <w:t xml:space="preserve"> </w:t>
-      </w:r>
-      <w:r>
-        <w:t xml:space="preserve">set using</w:t>
-      </w:r>
-      <w:r>
-        <w:t xml:space="preserve"> </w:t>
-      </w:r>
-      <w:r>
-        <w:rPr>
-          <w:rStyle w:val="VerbatimChar"/>
-          <w:b/>
-          <w:bCs/>
-        </w:rPr>
-        <w:t xml:space="preserve">mlflow-skinny</w:t>
-      </w:r>
-      <w:r>
-        <w:t xml:space="preserve"> </w:t>
-      </w:r>
-      <w:r>
-        <w:t xml:space="preserve">instead of full</w:t>
-      </w:r>
-      <w:r>
-        <w:t xml:space="preserve"> </w:t>
-      </w:r>
-      <w:r>
-        <w:rPr>
-          <w:rStyle w:val="VerbatimChar"/>
-        </w:rPr>
-        <w:t xml:space="preserve">mlflow</w:t>
-      </w:r>
-      <w:r>
-        <w:t xml:space="preserve">, to avoid</w:t>
-      </w:r>
-      <w:r>
-        <w:t xml:space="preserve"> </w:t>
-      </w:r>
-      <w:r>
-        <w:t xml:space="preserve">pulling the tracking server/UI stack into the serving image). All</w:t>
-      </w:r>
-      <w:r>
-        <w:t xml:space="preserve"> </w:t>
-      </w:r>
-      <w:r>
-        <w:t xml:space="preserve">packages version-pinned.</w:t>
-      </w:r>
-    </w:p>
-    <w:p>
-      <w:r>
-        <w:pict>
-          <v:rect style="width:0;height:1.5pt" o:hralign="center" o:hrstd="t" o:hr="t"/>
-        </w:pict>
-      </w:r>
-    </w:p>
-    <w:bookmarkEnd w:id="51"/>
-    <w:bookmarkStart w:id="52" w:name="testing-cicd"/>
-    <w:p>
-      <w:pPr>
-        <w:pStyle w:val="Heading2"/>
-      </w:pPr>
-      <w:r>
-        <w:t xml:space="preserve">7. Testing &amp; CI/CD</w:t>
-      </w:r>
-    </w:p>
-    <w:p>
-      <w:pPr>
-        <w:pStyle w:val="FirstParagraph"/>
-      </w:pPr>
-      <w:r>
-        <w:rPr>
-          <w:b/>
-          <w:bCs/>
-        </w:rPr>
-        <w:t xml:space="preserve">Unit tests</w:t>
-      </w:r>
-      <w:r>
-        <w:t xml:space="preserve"> </w:t>
-      </w:r>
-      <w:r>
-        <w:t xml:space="preserve">(</w:t>
-      </w:r>
-      <w:r>
-        <w:rPr>
-          <w:rStyle w:val="VerbatimChar"/>
-        </w:rPr>
-        <w:t xml:space="preserve">tests/</w:t>
-      </w:r>
-      <w:r>
-        <w:t xml:space="preserve">, 41 cases, Python’s built-in</w:t>
-      </w:r>
-      <w:r>
-        <w:t xml:space="preserve"> </w:t>
-      </w:r>
-      <w:r>
-        <w:rPr>
-          <w:rStyle w:val="VerbatimChar"/>
-          <w:b/>
-          <w:bCs/>
-        </w:rPr>
-        <w:t xml:space="preserve">unittest</w:t>
-      </w:r>
-      <w:r>
-        <w:t xml:space="preserve"> </w:t>
-      </w:r>
-      <w:r>
-        <w:t xml:space="preserve">framework —</w:t>
-      </w:r>
-      <w:r>
-        <w:t xml:space="preserve"> </w:t>
-      </w:r>
-      <w:r>
-        <w:rPr>
-          <w:rStyle w:val="VerbatimChar"/>
-        </w:rPr>
-        <w:t xml:space="preserve">TestCase</w:t>
-      </w:r>
-      <w:r>
-        <w:t xml:space="preserve"> </w:t>
-      </w:r>
-      <w:r>
-        <w:t xml:space="preserve">classes with</w:t>
-      </w:r>
-      <w:r>
-        <w:t xml:space="preserve"> </w:t>
-      </w:r>
-      <w:r>
-        <w:rPr>
-          <w:rStyle w:val="VerbatimChar"/>
-        </w:rPr>
-        <w:t xml:space="preserve">setUp</w:t>
-      </w:r>
-      <w:r>
-        <w:t xml:space="preserve">/</w:t>
-      </w:r>
-      <w:r>
-        <w:rPr>
-          <w:rStyle w:val="VerbatimChar"/>
-        </w:rPr>
-        <w:t xml:space="preserve">tearDown</w:t>
-      </w:r>
-      <w:r>
-        <w:t xml:space="preserve">, chosen over</w:t>
-      </w:r>
-      <w:r>
-        <w:t xml:space="preserve"> </w:t>
-      </w:r>
-      <w:r>
-        <w:t xml:space="preserve">pytest as the assignment’s other explicitly listed option): cover</w:t>
-      </w:r>
-      <w:r>
-        <w:t xml:space="preserve"> </w:t>
-      </w:r>
-      <w:r>
-        <w:t xml:space="preserve">ingestion parsing, dataset loading/splitting, the feature pipeline</w:t>
-      </w:r>
-      <w:r>
-        <w:t xml:space="preserve"> </w:t>
-      </w:r>
-      <w:r>
-        <w:t xml:space="preserve">(no-NaN output, ordinal-not-onehot width check, independent refits), the</w:t>
-      </w:r>
-      <w:r>
-        <w:t xml:space="preserve"> </w:t>
-      </w:r>
-      <w:r>
-        <w:rPr>
-          <w:rStyle w:val="VerbatimChar"/>
-        </w:rPr>
-        <w:t xml:space="preserve">AgeGroupBucketer</w:t>
-      </w:r>
-      <w:r>
-        <w:t xml:space="preserve">, metric computation + all three plot functions, the</w:t>
-      </w:r>
-      <w:r>
-        <w:t xml:space="preserve"> </w:t>
-      </w:r>
-      <w:r>
-        <w:t xml:space="preserve">training candidates’ structural correctness,</w:t>
-      </w:r>
-      <w:r>
-        <w:t xml:space="preserve"> </w:t>
-      </w:r>
-      <w:r>
-        <w:rPr>
-          <w:rStyle w:val="VerbatimChar"/>
-        </w:rPr>
-        <w:t xml:space="preserve">RiskPredictor</w:t>
-      </w:r>
-      <w:r>
-        <w:t xml:space="preserve"> </w:t>
-      </w:r>
-      <w:r>
-        <w:t xml:space="preserve">inference,</w:t>
-      </w:r>
-      <w:r>
-        <w:t xml:space="preserve"> </w:t>
-      </w:r>
-      <w:r>
-        <w:t xml:space="preserve">and the FastAPI service’s endpoints. No test touches the network or</w:t>
-      </w:r>
-      <w:r>
-        <w:t xml:space="preserve"> </w:t>
-      </w:r>
-      <w:r>
-        <w:t xml:space="preserve">depends on</w:t>
-      </w:r>
-      <w:r>
-        <w:t xml:space="preserve"> </w:t>
-      </w:r>
-      <w:r>
-        <w:rPr>
-          <w:rStyle w:val="VerbatimChar"/>
-        </w:rPr>
-        <w:t xml:space="preserve">artifacts/model/</w:t>
-      </w:r>
-      <w:r>
-        <w:t xml:space="preserve"> </w:t>
-      </w:r>
-      <w:r>
-        <w:t xml:space="preserve">already existing — a synthetic fixture</w:t>
-      </w:r>
-      <w:r>
-        <w:t xml:space="preserve"> </w:t>
-      </w:r>
-      <w:r>
-        <w:t xml:space="preserve">dataset (</w:t>
-      </w:r>
-      <w:r>
-        <w:rPr>
-          <w:rStyle w:val="VerbatimChar"/>
-        </w:rPr>
-        <w:t xml:space="preserve">tests/fixtures.py</w:t>
-      </w:r>
-      <w:r>
-        <w:t xml:space="preserve">) stands in for the real data.</w:t>
-      </w:r>
-    </w:p>
-    <w:p>
-      <w:pPr>
-        <w:pStyle w:val="BodyText"/>
-      </w:pPr>
-      <w:r>
-        <w:rPr>
-          <w:b/>
-          <w:bCs/>
-        </w:rPr>
-        <w:t xml:space="preserve">CI/CD</w:t>
-      </w:r>
-      <w:r>
-        <w:t xml:space="preserve"> </w:t>
-      </w:r>
-      <w:r>
-        <w:t xml:space="preserve">(</w:t>
-      </w:r>
-      <w:r>
-        <w:rPr>
-          <w:rStyle w:val="VerbatimChar"/>
-        </w:rPr>
-        <w:t xml:space="preserve">.github/workflows/pipeline.yml</w:t>
-      </w:r>
-      <w:r>
-        <w:t xml:space="preserve">) — three Makefile-driven</w:t>
-      </w:r>
-      <w:r>
-        <w:t xml:space="preserve"> </w:t>
-      </w:r>
-      <w:r>
-        <w:t xml:space="preserve">jobs, each gated on the previous succeeding:</w:t>
-      </w:r>
-    </w:p>
-    <w:p>
-      <w:pPr>
-        <w:pStyle w:val="Compact"/>
-        <w:numPr>
-          <w:ilvl w:val="0"/>
-          <w:numId w:val="1005"/>
-        </w:numPr>
-      </w:pPr>
-      <w:r>
-        <w:rPr>
-          <w:b/>
-          <w:bCs/>
-        </w:rPr>
-        <w:t xml:space="preserve">quality</w:t>
-      </w:r>
-      <w:r>
-        <w:t xml:space="preserve"> </w:t>
-      </w:r>
-      <w:r>
-        <w:t xml:space="preserve">—</w:t>
-      </w:r>
-      <w:r>
-        <w:t xml:space="preserve"> </w:t>
-      </w:r>
-      <w:r>
-        <w:rPr>
-          <w:rStyle w:val="VerbatimChar"/>
-        </w:rPr>
-        <w:t xml:space="preserve">make lint</w:t>
-      </w:r>
-      <w:r>
-        <w:t xml:space="preserve"> </w:t>
-      </w:r>
-      <w:r>
-        <w:t xml:space="preserve">(flake8),</w:t>
-      </w:r>
-      <w:r>
-        <w:t xml:space="preserve"> </w:t>
-      </w:r>
-      <w:r>
-        <w:rPr>
-          <w:rStyle w:val="VerbatimChar"/>
-        </w:rPr>
-        <w:t xml:space="preserve">make test</w:t>
-      </w:r>
-      <w:r>
-        <w:t xml:space="preserve"> </w:t>
-      </w:r>
-      <w:r>
-        <w:t xml:space="preserve">(unittest)</w:t>
-      </w:r>
-    </w:p>
-    <w:p>
-      <w:pPr>
-        <w:pStyle w:val="Compact"/>
-        <w:numPr>
-          <w:ilvl w:val="0"/>
-          <w:numId w:val="1005"/>
-        </w:numPr>
-      </w:pPr>
-      <w:r>
-        <w:rPr>
-          <w:b/>
-          <w:bCs/>
-        </w:rPr>
-        <w:t xml:space="preserve">train</w:t>
-      </w:r>
-      <w:r>
-        <w:t xml:space="preserve"> </w:t>
-      </w:r>
-      <w:r>
-        <w:t xml:space="preserve">—</w:t>
-      </w:r>
-      <w:r>
-        <w:t xml:space="preserve"> </w:t>
-      </w:r>
-      <w:r>
-        <w:rPr>
-          <w:rStyle w:val="VerbatimChar"/>
-        </w:rPr>
-        <w:t xml:space="preserve">make ingest</w:t>
-      </w:r>
-      <w:r>
-        <w:t xml:space="preserve">,</w:t>
-      </w:r>
-      <w:r>
-        <w:t xml:space="preserve"> </w:t>
-      </w:r>
-      <w:r>
-        <w:rPr>
-          <w:rStyle w:val="VerbatimChar"/>
-        </w:rPr>
-        <w:t xml:space="preserve">make train</w:t>
-      </w:r>
-      <w:r>
-        <w:t xml:space="preserve">; asserts</w:t>
-      </w:r>
-      <w:r>
-        <w:t xml:space="preserve"> </w:t>
-      </w:r>
-      <w:r>
-        <w:rPr>
-          <w:rStyle w:val="VerbatimChar"/>
-        </w:rPr>
-        <w:t xml:space="preserve">artifacts/metadata.json</w:t>
-      </w:r>
-      <w:r>
-        <w:t xml:space="preserve"> </w:t>
-      </w:r>
-      <w:r>
-        <w:t xml:space="preserve">was produced; uploads the model + MLflow</w:t>
-      </w:r>
-      <w:r>
-        <w:t xml:space="preserve"> </w:t>
-      </w:r>
-      <w:r>
-        <w:t xml:space="preserve">SQLite DB as an artifact</w:t>
-      </w:r>
-    </w:p>
-    <w:p>
-      <w:pPr>
-        <w:pStyle w:val="Compact"/>
-        <w:numPr>
-          <w:ilvl w:val="0"/>
-          <w:numId w:val="1005"/>
-        </w:numPr>
-      </w:pPr>
-      <w:r>
-        <w:rPr>
-          <w:b/>
-          <w:bCs/>
-        </w:rPr>
-        <w:t xml:space="preserve">containerize</w:t>
-      </w:r>
-      <w:r>
-        <w:t xml:space="preserve"> </w:t>
-      </w:r>
-      <w:r>
-        <w:t xml:space="preserve">— downloads the trained model,</w:t>
-      </w:r>
-      <w:r>
-        <w:t xml:space="preserve"> </w:t>
-      </w:r>
-      <w:r>
-        <w:rPr>
-          <w:rStyle w:val="VerbatimChar"/>
-        </w:rPr>
-        <w:t xml:space="preserve">make docker-build</w:t>
-      </w:r>
-      <w:r>
-        <w:t xml:space="preserve">,</w:t>
-      </w:r>
-      <w:r>
-        <w:t xml:space="preserve"> </w:t>
-      </w:r>
-      <w:r>
-        <w:rPr>
-          <w:rStyle w:val="VerbatimChar"/>
-        </w:rPr>
-        <w:t xml:space="preserve">make docker-run</w:t>
-      </w:r>
-      <w:r>
-        <w:t xml:space="preserve">, polls</w:t>
-      </w:r>
-      <w:r>
-        <w:t xml:space="preserve"> </w:t>
-      </w:r>
-      <w:r>
-        <w:rPr>
-          <w:rStyle w:val="VerbatimChar"/>
-        </w:rPr>
-        <w:t xml:space="preserve">/health</w:t>
-      </w:r>
-      <w:r>
-        <w:t xml:space="preserve">, sends a real</w:t>
-      </w:r>
-      <w:r>
-        <w:t xml:space="preserve"> </w:t>
-      </w:r>
-      <w:r>
-        <w:rPr>
-          <w:rStyle w:val="VerbatimChar"/>
-        </w:rPr>
-        <w:t xml:space="preserve">/predict</w:t>
-      </w:r>
-      <w:r>
-        <w:t xml:space="preserve"> </w:t>
-      </w:r>
-      <w:r>
-        <w:t xml:space="preserve">request</w:t>
-      </w:r>
-      <w:r>
-        <w:t xml:space="preserve"> </w:t>
-      </w:r>
-      <w:r>
-        <w:t xml:space="preserve">and asserts the response shape, then</w:t>
-      </w:r>
-      <w:r>
-        <w:t xml:space="preserve"> </w:t>
-      </w:r>
-      <w:r>
-        <w:rPr>
-          <w:b/>
-          <w:bCs/>
-        </w:rPr>
-        <w:t xml:space="preserve">lints the Helm chart</w:t>
-      </w:r>
-      <w:r>
-        <w:t xml:space="preserve"> </w:t>
-      </w:r>
-      <w:r>
-        <w:t xml:space="preserve">(</w:t>
-      </w:r>
-      <w:r>
-        <w:rPr>
-          <w:rStyle w:val="VerbatimChar"/>
-        </w:rPr>
-        <w:t xml:space="preserve">make helm-lint</w:t>
-      </w:r>
-      <w:r>
-        <w:t xml:space="preserve">)</w:t>
-      </w:r>
-    </w:p>
-    <w:p>
-      <w:pPr>
-        <w:pStyle w:val="FirstParagraph"/>
-      </w:pPr>
-      <w:r>
-        <w:t xml:space="preserve">Any failure — lint error, failing test, training crash, a container that</w:t>
-      </w:r>
-      <w:r>
-        <w:t xml:space="preserve"> </w:t>
-      </w:r>
-      <w:r>
-        <w:t xml:space="preserve">never becomes healthy, a bad</w:t>
-      </w:r>
-      <w:r>
-        <w:t xml:space="preserve"> </w:t>
-      </w:r>
-      <w:r>
-        <w:rPr>
-          <w:rStyle w:val="VerbatimChar"/>
-        </w:rPr>
-        <w:t xml:space="preserve">/predict</w:t>
-      </w:r>
-      <w:r>
-        <w:t xml:space="preserve"> </w:t>
-      </w:r>
-      <w:r>
-        <w:t xml:space="preserve">response, or an invalid Helm</w:t>
-      </w:r>
-      <w:r>
-        <w:t xml:space="preserve"> </w:t>
-      </w:r>
-      <w:r>
-        <w:t xml:space="preserve">chart — fails the pipeline with a non-zero exit and a readable log.</w:t>
-      </w:r>
-    </w:p>
-    <w:p>
-      <w:r>
-        <w:pict>
-          <v:rect style="width:0;height:1.5pt" o:hralign="center" o:hrstd="t" o:hr="t"/>
-        </w:pict>
-      </w:r>
-    </w:p>
-    <w:bookmarkEnd w:id="52"/>
-    <w:bookmarkStart w:id="56" w:name="containerization"/>
-    <w:p>
-      <w:pPr>
-        <w:pStyle w:val="Heading2"/>
-      </w:pPr>
-      <w:r>
-        <w:t xml:space="preserve">8. Containerization</w:t>
-      </w:r>
-    </w:p>
-    <w:p>
-      <w:pPr>
-        <w:pStyle w:val="FirstParagraph"/>
-      </w:pPr>
-      <w:r>
-        <w:rPr>
-          <w:rStyle w:val="VerbatimChar"/>
-        </w:rPr>
-        <w:t xml:space="preserve">deploy/docker/Dockerfile</w:t>
-      </w:r>
-      <w:r>
-        <w:t xml:space="preserve"> </w:t>
-      </w:r>
-      <w:r>
-        <w:t xml:space="preserve">— multi-stage build:</w:t>
-      </w:r>
-      <w:r>
-        <w:t xml:space="preserve"> </w:t>
-      </w:r>
-      <w:r>
-        <w:t xml:space="preserve">-</w:t>
-      </w:r>
-      <w:r>
-        <w:t xml:space="preserve"> </w:t>
-      </w:r>
-      <w:r>
-        <w:rPr>
-          <w:b/>
-          <w:bCs/>
-        </w:rPr>
-        <w:t xml:space="preserve">Builder stage:</w:t>
-      </w:r>
-      <w:r>
-        <w:t xml:space="preserve"> </w:t>
-      </w:r>
-      <w:r>
-        <w:t xml:space="preserve">Python 3.12-slim +</w:t>
-      </w:r>
-      <w:r>
-        <w:t xml:space="preserve"> </w:t>
-      </w:r>
-      <w:r>
-        <w:rPr>
-          <w:rStyle w:val="VerbatimChar"/>
-        </w:rPr>
-        <w:t xml:space="preserve">build-essential</w:t>
-      </w:r>
-      <w:r>
-        <w:t xml:space="preserve">, installs</w:t>
-      </w:r>
-      <w:r>
-        <w:t xml:space="preserve"> </w:t>
-      </w:r>
-      <w:r>
-        <w:rPr>
-          <w:rStyle w:val="VerbatimChar"/>
-        </w:rPr>
-        <w:t xml:space="preserve">deploy/docker/requirements.txt</w:t>
-      </w:r>
-      <w:r>
-        <w:t xml:space="preserve"> </w:t>
-      </w:r>
-      <w:r>
-        <w:t xml:space="preserve">into an isolated venv</w:t>
-      </w:r>
-      <w:r>
-        <w:t xml:space="preserve"> </w:t>
-      </w:r>
-      <w:r>
-        <w:t xml:space="preserve">-</w:t>
-      </w:r>
-      <w:r>
-        <w:t xml:space="preserve"> </w:t>
-      </w:r>
-      <w:r>
-        <w:rPr>
-          <w:b/>
-          <w:bCs/>
-        </w:rPr>
-        <w:t xml:space="preserve">Runtime stage:</w:t>
-      </w:r>
-      <w:r>
-        <w:t xml:space="preserve"> </w:t>
-      </w:r>
-      <w:r>
-        <w:t xml:space="preserve">Python 3.12-slim + the venv copied over, app code,</w:t>
-      </w:r>
-      <w:r>
-        <w:t xml:space="preserve"> </w:t>
-      </w:r>
-      <w:r>
-        <w:t xml:space="preserve">and the MLflow-format model directory — no compiler toolchain in the</w:t>
-      </w:r>
-      <w:r>
-        <w:t xml:space="preserve"> </w:t>
-      </w:r>
-      <w:r>
-        <w:t xml:space="preserve">final image. Runs as a non-root user,</w:t>
-      </w:r>
-      <w:r>
-        <w:t xml:space="preserve"> </w:t>
-      </w:r>
-      <w:r>
-        <w:rPr>
-          <w:rStyle w:val="VerbatimChar"/>
-        </w:rPr>
-        <w:t xml:space="preserve">HEALTHCHECK</w:t>
-      </w:r>
-      <w:r>
-        <w:t xml:space="preserve"> </w:t>
-      </w:r>
-      <w:r>
-        <w:t xml:space="preserve">against</w:t>
-      </w:r>
-      <w:r>
-        <w:t xml:space="preserve"> </w:t>
-      </w:r>
-      <w:r>
-        <w:rPr>
-          <w:rStyle w:val="VerbatimChar"/>
-        </w:rPr>
-        <w:t xml:space="preserve">/health</w:t>
-      </w:r>
-      <w:r>
-        <w:t xml:space="preserve">.</w:t>
-      </w:r>
-      <w:r>
-        <w:t xml:space="preserve"> </w:t>
-      </w:r>
-      <w:r>
-        <w:t xml:space="preserve">-</w:t>
-      </w:r>
-      <w:r>
-        <w:t xml:space="preserve"> </w:t>
-      </w:r>
-      <w:r>
-        <w:rPr>
-          <w:b/>
-          <w:bCs/>
-        </w:rPr>
-        <w:t xml:space="preserve">Process model:</w:t>
-      </w:r>
-      <w:r>
-        <w:t xml:space="preserve"> </w:t>
-      </w:r>
-      <w:r>
-        <w:rPr>
-          <w:rStyle w:val="VerbatimChar"/>
-        </w:rPr>
-        <w:t xml:space="preserve">gunicorn</w:t>
-      </w:r>
-      <w:r>
-        <w:t xml:space="preserve"> </w:t>
-      </w:r>
-      <w:r>
-        <w:t xml:space="preserve">managing</w:t>
-      </w:r>
-      <w:r>
-        <w:t xml:space="preserve"> </w:t>
-      </w:r>
-      <w:r>
-        <w:rPr>
-          <w:rStyle w:val="VerbatimChar"/>
-        </w:rPr>
-        <w:t xml:space="preserve">uvicorn.workers.UvicornWorker</w:t>
-      </w:r>
-      <w:r>
-        <w:t xml:space="preserve"> </w:t>
-      </w:r>
-      <w:r>
-        <w:t xml:space="preserve">processes (2 workers) rather than invoking uvicorn directly — closer to</w:t>
-      </w:r>
-      <w:r>
-        <w:t xml:space="preserve"> </w:t>
-      </w:r>
-      <w:r>
-        <w:t xml:space="preserve">how this would actually run in production, and gives explicit</w:t>
-      </w:r>
-      <w:r>
-        <w:t xml:space="preserve"> </w:t>
-      </w:r>
-      <w:r>
-        <w:t xml:space="preserve">worker-count control.</w:t>
-      </w:r>
-    </w:p>
-    <w:p>
-      <w:pPr>
-        <w:pStyle w:val="BodyText"/>
-      </w:pPr>
-      <w:r>
-        <w:rPr>
-          <w:b/>
-          <w:bCs/>
-        </w:rPr>
-        <w:t xml:space="preserve">Verified locally:</w:t>
-      </w:r>
-    </w:p>
-    <w:p>
-      <w:pPr>
-        <w:pStyle w:val="SourceCode"/>
-      </w:pPr>
-      <w:r>
-        <w:rPr>
-          <w:rStyle w:val="FunctionTok"/>
-        </w:rPr>
-        <w:t xml:space="preserve">make</w:t>
-      </w:r>
-      <w:r>
-        <w:rPr>
-          <w:rStyle w:val="NormalTok"/>
-        </w:rPr>
-        <w:t xml:space="preserve"> docker-build</w:t>
-      </w:r>
-      <w:r>
-        <w:br/>
-      </w:r>
-      <w:r>
-        <w:rPr>
-          <w:rStyle w:val="FunctionTok"/>
-        </w:rPr>
-        <w:t xml:space="preserve">make</w:t>
-      </w:r>
-      <w:r>
-        <w:rPr>
-          <w:rStyle w:val="NormalTok"/>
-        </w:rPr>
-        <w:t xml:space="preserve"> docker-run</w:t>
-      </w:r>
-      <w:r>
-        <w:br/>
-      </w:r>
-      <w:r>
-        <w:rPr>
-          <w:rStyle w:val="ExtensionTok"/>
-        </w:rPr>
-        <w:t xml:space="preserve">curl</w:t>
-      </w:r>
-      <w:r>
-        <w:rPr>
-          <w:rStyle w:val="NormalTok"/>
-        </w:rPr>
-        <w:t xml:space="preserve"> http://localhost:8080/health</w:t>
-      </w:r>
-      <w:r>
-        <w:br/>
-      </w:r>
-      <w:r>
-        <w:rPr>
-          <w:rStyle w:val="CommentTok"/>
-        </w:rPr>
-        <w:t xml:space="preserve"># {"status":"ok","model_ready":true,"model_name":"heart-risk-classifier","model_version":"1"}</w:t>
-      </w:r>
-    </w:p>
-    <w:p>
-      <w:pPr>
-        <w:pStyle w:val="FirstParagraph"/>
-      </w:pPr>
-      <w:r>
-        <w:t xml:space="preserve">The FastAPI interactive docs (Swagger UI), auto-generated from the</w:t>
-      </w:r>
-      <w:r>
-        <w:t xml:space="preserve"> </w:t>
-      </w:r>
-      <w:r>
-        <w:t xml:space="preserve">Pydantic contracts in</w:t>
-      </w:r>
-      <w:r>
-        <w:t xml:space="preserve"> </w:t>
-      </w:r>
-      <w:r>
-        <w:rPr>
-          <w:rStyle w:val="VerbatimChar"/>
-        </w:rPr>
-        <w:t xml:space="preserve">heart_risk/service/contracts.py</w:t>
-      </w:r>
-      <w:r>
-        <w:t xml:space="preserve">:</w:t>
+        <w:t xml:space="preserve">MLflow run comparison - parameters and tags</w:t>
       </w:r>
     </w:p>
     <w:p>
@@ -3961,18 +2741,18 @@
           <wp:inline>
             <wp:extent cx="5334000" cy="3464277"/>
             <wp:effectExtent b="0" l="0" r="0" t="0"/>
-            <wp:docPr descr="FastAPI Swagger UI - Heart Risk Prediction Service" title="" id="54" name="Picture"/>
+            <wp:docPr descr="MLflow run comparison - metrics" title="" id="51" name="Picture"/>
             <a:graphic>
               <a:graphicData uri="http://schemas.openxmlformats.org/drawingml/2006/picture">
                 <pic:pic>
                   <pic:nvPicPr>
-                    <pic:cNvPr descr="../screenshots/heart_risk_swagger_api.png" id="55" name="Picture"/>
+                    <pic:cNvPr descr="../screenshots/model/comparision_matrix.png" id="52" name="Picture"/>
                     <pic:cNvPicPr>
                       <a:picLocks noChangeArrowheads="1" noChangeAspect="1"/>
                     </pic:cNvPicPr>
                   </pic:nvPicPr>
                   <pic:blipFill>
-                    <a:blip r:embed="rId53"/>
+                    <a:blip r:embed="rId50"/>
                     <a:stretch>
                       <a:fillRect/>
                     </a:stretch>
@@ -4004,7 +2784,292 @@
         <w:pStyle w:val="ImageCaption"/>
       </w:pPr>
       <w:r>
-        <w:t xml:space="preserve">FastAPI Swagger UI - Heart Risk Prediction Service</w:t>
+        <w:t xml:space="preserve">MLflow run comparison - metrics</w:t>
+      </w:r>
+    </w:p>
+    <w:bookmarkEnd w:id="53"/>
+    <w:bookmarkStart w:id="54" w:name="model-packaging-reproducibility"/>
+    <w:p>
+      <w:pPr>
+        <w:pStyle w:val="Heading2"/>
+      </w:pPr>
+      <w:r>
+        <w:t xml:space="preserve">6. Model Packaging &amp; Reproducibility</w:t>
+      </w:r>
+    </w:p>
+    <w:p>
+      <w:pPr>
+        <w:pStyle w:val="Compact"/>
+        <w:numPr>
+          <w:ilvl w:val="0"/>
+          <w:numId w:val="1005"/>
+        </w:numPr>
+      </w:pPr>
+      <w:r>
+        <w:t xml:space="preserve">The champion pipeline is saved via</w:t>
+      </w:r>
+      <w:r>
+        <w:t xml:space="preserve"> </w:t>
+      </w:r>
+      <w:r>
+        <w:rPr>
+          <w:rStyle w:val="VerbatimChar"/>
+          <w:b/>
+          <w:bCs/>
+        </w:rPr>
+        <w:t xml:space="preserve">mlflow.sklearn.save_model</w:t>
+      </w:r>
+      <w:r>
+        <w:t xml:space="preserve"> </w:t>
+      </w:r>
+      <w:r>
+        <w:t xml:space="preserve">—</w:t>
+      </w:r>
+      <w:r>
+        <w:t xml:space="preserve"> </w:t>
+      </w:r>
+      <w:r>
+        <w:t xml:space="preserve">an MLflow-format model</w:t>
+      </w:r>
+      <w:r>
+        <w:t xml:space="preserve"> </w:t>
+      </w:r>
+      <w:r>
+        <w:rPr>
+          <w:i/>
+          <w:iCs/>
+        </w:rPr>
+        <w:t xml:space="preserve">directory</w:t>
+      </w:r>
+      <w:r>
+        <w:t xml:space="preserve"> </w:t>
+      </w:r>
+      <w:r>
+        <w:t xml:space="preserve">(</w:t>
+      </w:r>
+      <w:r>
+        <w:rPr>
+          <w:rStyle w:val="VerbatimChar"/>
+        </w:rPr>
+        <w:t xml:space="preserve">artifacts/model/</w:t>
+      </w:r>
+      <w:r>
+        <w:t xml:space="preserve">, containing</w:t>
+      </w:r>
+      <w:r>
+        <w:t xml:space="preserve"> </w:t>
+      </w:r>
+      <w:r>
+        <w:rPr>
+          <w:rStyle w:val="VerbatimChar"/>
+        </w:rPr>
+        <w:t xml:space="preserve">MLmodel</w:t>
+      </w:r>
+      <w:r>
+        <w:t xml:space="preserve">,</w:t>
+      </w:r>
+      <w:r>
+        <w:t xml:space="preserve"> </w:t>
+      </w:r>
+      <w:r>
+        <w:rPr>
+          <w:rStyle w:val="VerbatimChar"/>
+        </w:rPr>
+        <w:t xml:space="preserve">model.pkl</w:t>
+      </w:r>
+      <w:r>
+        <w:t xml:space="preserve">,</w:t>
+      </w:r>
+      <w:r>
+        <w:t xml:space="preserve"> </w:t>
+      </w:r>
+      <w:r>
+        <w:rPr>
+          <w:rStyle w:val="VerbatimChar"/>
+        </w:rPr>
+        <w:t xml:space="preserve">conda.yaml</w:t>
+      </w:r>
+      <w:r>
+        <w:t xml:space="preserve">,</w:t>
+      </w:r>
+      <w:r>
+        <w:t xml:space="preserve"> </w:t>
+      </w:r>
+      <w:r>
+        <w:rPr>
+          <w:rStyle w:val="VerbatimChar"/>
+        </w:rPr>
+        <w:t xml:space="preserve">requirements.txt</w:t>
+      </w:r>
+      <w:r>
+        <w:t xml:space="preserve">) rather than a</w:t>
+      </w:r>
+      <w:r>
+        <w:t xml:space="preserve"> </w:t>
+      </w:r>
+      <w:r>
+        <w:t xml:space="preserve">bare</w:t>
+      </w:r>
+      <w:r>
+        <w:t xml:space="preserve"> </w:t>
+      </w:r>
+      <w:r>
+        <w:rPr>
+          <w:rStyle w:val="VerbatimChar"/>
+        </w:rPr>
+        <w:t xml:space="preserve">joblib.dump</w:t>
+      </w:r>
+      <w:r>
+        <w:t xml:space="preserve"> </w:t>
+      </w:r>
+      <w:r>
+        <w:t xml:space="preserve">pickle. The serving layer loads it with</w:t>
+      </w:r>
+      <w:r>
+        <w:t xml:space="preserve"> </w:t>
+      </w:r>
+      <w:r>
+        <w:rPr>
+          <w:rStyle w:val="VerbatimChar"/>
+        </w:rPr>
+        <w:t xml:space="preserve">mlflow.pyfunc.load_model</w:t>
+      </w:r>
+      <w:r>
+        <w:t xml:space="preserve">, so swapping in a different MLflow-flavored</w:t>
+      </w:r>
+      <w:r>
+        <w:t xml:space="preserve"> </w:t>
+      </w:r>
+      <w:r>
+        <w:t xml:space="preserve">model later wouldn’t require touching the loading code.</w:t>
+      </w:r>
+    </w:p>
+    <w:p>
+      <w:pPr>
+        <w:pStyle w:val="Compact"/>
+        <w:numPr>
+          <w:ilvl w:val="0"/>
+          <w:numId w:val="1005"/>
+        </w:numPr>
+      </w:pPr>
+      <w:r>
+        <w:rPr>
+          <w:rStyle w:val="VerbatimChar"/>
+        </w:rPr>
+        <w:t xml:space="preserve">artifacts/metadata.json</w:t>
+      </w:r>
+      <w:r>
+        <w:t xml:space="preserve"> </w:t>
+      </w:r>
+      <w:r>
+        <w:t xml:space="preserve">records the champion’s name, registry</w:t>
+      </w:r>
+      <w:r>
+        <w:t xml:space="preserve"> </w:t>
+      </w:r>
+      <w:r>
+        <w:t xml:space="preserve">version, hyperparameters, holdout metrics, and a summary of every</w:t>
+      </w:r>
+      <w:r>
+        <w:t xml:space="preserve"> </w:t>
+      </w:r>
+      <w:r>
+        <w:t xml:space="preserve">candidate trained.</w:t>
+      </w:r>
+    </w:p>
+    <w:p>
+      <w:pPr>
+        <w:pStyle w:val="Compact"/>
+        <w:numPr>
+          <w:ilvl w:val="0"/>
+          <w:numId w:val="1005"/>
+        </w:numPr>
+      </w:pPr>
+      <w:r>
+        <w:t xml:space="preserve">Two requirements files:</w:t>
+      </w:r>
+      <w:r>
+        <w:t xml:space="preserve"> </w:t>
+      </w:r>
+      <w:r>
+        <w:rPr>
+          <w:rStyle w:val="VerbatimChar"/>
+        </w:rPr>
+        <w:t xml:space="preserve">requirements.txt</w:t>
+      </w:r>
+      <w:r>
+        <w:t xml:space="preserve"> </w:t>
+      </w:r>
+      <w:r>
+        <w:t xml:space="preserve">(full dev/training</w:t>
+      </w:r>
+      <w:r>
+        <w:t xml:space="preserve"> </w:t>
+      </w:r>
+      <w:r>
+        <w:t xml:space="preserve">environment) and</w:t>
+      </w:r>
+      <w:r>
+        <w:t xml:space="preserve"> </w:t>
+      </w:r>
+      <w:r>
+        <w:rPr>
+          <w:rStyle w:val="VerbatimChar"/>
+        </w:rPr>
+        <w:t xml:space="preserve">deploy/docker/requirements.txt</w:t>
+      </w:r>
+      <w:r>
+        <w:t xml:space="preserve"> </w:t>
+      </w:r>
+      <w:r>
+        <w:t xml:space="preserve">(slim serving-only</w:t>
+      </w:r>
+      <w:r>
+        <w:t xml:space="preserve"> </w:t>
+      </w:r>
+      <w:r>
+        <w:t xml:space="preserve">set using</w:t>
+      </w:r>
+      <w:r>
+        <w:t xml:space="preserve"> </w:t>
+      </w:r>
+      <w:r>
+        <w:rPr>
+          <w:rStyle w:val="VerbatimChar"/>
+          <w:b/>
+          <w:bCs/>
+        </w:rPr>
+        <w:t xml:space="preserve">mlflow-skinny</w:t>
+      </w:r>
+      <w:r>
+        <w:t xml:space="preserve"> </w:t>
+      </w:r>
+      <w:r>
+        <w:t xml:space="preserve">instead of full</w:t>
+      </w:r>
+      <w:r>
+        <w:t xml:space="preserve"> </w:t>
+      </w:r>
+      <w:r>
+        <w:rPr>
+          <w:rStyle w:val="VerbatimChar"/>
+        </w:rPr>
+        <w:t xml:space="preserve">mlflow</w:t>
+      </w:r>
+      <w:r>
+        <w:t xml:space="preserve">, to avoid</w:t>
+      </w:r>
+      <w:r>
+        <w:t xml:space="preserve"> </w:t>
+      </w:r>
+      <w:r>
+        <w:t xml:space="preserve">pulling the tracking server/UI stack into the serving image). All</w:t>
+      </w:r>
+      <w:r>
+        <w:t xml:space="preserve"> </w:t>
+      </w:r>
+      <w:r>
+        <w:t xml:space="preserve">packages version-pinned.</w:t>
       </w:r>
     </w:p>
     <w:p>
@@ -4014,32 +3079,36 @@
         </w:pict>
       </w:r>
     </w:p>
-    <w:bookmarkEnd w:id="56"/>
-    <w:bookmarkStart w:id="60" w:name="X42995126051c318abf420ee7c27385f86cf05ef"/>
+    <w:bookmarkEnd w:id="54"/>
+    <w:bookmarkEnd w:id="55"/>
+    <w:bookmarkStart w:id="73" w:name="part-iii-engineering-operations"/>
+    <w:p>
+      <w:pPr>
+        <w:pStyle w:val="Heading1"/>
+      </w:pPr>
+      <w:r>
+        <w:t xml:space="preserve">Part III — Engineering &amp; Operations</w:t>
+      </w:r>
+    </w:p>
+    <w:bookmarkStart w:id="56" w:name="testing-strategy"/>
     <w:p>
       <w:pPr>
         <w:pStyle w:val="Heading2"/>
       </w:pPr>
       <w:r>
-        <w:t xml:space="preserve">9. Production Deployment (Kubernetes via Helm)</w:t>
+        <w:t xml:space="preserve">7. Testing Strategy</w:t>
       </w:r>
     </w:p>
     <w:p>
       <w:pPr>
         <w:pStyle w:val="FirstParagraph"/>
       </w:pPr>
-      <w:r>
-        <w:t xml:space="preserve">Packaged as a</w:t>
-      </w:r>
-      <w:r>
-        <w:t xml:space="preserve"> </w:t>
-      </w:r>
       <w:r>
         <w:rPr>
           <w:b/>
           <w:bCs/>
         </w:rPr>
-        <w:t xml:space="preserve">Helm chart</w:t>
+        <w:t xml:space="preserve">Unit tests</w:t>
       </w:r>
       <w:r>
         <w:t xml:space="preserve"> </w:t>
@@ -4051,49 +3120,189 @@
         <w:rPr>
           <w:rStyle w:val="VerbatimChar"/>
         </w:rPr>
-        <w:t xml:space="preserve">deploy/helm/heart-risk-api/</w:t>
-      </w:r>
-      <w:r>
-        <w:t xml:space="preserve">) rather than</w:t>
-      </w:r>
-      <w:r>
-        <w:t xml:space="preserve"> </w:t>
-      </w:r>
-      <w:r>
-        <w:t xml:space="preserve">raw manifests — the assignment explicitly allows either, and a chart</w:t>
-      </w:r>
-      <w:r>
-        <w:t xml:space="preserve"> </w:t>
-      </w:r>
-      <w:r>
-        <w:t xml:space="preserve">makes the</w:t>
-      </w:r>
-      <w:r>
-        <w:t xml:space="preserve"> </w:t>
-      </w:r>
-      <w:r>
-        <w:t xml:space="preserve">“bundle the API + its monitoring stack as one installable unit”</w:t>
-      </w:r>
-      <w:r>
-        <w:t xml:space="preserve"> </w:t>
-      </w:r>
-      <w:r>
-        <w:t xml:space="preserve">design (Section 10) much cleaner than separate</w:t>
-      </w:r>
-      <w:r>
-        <w:t xml:space="preserve"> </w:t>
-      </w:r>
-      <w:r>
-        <w:rPr>
-          <w:rStyle w:val="VerbatimChar"/>
-        </w:rPr>
-        <w:t xml:space="preserve">kubectl apply</w:t>
-      </w:r>
-      <w:r>
-        <w:t xml:space="preserve"> </w:t>
-      </w:r>
-      <w:r>
-        <w:t xml:space="preserve">files.</w:t>
+        <w:t xml:space="preserve">tests/</w:t>
+      </w:r>
+      <w:r>
+        <w:t xml:space="preserve">, 41 cases, Python’s built-in</w:t>
+      </w:r>
+      <w:r>
+        <w:t xml:space="preserve"> </w:t>
+      </w:r>
+      <w:r>
+        <w:rPr>
+          <w:rStyle w:val="VerbatimChar"/>
+          <w:b/>
+          <w:bCs/>
+        </w:rPr>
+        <w:t xml:space="preserve">unittest</w:t>
+      </w:r>
+      <w:r>
+        <w:t xml:space="preserve"> </w:t>
+      </w:r>
+      <w:r>
+        <w:t xml:space="preserve">framework —</w:t>
+      </w:r>
+      <w:r>
+        <w:t xml:space="preserve"> </w:t>
+      </w:r>
+      <w:r>
+        <w:rPr>
+          <w:rStyle w:val="VerbatimChar"/>
+        </w:rPr>
+        <w:t xml:space="preserve">TestCase</w:t>
+      </w:r>
+      <w:r>
+        <w:t xml:space="preserve"> </w:t>
+      </w:r>
+      <w:r>
+        <w:t xml:space="preserve">classes with</w:t>
+      </w:r>
+      <w:r>
+        <w:t xml:space="preserve"> </w:t>
+      </w:r>
+      <w:r>
+        <w:rPr>
+          <w:rStyle w:val="VerbatimChar"/>
+        </w:rPr>
+        <w:t xml:space="preserve">setUp</w:t>
+      </w:r>
+      <w:r>
+        <w:t xml:space="preserve">/</w:t>
+      </w:r>
+      <w:r>
+        <w:rPr>
+          <w:rStyle w:val="VerbatimChar"/>
+        </w:rPr>
+        <w:t xml:space="preserve">tearDown</w:t>
+      </w:r>
+      <w:r>
+        <w:t xml:space="preserve">, chosen over</w:t>
+      </w:r>
+      <w:r>
+        <w:t xml:space="preserve"> </w:t>
+      </w:r>
+      <w:r>
+        <w:t xml:space="preserve">pytest as the assignment’s other explicitly listed option): cover</w:t>
+      </w:r>
+      <w:r>
+        <w:t xml:space="preserve"> </w:t>
+      </w:r>
+      <w:r>
+        <w:t xml:space="preserve">ingestion parsing, dataset loading/splitting, the feature pipeline</w:t>
+      </w:r>
+      <w:r>
+        <w:t xml:space="preserve"> </w:t>
+      </w:r>
+      <w:r>
+        <w:t xml:space="preserve">(no-NaN output, ordinal-not-onehot width check, independent refits), the</w:t>
+      </w:r>
+      <w:r>
+        <w:t xml:space="preserve"> </w:t>
+      </w:r>
+      <w:r>
+        <w:rPr>
+          <w:rStyle w:val="VerbatimChar"/>
+        </w:rPr>
+        <w:t xml:space="preserve">AgeGroupBucketer</w:t>
+      </w:r>
+      <w:r>
+        <w:t xml:space="preserve">, metric computation + all three plot functions, the</w:t>
+      </w:r>
+      <w:r>
+        <w:t xml:space="preserve"> </w:t>
+      </w:r>
+      <w:r>
+        <w:t xml:space="preserve">training candidates’ structural correctness,</w:t>
+      </w:r>
+      <w:r>
+        <w:t xml:space="preserve"> </w:t>
+      </w:r>
+      <w:r>
+        <w:rPr>
+          <w:rStyle w:val="VerbatimChar"/>
+        </w:rPr>
+        <w:t xml:space="preserve">RiskPredictor</w:t>
+      </w:r>
+      <w:r>
+        <w:t xml:space="preserve"> </w:t>
+      </w:r>
+      <w:r>
+        <w:t xml:space="preserve">inference,</w:t>
+      </w:r>
+      <w:r>
+        <w:t xml:space="preserve"> </w:t>
+      </w:r>
+      <w:r>
+        <w:t xml:space="preserve">and the FastAPI service’s endpoints. No test touches the network or</w:t>
+      </w:r>
+      <w:r>
+        <w:t xml:space="preserve"> </w:t>
+      </w:r>
+      <w:r>
+        <w:t xml:space="preserve">depends on</w:t>
+      </w:r>
+      <w:r>
+        <w:t xml:space="preserve"> </w:t>
+      </w:r>
+      <w:r>
+        <w:rPr>
+          <w:rStyle w:val="VerbatimChar"/>
+        </w:rPr>
+        <w:t xml:space="preserve">artifacts/model/</w:t>
+      </w:r>
+      <w:r>
+        <w:t xml:space="preserve"> </w:t>
+      </w:r>
+      <w:r>
+        <w:t xml:space="preserve">already existing — a synthetic fixture</w:t>
+      </w:r>
+      <w:r>
+        <w:t xml:space="preserve"> </w:t>
+      </w:r>
+      <w:r>
+        <w:t xml:space="preserve">dataset (</w:t>
+      </w:r>
+      <w:r>
+        <w:rPr>
+          <w:rStyle w:val="VerbatimChar"/>
+        </w:rPr>
+        <w:t xml:space="preserve">tests/fixtures.py</w:t>
+      </w:r>
+      <w:r>
+        <w:t xml:space="preserve">) stands in for the real data.</w:t>
+      </w:r>
+    </w:p>
+    <w:bookmarkEnd w:id="56"/>
+    <w:bookmarkStart w:id="57" w:name="cicd-pipeline"/>
+    <w:p>
+      <w:pPr>
+        <w:pStyle w:val="Heading2"/>
+      </w:pPr>
+      <w:r>
+        <w:t xml:space="preserve">8. CI/CD Pipeline</w:t>
+      </w:r>
+    </w:p>
+    <w:p>
+      <w:pPr>
+        <w:pStyle w:val="FirstParagraph"/>
+      </w:pPr>
+      <w:r>
+        <w:rPr>
+          <w:rStyle w:val="VerbatimChar"/>
+        </w:rPr>
+        <w:t xml:space="preserve">.github/workflows/pipeline.yml</w:t>
+      </w:r>
+      <w:r>
+        <w:t xml:space="preserve"> </w:t>
+      </w:r>
+      <w:r>
+        <w:t xml:space="preserve">— three Makefile-driven jobs, each</w:t>
+      </w:r>
+      <w:r>
+        <w:t xml:space="preserve"> </w:t>
+      </w:r>
+      <w:r>
+        <w:t xml:space="preserve">gated on the previous succeeding:</w:t>
       </w:r>
     </w:p>
     <w:p>
@@ -4109,37 +3318,43 @@
           <w:b/>
           <w:bCs/>
         </w:rPr>
-        <w:t xml:space="preserve">Deployment:</w:t>
-      </w:r>
-      <w:r>
-        <w:t xml:space="preserve"> </w:t>
-      </w:r>
-      <w:r>
-        <w:t xml:space="preserve">2 replicas, resource requests/limits, readiness probe</w:t>
-      </w:r>
-      <w:r>
-        <w:t xml:space="preserve"> </w:t>
-      </w:r>
-      <w:r>
-        <w:t xml:space="preserve">(</w:t>
-      </w:r>
-      <w:r>
-        <w:rPr>
-          <w:rStyle w:val="VerbatimChar"/>
-        </w:rPr>
-        <w:t xml:space="preserve">/health</w:t>
-      </w:r>
-      <w:r>
-        <w:t xml:space="preserve">, 5s delay) and liveness probe (</w:t>
-      </w:r>
-      <w:r>
-        <w:rPr>
-          <w:rStyle w:val="VerbatimChar"/>
-        </w:rPr>
-        <w:t xml:space="preserve">/health</w:t>
-      </w:r>
-      <w:r>
-        <w:t xml:space="preserve">, 15s delay)</w:t>
+        <w:t xml:space="preserve">quality</w:t>
+      </w:r>
+      <w:r>
+        <w:t xml:space="preserve"> </w:t>
+      </w:r>
+      <w:r>
+        <w:t xml:space="preserve">—</w:t>
+      </w:r>
+      <w:r>
+        <w:t xml:space="preserve"> </w:t>
+      </w:r>
+      <w:r>
+        <w:rPr>
+          <w:rStyle w:val="VerbatimChar"/>
+        </w:rPr>
+        <w:t xml:space="preserve">make lint</w:t>
+      </w:r>
+      <w:r>
+        <w:t xml:space="preserve"> </w:t>
+      </w:r>
+      <w:r>
+        <w:t xml:space="preserve">(flake8),</w:t>
+      </w:r>
+      <w:r>
+        <w:t xml:space="preserve"> </w:t>
+      </w:r>
+      <w:r>
+        <w:rPr>
+          <w:rStyle w:val="VerbatimChar"/>
+        </w:rPr>
+        <w:t xml:space="preserve">make test</w:t>
+      </w:r>
+      <w:r>
+        <w:t xml:space="preserve"> </w:t>
+      </w:r>
+      <w:r>
+        <w:t xml:space="preserve">(unittest)</w:t>
       </w:r>
     </w:p>
     <w:p>
@@ -4155,22 +3370,58 @@
           <w:b/>
           <w:bCs/>
         </w:rPr>
-        <w:t xml:space="preserve">Service:</w:t>
-      </w:r>
-      <w:r>
-        <w:t xml:space="preserve"> </w:t>
-      </w:r>
-      <w:r>
-        <w:rPr>
-          <w:rStyle w:val="VerbatimChar"/>
-        </w:rPr>
-        <w:t xml:space="preserve">ClusterIP</w:t>
-      </w:r>
-      <w:r>
-        <w:t xml:space="preserve"> </w:t>
-      </w:r>
-      <w:r>
-        <w:t xml:space="preserve">(not directly exposed)</w:t>
+        <w:t xml:space="preserve">train</w:t>
+      </w:r>
+      <w:r>
+        <w:t xml:space="preserve"> </w:t>
+      </w:r>
+      <w:r>
+        <w:t xml:space="preserve">—</w:t>
+      </w:r>
+      <w:r>
+        <w:t xml:space="preserve"> </w:t>
+      </w:r>
+      <w:r>
+        <w:rPr>
+          <w:rStyle w:val="VerbatimChar"/>
+        </w:rPr>
+        <w:t xml:space="preserve">make ingest</w:t>
+      </w:r>
+      <w:r>
+        <w:t xml:space="preserve">,</w:t>
+      </w:r>
+      <w:r>
+        <w:t xml:space="preserve"> </w:t>
+      </w:r>
+      <w:r>
+        <w:rPr>
+          <w:rStyle w:val="VerbatimChar"/>
+        </w:rPr>
+        <w:t xml:space="preserve">make train</w:t>
+      </w:r>
+      <w:r>
+        <w:t xml:space="preserve">; asserts</w:t>
+      </w:r>
+      <w:r>
+        <w:t xml:space="preserve"> </w:t>
+      </w:r>
+      <w:r>
+        <w:rPr>
+          <w:rStyle w:val="VerbatimChar"/>
+        </w:rPr>
+        <w:t xml:space="preserve">artifacts/metadata.json</w:t>
+      </w:r>
+      <w:r>
+        <w:t xml:space="preserve"> </w:t>
+      </w:r>
+      <w:r>
+        <w:t xml:space="preserve">was produced; uploads the model + MLflow</w:t>
+      </w:r>
+      <w:r>
+        <w:t xml:space="preserve"> </w:t>
+      </w:r>
+      <w:r>
+        <w:t xml:space="preserve">SQLite DB as an artifact</w:t>
       </w:r>
     </w:p>
     <w:p>
@@ -4186,145 +3437,337 @@
           <w:b/>
           <w:bCs/>
         </w:rPr>
-        <w:t xml:space="preserve">Ingress:</w:t>
-      </w:r>
-      <w:r>
-        <w:t xml:space="preserve"> </w:t>
-      </w:r>
-      <w:r>
-        <w:t xml:space="preserve">nginx ingress class, host</w:t>
-      </w:r>
-      <w:r>
-        <w:t xml:space="preserve"> </w:t>
-      </w:r>
-      <w:r>
-        <w:rPr>
-          <w:rStyle w:val="VerbatimChar"/>
-        </w:rPr>
-        <w:t xml:space="preserve">heart-risk.local</w:t>
-      </w:r>
-      <w:r>
-        <w:t xml:space="preserve"> </w:t>
-      </w:r>
-      <w:r>
-        <w:t xml:space="preserve">— the</w:t>
-      </w:r>
-      <w:r>
-        <w:t xml:space="preserve"> </w:t>
-      </w:r>
-      <w:r>
-        <w:t xml:space="preserve">assignment’s</w:t>
-      </w:r>
-      <w:r>
-        <w:t xml:space="preserve"> </w:t>
-      </w:r>
-      <w:r>
-        <w:rPr>
-          <w:i/>
-          <w:iCs/>
-        </w:rPr>
-        <w:t xml:space="preserve">other</w:t>
-      </w:r>
-      <w:r>
-        <w:t xml:space="preserve"> </w:t>
-      </w:r>
-      <w:r>
-        <w:t xml:space="preserve">explicit option for exposing the API (vs. a</w:t>
-      </w:r>
-      <w:r>
-        <w:t xml:space="preserve"> </w:t>
-      </w:r>
-      <w:r>
-        <w:t xml:space="preserve">LoadBalancer Service)</w:t>
-      </w:r>
-    </w:p>
-    <w:p>
-      <w:pPr>
-        <w:pStyle w:val="SourceCode"/>
-      </w:pPr>
-      <w:r>
-        <w:rPr>
-          <w:rStyle w:val="ExtensionTok"/>
-        </w:rPr>
-        <w:t xml:space="preserve">minikube</w:t>
-      </w:r>
-      <w:r>
-        <w:rPr>
-          <w:rStyle w:val="NormalTok"/>
-        </w:rPr>
-        <w:t xml:space="preserve"> addons enable ingress</w:t>
-      </w:r>
-      <w:r>
-        <w:br/>
-      </w:r>
-      <w:r>
-        <w:rPr>
-          <w:rStyle w:val="ExtensionTok"/>
-        </w:rPr>
-        <w:t xml:space="preserve">helm</w:t>
-      </w:r>
-      <w:r>
-        <w:rPr>
-          <w:rStyle w:val="NormalTok"/>
-        </w:rPr>
-        <w:t xml:space="preserve"> install heart-risk-api deploy/helm/heart-risk-api </w:t>
-      </w:r>
-      <w:r>
-        <w:rPr>
-          <w:rStyle w:val="DataTypeTok"/>
-        </w:rPr>
-        <w:t xml:space="preserve">\</w:t>
-      </w:r>
-      <w:r>
-        <w:br/>
-      </w:r>
-      <w:r>
-        <w:rPr>
-          <w:rStyle w:val="NormalTok"/>
-        </w:rPr>
-        <w:t xml:space="preserve">  </w:t>
-      </w:r>
-      <w:r>
-        <w:rPr>
-          <w:rStyle w:val="AttributeTok"/>
-        </w:rPr>
-        <w:t xml:space="preserve">--namespace</w:t>
-      </w:r>
-      <w:r>
-        <w:rPr>
-          <w:rStyle w:val="NormalTok"/>
-        </w:rPr>
-        <w:t xml:space="preserve"> heart-risk </w:t>
-      </w:r>
-      <w:r>
-        <w:rPr>
-          <w:rStyle w:val="AttributeTok"/>
-        </w:rPr>
-        <w:t xml:space="preserve">--create-namespace</w:t>
-      </w:r>
-    </w:p>
-    <w:p>
-      <w:pPr>
-        <w:pStyle w:val="FirstParagraph"/>
-      </w:pPr>
+        <w:t xml:space="preserve">containerize</w:t>
+      </w:r>
+      <w:r>
+        <w:t xml:space="preserve"> </w:t>
+      </w:r>
+      <w:r>
+        <w:t xml:space="preserve">— downloads the trained model,</w:t>
+      </w:r>
+      <w:r>
+        <w:t xml:space="preserve"> </w:t>
+      </w:r>
+      <w:r>
+        <w:rPr>
+          <w:rStyle w:val="VerbatimChar"/>
+        </w:rPr>
+        <w:t xml:space="preserve">make docker-build</w:t>
+      </w:r>
+      <w:r>
+        <w:t xml:space="preserve">,</w:t>
+      </w:r>
+      <w:r>
+        <w:t xml:space="preserve"> </w:t>
+      </w:r>
+      <w:r>
+        <w:rPr>
+          <w:rStyle w:val="VerbatimChar"/>
+        </w:rPr>
+        <w:t xml:space="preserve">make docker-run</w:t>
+      </w:r>
+      <w:r>
+        <w:t xml:space="preserve">, polls</w:t>
+      </w:r>
+      <w:r>
+        <w:t xml:space="preserve"> </w:t>
+      </w:r>
+      <w:r>
+        <w:rPr>
+          <w:rStyle w:val="VerbatimChar"/>
+        </w:rPr>
+        <w:t xml:space="preserve">/health</w:t>
+      </w:r>
+      <w:r>
+        <w:t xml:space="preserve">, sends a real</w:t>
+      </w:r>
+      <w:r>
+        <w:t xml:space="preserve"> </w:t>
+      </w:r>
+      <w:r>
+        <w:rPr>
+          <w:rStyle w:val="VerbatimChar"/>
+        </w:rPr>
+        <w:t xml:space="preserve">/predict</w:t>
+      </w:r>
+      <w:r>
+        <w:t xml:space="preserve"> </w:t>
+      </w:r>
+      <w:r>
+        <w:t xml:space="preserve">request</w:t>
+      </w:r>
+      <w:r>
+        <w:t xml:space="preserve"> </w:t>
+      </w:r>
+      <w:r>
+        <w:t xml:space="preserve">and asserts the response shape, then</w:t>
+      </w:r>
+      <w:r>
+        <w:t xml:space="preserve"> </w:t>
+      </w:r>
       <w:r>
         <w:rPr>
           <w:b/>
           <w:bCs/>
         </w:rPr>
-        <w:t xml:space="preserve">Verified end-to-end</w:t>
-      </w:r>
-      <w:r>
-        <w:t xml:space="preserve"> </w:t>
-      </w:r>
-      <w:r>
-        <w:t xml:space="preserve">through the Ingress (not just the pod’s own</w:t>
-      </w:r>
-      <w:r>
-        <w:t xml:space="preserve"> </w:t>
-      </w:r>
-      <w:r>
-        <w:t xml:space="preserve">loopback):</w:t>
+        <w:t xml:space="preserve">lints the Helm chart</w:t>
+      </w:r>
+      <w:r>
+        <w:t xml:space="preserve"> </w:t>
+      </w:r>
+      <w:r>
+        <w:t xml:space="preserve">(</w:t>
+      </w:r>
+      <w:r>
+        <w:rPr>
+          <w:rStyle w:val="VerbatimChar"/>
+        </w:rPr>
+        <w:t xml:space="preserve">make helm-lint</w:t>
+      </w:r>
+      <w:r>
+        <w:t xml:space="preserve">)</w:t>
+      </w:r>
+    </w:p>
+    <w:p>
+      <w:pPr>
+        <w:pStyle w:val="FirstParagraph"/>
+      </w:pPr>
+      <w:r>
+        <w:t xml:space="preserve">Any failure — lint error, failing test, training crash, a container that</w:t>
+      </w:r>
+      <w:r>
+        <w:t xml:space="preserve"> </w:t>
+      </w:r>
+      <w:r>
+        <w:t xml:space="preserve">never becomes healthy, a bad</w:t>
+      </w:r>
+      <w:r>
+        <w:t xml:space="preserve"> </w:t>
+      </w:r>
+      <w:r>
+        <w:rPr>
+          <w:rStyle w:val="VerbatimChar"/>
+        </w:rPr>
+        <w:t xml:space="preserve">/predict</w:t>
+      </w:r>
+      <w:r>
+        <w:t xml:space="preserve"> </w:t>
+      </w:r>
+      <w:r>
+        <w:t xml:space="preserve">response, or an invalid Helm</w:t>
+      </w:r>
+      <w:r>
+        <w:t xml:space="preserve"> </w:t>
+      </w:r>
+      <w:r>
+        <w:t xml:space="preserve">chart — fails the pipeline with a non-zero exit and a readable log.</w:t>
+      </w:r>
+    </w:p>
+    <w:bookmarkEnd w:id="57"/>
+    <w:bookmarkStart w:id="61" w:name="containerization"/>
+    <w:p>
+      <w:pPr>
+        <w:pStyle w:val="Heading2"/>
+      </w:pPr>
+      <w:r>
+        <w:t xml:space="preserve">9. Containerization</w:t>
+      </w:r>
+    </w:p>
+    <w:p>
+      <w:pPr>
+        <w:pStyle w:val="FirstParagraph"/>
+      </w:pPr>
+      <w:r>
+        <w:rPr>
+          <w:rStyle w:val="VerbatimChar"/>
+        </w:rPr>
+        <w:t xml:space="preserve">deploy/docker/Dockerfile</w:t>
+      </w:r>
+      <w:r>
+        <w:t xml:space="preserve"> </w:t>
+      </w:r>
+      <w:r>
+        <w:t xml:space="preserve">— multi-stage build:</w:t>
+      </w:r>
+      <w:r>
+        <w:t xml:space="preserve"> </w:t>
+      </w:r>
+      <w:r>
+        <w:t xml:space="preserve">-</w:t>
+      </w:r>
+      <w:r>
+        <w:t xml:space="preserve"> </w:t>
+      </w:r>
+      <w:r>
+        <w:rPr>
+          <w:b/>
+          <w:bCs/>
+        </w:rPr>
+        <w:t xml:space="preserve">Builder stage:</w:t>
+      </w:r>
+      <w:r>
+        <w:t xml:space="preserve"> </w:t>
+      </w:r>
+      <w:r>
+        <w:t xml:space="preserve">Python 3.12-slim +</w:t>
+      </w:r>
+      <w:r>
+        <w:t xml:space="preserve"> </w:t>
+      </w:r>
+      <w:r>
+        <w:rPr>
+          <w:rStyle w:val="VerbatimChar"/>
+        </w:rPr>
+        <w:t xml:space="preserve">build-essential</w:t>
+      </w:r>
+      <w:r>
+        <w:t xml:space="preserve">, installs</w:t>
+      </w:r>
+      <w:r>
+        <w:t xml:space="preserve"> </w:t>
+      </w:r>
+      <w:r>
+        <w:rPr>
+          <w:rStyle w:val="VerbatimChar"/>
+        </w:rPr>
+        <w:t xml:space="preserve">deploy/docker/requirements.txt</w:t>
+      </w:r>
+      <w:r>
+        <w:t xml:space="preserve"> </w:t>
+      </w:r>
+      <w:r>
+        <w:t xml:space="preserve">into an isolated venv</w:t>
+      </w:r>
+      <w:r>
+        <w:t xml:space="preserve"> </w:t>
+      </w:r>
+      <w:r>
+        <w:t xml:space="preserve">-</w:t>
+      </w:r>
+      <w:r>
+        <w:t xml:space="preserve"> </w:t>
+      </w:r>
+      <w:r>
+        <w:rPr>
+          <w:b/>
+          <w:bCs/>
+        </w:rPr>
+        <w:t xml:space="preserve">Runtime stage:</w:t>
+      </w:r>
+      <w:r>
+        <w:t xml:space="preserve"> </w:t>
+      </w:r>
+      <w:r>
+        <w:t xml:space="preserve">Python 3.12-slim + the venv copied over, app code,</w:t>
+      </w:r>
+      <w:r>
+        <w:t xml:space="preserve"> </w:t>
+      </w:r>
+      <w:r>
+        <w:t xml:space="preserve">and the MLflow-format model directory — no compiler toolchain in the</w:t>
+      </w:r>
+      <w:r>
+        <w:t xml:space="preserve"> </w:t>
+      </w:r>
+      <w:r>
+        <w:t xml:space="preserve">final image. Runs as a non-root user,</w:t>
+      </w:r>
+      <w:r>
+        <w:t xml:space="preserve"> </w:t>
+      </w:r>
+      <w:r>
+        <w:rPr>
+          <w:rStyle w:val="VerbatimChar"/>
+        </w:rPr>
+        <w:t xml:space="preserve">HEALTHCHECK</w:t>
+      </w:r>
+      <w:r>
+        <w:t xml:space="preserve"> </w:t>
+      </w:r>
+      <w:r>
+        <w:t xml:space="preserve">against</w:t>
+      </w:r>
+      <w:r>
+        <w:t xml:space="preserve"> </w:t>
+      </w:r>
+      <w:r>
+        <w:rPr>
+          <w:rStyle w:val="VerbatimChar"/>
+        </w:rPr>
+        <w:t xml:space="preserve">/health</w:t>
+      </w:r>
+      <w:r>
+        <w:t xml:space="preserve">.</w:t>
+      </w:r>
+      <w:r>
+        <w:t xml:space="preserve"> </w:t>
+      </w:r>
+      <w:r>
+        <w:t xml:space="preserve">-</w:t>
+      </w:r>
+      <w:r>
+        <w:t xml:space="preserve"> </w:t>
+      </w:r>
+      <w:r>
+        <w:rPr>
+          <w:b/>
+          <w:bCs/>
+        </w:rPr>
+        <w:t xml:space="preserve">Process model:</w:t>
+      </w:r>
+      <w:r>
+        <w:t xml:space="preserve"> </w:t>
+      </w:r>
+      <w:r>
+        <w:rPr>
+          <w:rStyle w:val="VerbatimChar"/>
+        </w:rPr>
+        <w:t xml:space="preserve">gunicorn</w:t>
+      </w:r>
+      <w:r>
+        <w:t xml:space="preserve"> </w:t>
+      </w:r>
+      <w:r>
+        <w:t xml:space="preserve">managing</w:t>
+      </w:r>
+      <w:r>
+        <w:t xml:space="preserve"> </w:t>
+      </w:r>
+      <w:r>
+        <w:rPr>
+          <w:rStyle w:val="VerbatimChar"/>
+        </w:rPr>
+        <w:t xml:space="preserve">uvicorn.workers.UvicornWorker</w:t>
+      </w:r>
+      <w:r>
+        <w:t xml:space="preserve"> </w:t>
+      </w:r>
+      <w:r>
+        <w:t xml:space="preserve">processes (2 workers) rather than invoking uvicorn directly — closer to</w:t>
+      </w:r>
+      <w:r>
+        <w:t xml:space="preserve"> </w:t>
+      </w:r>
+      <w:r>
+        <w:t xml:space="preserve">how this would actually run in production, and gives explicit</w:t>
+      </w:r>
+      <w:r>
+        <w:t xml:space="preserve"> </w:t>
+      </w:r>
+      <w:r>
+        <w:t xml:space="preserve">worker-count control.</w:t>
+      </w:r>
+    </w:p>
+    <w:p>
+      <w:pPr>
+        <w:pStyle w:val="BodyText"/>
+      </w:pPr>
+      <w:r>
+        <w:rPr>
+          <w:b/>
+          <w:bCs/>
+        </w:rPr>
+        <w:t xml:space="preserve">Verified locally:</w:t>
       </w:r>
     </w:p>
     <w:p>
@@ -4333,87 +3776,80 @@
       </w:pPr>
       <w:r>
         <w:rPr>
-          <w:rStyle w:val="VerbatimChar"/>
-        </w:rPr>
-        <w:t xml:space="preserve">$ kubectl -n heart-risk get pods,svc,ingress</w:t>
+          <w:rStyle w:val="FunctionTok"/>
+        </w:rPr>
+        <w:t xml:space="preserve">make</w:t>
+      </w:r>
+      <w:r>
+        <w:rPr>
+          <w:rStyle w:val="NormalTok"/>
+        </w:rPr>
+        <w:t xml:space="preserve"> docker-build</w:t>
       </w:r>
       <w:r>
         <w:br/>
       </w:r>
       <w:r>
         <w:rPr>
-          <w:rStyle w:val="VerbatimChar"/>
-        </w:rPr>
-        <w:t xml:space="preserve">heart-risk-api-...   1/1   Running   (x2 replicas)</w:t>
+          <w:rStyle w:val="FunctionTok"/>
+        </w:rPr>
+        <w:t xml:space="preserve">make</w:t>
+      </w:r>
+      <w:r>
+        <w:rPr>
+          <w:rStyle w:val="NormalTok"/>
+        </w:rPr>
+        <w:t xml:space="preserve"> docker-run</w:t>
       </w:r>
       <w:r>
         <w:br/>
       </w:r>
       <w:r>
         <w:rPr>
-          <w:rStyle w:val="VerbatimChar"/>
-        </w:rPr>
-        <w:t xml:space="preserve">heart-risk-api-grafana-...      1/1   Running</w:t>
+          <w:rStyle w:val="ExtensionTok"/>
+        </w:rPr>
+        <w:t xml:space="preserve">curl</w:t>
+      </w:r>
+      <w:r>
+        <w:rPr>
+          <w:rStyle w:val="NormalTok"/>
+        </w:rPr>
+        <w:t xml:space="preserve"> http://localhost:8080/health</w:t>
       </w:r>
       <w:r>
         <w:br/>
       </w:r>
       <w:r>
         <w:rPr>
-          <w:rStyle w:val="VerbatimChar"/>
-        </w:rPr>
-        <w:t xml:space="preserve">heart-risk-api-prometheus-...   1/1   Running</w:t>
-      </w:r>
-      <w:r>
-        <w:br/>
-      </w:r>
-      <w:r>
-        <w:rPr>
-          <w:rStyle w:val="VerbatimChar"/>
-        </w:rPr>
-        <w:t xml:space="preserve">ingress.networking.k8s.io/heart-risk-api   nginx   heart-risk.local   192.168.49.2</w:t>
-      </w:r>
-      <w:r>
-        <w:br/>
-      </w:r>
-      <w:r>
-        <w:br/>
-      </w:r>
-      <w:r>
-        <w:rPr>
-          <w:rStyle w:val="VerbatimChar"/>
-        </w:rPr>
-        <w:t xml:space="preserve">$ curl -H "Host: heart-risk.local" http://&lt;ingress-ip&gt;/health</w:t>
-      </w:r>
-      <w:r>
-        <w:br/>
-      </w:r>
-      <w:r>
-        <w:rPr>
-          <w:rStyle w:val="VerbatimChar"/>
-        </w:rPr>
-        <w:t xml:space="preserve">{"status":"ok","model_ready":true,...}</w:t>
-      </w:r>
-      <w:r>
-        <w:br/>
-      </w:r>
-      <w:r>
-        <w:br/>
-      </w:r>
-      <w:r>
-        <w:rPr>
-          <w:rStyle w:val="VerbatimChar"/>
-        </w:rPr>
-        <w:t xml:space="preserve">$ curl -H "Host: heart-risk.local" -X POST .../predict -d '{...}'</w:t>
-      </w:r>
-      <w:r>
-        <w:br/>
-      </w:r>
-      <w:r>
-        <w:rPr>
-          <w:rStyle w:val="VerbatimChar"/>
-        </w:rPr>
-        <w:t xml:space="preserve">{"prediction":0,"risk_label":"low_risk","confidence":0.862,...}</w:t>
+          <w:rStyle w:val="CommentTok"/>
+        </w:rPr>
+        <w:t xml:space="preserve"># {"status":"ok","model_ready":true,"model_name":"heart-risk-classifier","model_version":"1"}</w:t>
+      </w:r>
+    </w:p>
+    <w:p>
+      <w:pPr>
+        <w:pStyle w:val="FirstParagraph"/>
+      </w:pPr>
+      <w:r>
+        <w:t xml:space="preserve">The FastAPI interactive docs (Swagger UI), auto-generated from the</w:t>
+      </w:r>
+      <w:r>
+        <w:t xml:space="preserve"> </w:t>
+      </w:r>
+      <w:r>
+        <w:t xml:space="preserve">Pydantic contracts in</w:t>
+      </w:r>
+      <w:r>
+        <w:t xml:space="preserve"> </w:t>
+      </w:r>
+      <w:r>
+        <w:rPr>
+          <w:rStyle w:val="VerbatimChar"/>
+        </w:rPr>
+        <w:t xml:space="preserve">heart_risk/service/contracts.py</w:t>
+      </w:r>
+      <w:r>
+        <w:t xml:space="preserve">:</w:t>
       </w:r>
     </w:p>
     <w:p>
@@ -4423,20 +3859,477 @@
       <w:r>
         <w:drawing>
           <wp:inline>
-            <wp:extent cx="5334000" cy="1778000"/>
+            <wp:extent cx="5334000" cy="3464277"/>
             <wp:effectExtent b="0" l="0" r="0" t="0"/>
-            <wp:docPr descr="kubectl get pods -n heart-risk - API (2/2) + Prometheus + Grafana all Running" title="" id="58" name="Picture"/>
+            <wp:docPr descr="FastAPI Swagger UI - Heart Risk Prediction Service" title="" id="59" name="Picture"/>
             <a:graphic>
               <a:graphicData uri="http://schemas.openxmlformats.org/drawingml/2006/picture">
                 <pic:pic>
                   <pic:nvPicPr>
-                    <pic:cNvPr descr="../screenshots/k8s-pods.jpg" id="59" name="Picture"/>
+                    <pic:cNvPr descr="../screenshots/heart_risk_swagger_api.png" id="60" name="Picture"/>
                     <pic:cNvPicPr>
                       <a:picLocks noChangeArrowheads="1" noChangeAspect="1"/>
                     </pic:cNvPicPr>
                   </pic:nvPicPr>
                   <pic:blipFill>
-                    <a:blip r:embed="rId57"/>
+                    <a:blip r:embed="rId58"/>
+                    <a:stretch>
+                      <a:fillRect/>
+                    </a:stretch>
+                  </pic:blipFill>
+                  <pic:spPr bwMode="auto">
+                    <a:xfrm>
+                      <a:off x="0" y="0"/>
+                      <a:ext cx="5334000" cy="3464277"/>
+                    </a:xfrm>
+                    <a:prstGeom prst="rect">
+                      <a:avLst/>
+                    </a:prstGeom>
+                    <a:noFill/>
+                    <a:ln w="9525">
+                      <a:noFill/>
+                      <a:headEnd/>
+                      <a:tailEnd/>
+                    </a:ln>
+                  </pic:spPr>
+                </pic:pic>
+              </a:graphicData>
+            </a:graphic>
+          </wp:inline>
+        </w:drawing>
+      </w:r>
+    </w:p>
+    <w:p>
+      <w:pPr>
+        <w:pStyle w:val="ImageCaption"/>
+      </w:pPr>
+      <w:r>
+        <w:t xml:space="preserve">FastAPI Swagger UI - Heart Risk Prediction Service</w:t>
+      </w:r>
+    </w:p>
+    <w:bookmarkEnd w:id="61"/>
+    <w:bookmarkStart w:id="65" w:name="X42995126051c318abf420ee7c27385f86cf05ef"/>
+    <w:p>
+      <w:pPr>
+        <w:pStyle w:val="Heading2"/>
+      </w:pPr>
+      <w:r>
+        <w:t xml:space="preserve">10. Production Deployment (Kubernetes via Helm)</w:t>
+      </w:r>
+    </w:p>
+    <w:p>
+      <w:pPr>
+        <w:pStyle w:val="FirstParagraph"/>
+      </w:pPr>
+      <w:r>
+        <w:t xml:space="preserve">Packaged as a</w:t>
+      </w:r>
+      <w:r>
+        <w:t xml:space="preserve"> </w:t>
+      </w:r>
+      <w:r>
+        <w:rPr>
+          <w:b/>
+          <w:bCs/>
+        </w:rPr>
+        <w:t xml:space="preserve">Helm chart</w:t>
+      </w:r>
+      <w:r>
+        <w:t xml:space="preserve"> </w:t>
+      </w:r>
+      <w:r>
+        <w:t xml:space="preserve">(</w:t>
+      </w:r>
+      <w:r>
+        <w:rPr>
+          <w:rStyle w:val="VerbatimChar"/>
+        </w:rPr>
+        <w:t xml:space="preserve">deploy/helm/heart-risk-api/</w:t>
+      </w:r>
+      <w:r>
+        <w:t xml:space="preserve">) rather than</w:t>
+      </w:r>
+      <w:r>
+        <w:t xml:space="preserve"> </w:t>
+      </w:r>
+      <w:r>
+        <w:t xml:space="preserve">raw manifests — the assignment explicitly allows either, and a chart</w:t>
+      </w:r>
+      <w:r>
+        <w:t xml:space="preserve"> </w:t>
+      </w:r>
+      <w:r>
+        <w:t xml:space="preserve">makes the</w:t>
+      </w:r>
+      <w:r>
+        <w:t xml:space="preserve"> </w:t>
+      </w:r>
+      <w:r>
+        <w:t xml:space="preserve">“bundle the API + its monitoring stack as one installable unit”</w:t>
+      </w:r>
+      <w:r>
+        <w:t xml:space="preserve"> </w:t>
+      </w:r>
+      <w:r>
+        <w:t xml:space="preserve">design (Section 11) much cleaner than separate</w:t>
+      </w:r>
+      <w:r>
+        <w:t xml:space="preserve"> </w:t>
+      </w:r>
+      <w:r>
+        <w:rPr>
+          <w:rStyle w:val="VerbatimChar"/>
+        </w:rPr>
+        <w:t xml:space="preserve">kubectl apply</w:t>
+      </w:r>
+      <w:r>
+        <w:t xml:space="preserve"> </w:t>
+      </w:r>
+      <w:r>
+        <w:t xml:space="preserve">files.</w:t>
+      </w:r>
+    </w:p>
+    <w:p>
+      <w:pPr>
+        <w:pStyle w:val="Compact"/>
+        <w:numPr>
+          <w:ilvl w:val="0"/>
+          <w:numId w:val="1007"/>
+        </w:numPr>
+      </w:pPr>
+      <w:r>
+        <w:rPr>
+          <w:b/>
+          <w:bCs/>
+        </w:rPr>
+        <w:t xml:space="preserve">Deployment:</w:t>
+      </w:r>
+      <w:r>
+        <w:t xml:space="preserve"> </w:t>
+      </w:r>
+      <w:r>
+        <w:t xml:space="preserve">2 replicas, resource requests/limits, readiness probe</w:t>
+      </w:r>
+      <w:r>
+        <w:t xml:space="preserve"> </w:t>
+      </w:r>
+      <w:r>
+        <w:t xml:space="preserve">(</w:t>
+      </w:r>
+      <w:r>
+        <w:rPr>
+          <w:rStyle w:val="VerbatimChar"/>
+        </w:rPr>
+        <w:t xml:space="preserve">/health</w:t>
+      </w:r>
+      <w:r>
+        <w:t xml:space="preserve">, 5s delay) and liveness probe (</w:t>
+      </w:r>
+      <w:r>
+        <w:rPr>
+          <w:rStyle w:val="VerbatimChar"/>
+        </w:rPr>
+        <w:t xml:space="preserve">/health</w:t>
+      </w:r>
+      <w:r>
+        <w:t xml:space="preserve">, 15s delay)</w:t>
+      </w:r>
+    </w:p>
+    <w:p>
+      <w:pPr>
+        <w:pStyle w:val="Compact"/>
+        <w:numPr>
+          <w:ilvl w:val="0"/>
+          <w:numId w:val="1007"/>
+        </w:numPr>
+      </w:pPr>
+      <w:r>
+        <w:rPr>
+          <w:b/>
+          <w:bCs/>
+        </w:rPr>
+        <w:t xml:space="preserve">Service:</w:t>
+      </w:r>
+      <w:r>
+        <w:t xml:space="preserve"> </w:t>
+      </w:r>
+      <w:r>
+        <w:rPr>
+          <w:rStyle w:val="VerbatimChar"/>
+        </w:rPr>
+        <w:t xml:space="preserve">ClusterIP</w:t>
+      </w:r>
+      <w:r>
+        <w:t xml:space="preserve"> </w:t>
+      </w:r>
+      <w:r>
+        <w:t xml:space="preserve">(not directly exposed)</w:t>
+      </w:r>
+    </w:p>
+    <w:p>
+      <w:pPr>
+        <w:pStyle w:val="Compact"/>
+        <w:numPr>
+          <w:ilvl w:val="0"/>
+          <w:numId w:val="1007"/>
+        </w:numPr>
+      </w:pPr>
+      <w:r>
+        <w:rPr>
+          <w:b/>
+          <w:bCs/>
+        </w:rPr>
+        <w:t xml:space="preserve">Ingress:</w:t>
+      </w:r>
+      <w:r>
+        <w:t xml:space="preserve"> </w:t>
+      </w:r>
+      <w:r>
+        <w:t xml:space="preserve">nginx ingress class, host</w:t>
+      </w:r>
+      <w:r>
+        <w:t xml:space="preserve"> </w:t>
+      </w:r>
+      <w:r>
+        <w:rPr>
+          <w:rStyle w:val="VerbatimChar"/>
+        </w:rPr>
+        <w:t xml:space="preserve">heart-risk.local</w:t>
+      </w:r>
+      <w:r>
+        <w:t xml:space="preserve"> </w:t>
+      </w:r>
+      <w:r>
+        <w:t xml:space="preserve">— the</w:t>
+      </w:r>
+      <w:r>
+        <w:t xml:space="preserve"> </w:t>
+      </w:r>
+      <w:r>
+        <w:t xml:space="preserve">assignment’s</w:t>
+      </w:r>
+      <w:r>
+        <w:t xml:space="preserve"> </w:t>
+      </w:r>
+      <w:r>
+        <w:rPr>
+          <w:i/>
+          <w:iCs/>
+        </w:rPr>
+        <w:t xml:space="preserve">other</w:t>
+      </w:r>
+      <w:r>
+        <w:t xml:space="preserve"> </w:t>
+      </w:r>
+      <w:r>
+        <w:t xml:space="preserve">explicit option for exposing the API (vs. a</w:t>
+      </w:r>
+      <w:r>
+        <w:t xml:space="preserve"> </w:t>
+      </w:r>
+      <w:r>
+        <w:t xml:space="preserve">LoadBalancer Service)</w:t>
+      </w:r>
+    </w:p>
+    <w:p>
+      <w:pPr>
+        <w:pStyle w:val="SourceCode"/>
+      </w:pPr>
+      <w:r>
+        <w:rPr>
+          <w:rStyle w:val="ExtensionTok"/>
+        </w:rPr>
+        <w:t xml:space="preserve">minikube</w:t>
+      </w:r>
+      <w:r>
+        <w:rPr>
+          <w:rStyle w:val="NormalTok"/>
+        </w:rPr>
+        <w:t xml:space="preserve"> addons enable ingress</w:t>
+      </w:r>
+      <w:r>
+        <w:br/>
+      </w:r>
+      <w:r>
+        <w:rPr>
+          <w:rStyle w:val="ExtensionTok"/>
+        </w:rPr>
+        <w:t xml:space="preserve">helm</w:t>
+      </w:r>
+      <w:r>
+        <w:rPr>
+          <w:rStyle w:val="NormalTok"/>
+        </w:rPr>
+        <w:t xml:space="preserve"> install heart-risk-api deploy/helm/heart-risk-api </w:t>
+      </w:r>
+      <w:r>
+        <w:rPr>
+          <w:rStyle w:val="DataTypeTok"/>
+        </w:rPr>
+        <w:t xml:space="preserve">\</w:t>
+      </w:r>
+      <w:r>
+        <w:br/>
+      </w:r>
+      <w:r>
+        <w:rPr>
+          <w:rStyle w:val="NormalTok"/>
+        </w:rPr>
+        <w:t xml:space="preserve">  </w:t>
+      </w:r>
+      <w:r>
+        <w:rPr>
+          <w:rStyle w:val="AttributeTok"/>
+        </w:rPr>
+        <w:t xml:space="preserve">--namespace</w:t>
+      </w:r>
+      <w:r>
+        <w:rPr>
+          <w:rStyle w:val="NormalTok"/>
+        </w:rPr>
+        <w:t xml:space="preserve"> heart-risk </w:t>
+      </w:r>
+      <w:r>
+        <w:rPr>
+          <w:rStyle w:val="AttributeTok"/>
+        </w:rPr>
+        <w:t xml:space="preserve">--create-namespace</w:t>
+      </w:r>
+    </w:p>
+    <w:p>
+      <w:pPr>
+        <w:pStyle w:val="FirstParagraph"/>
+      </w:pPr>
+      <w:r>
+        <w:rPr>
+          <w:b/>
+          <w:bCs/>
+        </w:rPr>
+        <w:t xml:space="preserve">Verified end-to-end</w:t>
+      </w:r>
+      <w:r>
+        <w:t xml:space="preserve"> </w:t>
+      </w:r>
+      <w:r>
+        <w:t xml:space="preserve">through the Ingress (not just the pod’s own</w:t>
+      </w:r>
+      <w:r>
+        <w:t xml:space="preserve"> </w:t>
+      </w:r>
+      <w:r>
+        <w:t xml:space="preserve">loopback):</w:t>
+      </w:r>
+    </w:p>
+    <w:p>
+      <w:pPr>
+        <w:pStyle w:val="SourceCode"/>
+      </w:pPr>
+      <w:r>
+        <w:rPr>
+          <w:rStyle w:val="VerbatimChar"/>
+        </w:rPr>
+        <w:t xml:space="preserve">$ kubectl -n heart-risk get pods,svc,ingress</w:t>
+      </w:r>
+      <w:r>
+        <w:br/>
+      </w:r>
+      <w:r>
+        <w:rPr>
+          <w:rStyle w:val="VerbatimChar"/>
+        </w:rPr>
+        <w:t xml:space="preserve">heart-risk-api-...   1/1   Running   (x2 replicas)</w:t>
+      </w:r>
+      <w:r>
+        <w:br/>
+      </w:r>
+      <w:r>
+        <w:rPr>
+          <w:rStyle w:val="VerbatimChar"/>
+        </w:rPr>
+        <w:t xml:space="preserve">heart-risk-api-grafana-...      1/1   Running</w:t>
+      </w:r>
+      <w:r>
+        <w:br/>
+      </w:r>
+      <w:r>
+        <w:rPr>
+          <w:rStyle w:val="VerbatimChar"/>
+        </w:rPr>
+        <w:t xml:space="preserve">heart-risk-api-prometheus-...   1/1   Running</w:t>
+      </w:r>
+      <w:r>
+        <w:br/>
+      </w:r>
+      <w:r>
+        <w:rPr>
+          <w:rStyle w:val="VerbatimChar"/>
+        </w:rPr>
+        <w:t xml:space="preserve">ingress.networking.k8s.io/heart-risk-api   nginx   heart-risk.local   192.168.49.2</w:t>
+      </w:r>
+      <w:r>
+        <w:br/>
+      </w:r>
+      <w:r>
+        <w:br/>
+      </w:r>
+      <w:r>
+        <w:rPr>
+          <w:rStyle w:val="VerbatimChar"/>
+        </w:rPr>
+        <w:t xml:space="preserve">$ curl -H "Host: heart-risk.local" http://&lt;ingress-ip&gt;/health</w:t>
+      </w:r>
+      <w:r>
+        <w:br/>
+      </w:r>
+      <w:r>
+        <w:rPr>
+          <w:rStyle w:val="VerbatimChar"/>
+        </w:rPr>
+        <w:t xml:space="preserve">{"status":"ok","model_ready":true,...}</w:t>
+      </w:r>
+      <w:r>
+        <w:br/>
+      </w:r>
+      <w:r>
+        <w:br/>
+      </w:r>
+      <w:r>
+        <w:rPr>
+          <w:rStyle w:val="VerbatimChar"/>
+        </w:rPr>
+        <w:t xml:space="preserve">$ curl -H "Host: heart-risk.local" -X POST .../predict -d '{...}'</w:t>
+      </w:r>
+      <w:r>
+        <w:br/>
+      </w:r>
+      <w:r>
+        <w:rPr>
+          <w:rStyle w:val="VerbatimChar"/>
+        </w:rPr>
+        <w:t xml:space="preserve">{"prediction":0,"risk_label":"low_risk","confidence":0.862,...}</w:t>
+      </w:r>
+    </w:p>
+    <w:p>
+      <w:pPr>
+        <w:pStyle w:val="CaptionedFigure"/>
+      </w:pPr>
+      <w:r>
+        <w:drawing>
+          <wp:inline>
+            <wp:extent cx="5334000" cy="1778000"/>
+            <wp:effectExtent b="0" l="0" r="0" t="0"/>
+            <wp:docPr descr="kubectl get pods -n heart-risk - API (2/2) + Prometheus + Grafana all Running" title="" id="63" name="Picture"/>
+            <a:graphic>
+              <a:graphicData uri="http://schemas.openxmlformats.org/drawingml/2006/picture">
+                <pic:pic>
+                  <pic:nvPicPr>
+                    <pic:cNvPr descr="../screenshots/k8s-pods.jpg" id="64" name="Picture"/>
+                    <pic:cNvPicPr>
+                      <a:picLocks noChangeArrowheads="1" noChangeAspect="1"/>
+                    </pic:cNvPicPr>
+                  </pic:nvPicPr>
+                  <pic:blipFill>
+                    <a:blip r:embed="rId62"/>
                     <a:stretch>
                       <a:fillRect/>
                     </a:stretch>
@@ -4471,21 +4364,14 @@
         <w:t xml:space="preserve">kubectl get pods -n heart-risk - API (2/2) + Prometheus + Grafana all Running</w:t>
       </w:r>
     </w:p>
-    <w:p>
-      <w:r>
-        <w:pict>
-          <v:rect style="width:0;height:1.5pt" o:hralign="center" o:hrstd="t" o:hr="t"/>
-        </w:pict>
-      </w:r>
-    </w:p>
-    <w:bookmarkEnd w:id="60"/>
-    <w:bookmarkStart w:id="67" w:name="monitoring-logging"/>
+    <w:bookmarkEnd w:id="65"/>
+    <w:bookmarkStart w:id="72" w:name="monitoring-logging"/>
     <w:p>
       <w:pPr>
         <w:pStyle w:val="Heading2"/>
       </w:pPr>
       <w:r>
-        <w:t xml:space="preserve">10. Monitoring &amp; Logging</w:t>
+        <w:t xml:space="preserve">11. Monitoring &amp; Logging</w:t>
       </w:r>
     </w:p>
     <w:p>
@@ -4869,18 +4755,18 @@
           <wp:inline>
             <wp:extent cx="5334000" cy="3464277"/>
             <wp:effectExtent b="0" l="0" r="0" t="0"/>
-            <wp:docPr descr="Prometheus targets - heart-risk-api UP" title="" id="62" name="Picture"/>
+            <wp:docPr descr="Prometheus targets - heart-risk-api UP" title="" id="67" name="Picture"/>
             <a:graphic>
               <a:graphicData uri="http://schemas.openxmlformats.org/drawingml/2006/picture">
                 <pic:pic>
                   <pic:nvPicPr>
-                    <pic:cNvPr descr="../screenshots/prometheus.png" id="63" name="Picture"/>
+                    <pic:cNvPr descr="../screenshots/prometheus.png" id="68" name="Picture"/>
                     <pic:cNvPicPr>
                       <a:picLocks noChangeArrowheads="1" noChangeAspect="1"/>
                     </pic:cNvPicPr>
                   </pic:nvPicPr>
                   <pic:blipFill>
-                    <a:blip r:embed="rId61"/>
+                    <a:blip r:embed="rId66"/>
                     <a:stretch>
                       <a:fillRect/>
                     </a:stretch>
@@ -4924,18 +4810,18 @@
           <wp:inline>
             <wp:extent cx="5334000" cy="3464277"/>
             <wp:effectExtent b="0" l="0" r="0" t="0"/>
-            <wp:docPr descr="Grafana - Heart Risk API Service Health dashboard with live data" title="" id="65" name="Picture"/>
+            <wp:docPr descr="Grafana - Heart Risk API Service Health dashboard with live data" title="" id="70" name="Picture"/>
             <a:graphic>
               <a:graphicData uri="http://schemas.openxmlformats.org/drawingml/2006/picture">
                 <pic:pic>
                   <pic:nvPicPr>
-                    <pic:cNvPr descr="../screenshots/grafana.png" id="66" name="Picture"/>
+                    <pic:cNvPr descr="../screenshots/grafana.png" id="71" name="Picture"/>
                     <pic:cNvPicPr>
                       <a:picLocks noChangeArrowheads="1" noChangeAspect="1"/>
                     </pic:cNvPicPr>
                   </pic:nvPicPr>
                   <pic:blipFill>
-                    <a:blip r:embed="rId64"/>
+                    <a:blip r:embed="rId69"/>
                     <a:stretch>
                       <a:fillRect/>
                     </a:stretch>
@@ -4977,14 +4863,239 @@
         </w:pict>
       </w:r>
     </w:p>
-    <w:bookmarkEnd w:id="67"/>
-    <w:bookmarkStart w:id="71" w:name="architecture-diagram"/>
+    <w:bookmarkEnd w:id="72"/>
+    <w:bookmarkEnd w:id="73"/>
+    <w:bookmarkStart w:id="80" w:name="appendix"/>
+    <w:p>
+      <w:pPr>
+        <w:pStyle w:val="Heading1"/>
+      </w:pPr>
+      <w:r>
+        <w:t xml:space="preserve">Appendix</w:t>
+      </w:r>
+    </w:p>
+    <w:bookmarkStart w:id="74" w:name="a.-setup-instructions"/>
     <w:p>
       <w:pPr>
         <w:pStyle w:val="Heading2"/>
       </w:pPr>
       <w:r>
-        <w:t xml:space="preserve">11. Architecture Diagram</w:t>
+        <w:t xml:space="preserve">A. Setup Instructions</w:t>
+      </w:r>
+    </w:p>
+    <w:p>
+      <w:pPr>
+        <w:pStyle w:val="SourceCode"/>
+      </w:pPr>
+      <w:r>
+        <w:rPr>
+          <w:rStyle w:val="FunctionTok"/>
+        </w:rPr>
+        <w:t xml:space="preserve">git</w:t>
+      </w:r>
+      <w:r>
+        <w:rPr>
+          <w:rStyle w:val="NormalTok"/>
+        </w:rPr>
+        <w:t xml:space="preserve"> clone https://github.com/shashankp1502/mlops-assignment.git</w:t>
+      </w:r>
+      <w:r>
+        <w:br/>
+      </w:r>
+      <w:r>
+        <w:rPr>
+          <w:rStyle w:val="BuiltInTok"/>
+        </w:rPr>
+        <w:t xml:space="preserve">cd</w:t>
+      </w:r>
+      <w:r>
+        <w:rPr>
+          <w:rStyle w:val="NormalTok"/>
+        </w:rPr>
+        <w:t xml:space="preserve"> mlops-assignment</w:t>
+      </w:r>
+      <w:r>
+        <w:br/>
+      </w:r>
+      <w:r>
+        <w:br/>
+      </w:r>
+      <w:r>
+        <w:rPr>
+          <w:rStyle w:val="ExtensionTok"/>
+        </w:rPr>
+        <w:t xml:space="preserve">python3.12</w:t>
+      </w:r>
+      <w:r>
+        <w:rPr>
+          <w:rStyle w:val="NormalTok"/>
+        </w:rPr>
+        <w:t xml:space="preserve"> </w:t>
+      </w:r>
+      <w:r>
+        <w:rPr>
+          <w:rStyle w:val="AttributeTok"/>
+        </w:rPr>
+        <w:t xml:space="preserve">-m</w:t>
+      </w:r>
+      <w:r>
+        <w:rPr>
+          <w:rStyle w:val="NormalTok"/>
+        </w:rPr>
+        <w:t xml:space="preserve"> venv .venv</w:t>
+      </w:r>
+      <w:r>
+        <w:br/>
+      </w:r>
+      <w:r>
+        <w:rPr>
+          <w:rStyle w:val="BuiltInTok"/>
+        </w:rPr>
+        <w:t xml:space="preserve">source</w:t>
+      </w:r>
+      <w:r>
+        <w:rPr>
+          <w:rStyle w:val="NormalTok"/>
+        </w:rPr>
+        <w:t xml:space="preserve"> .venv/bin/activate</w:t>
+      </w:r>
+      <w:r>
+        <w:br/>
+      </w:r>
+      <w:r>
+        <w:rPr>
+          <w:rStyle w:val="FunctionTok"/>
+        </w:rPr>
+        <w:t xml:space="preserve">make</w:t>
+      </w:r>
+      <w:r>
+        <w:rPr>
+          <w:rStyle w:val="NormalTok"/>
+        </w:rPr>
+        <w:t xml:space="preserve"> install</w:t>
+      </w:r>
+      <w:r>
+        <w:br/>
+      </w:r>
+      <w:r>
+        <w:br/>
+      </w:r>
+      <w:r>
+        <w:rPr>
+          <w:rStyle w:val="FunctionTok"/>
+        </w:rPr>
+        <w:t xml:space="preserve">make</w:t>
+      </w:r>
+      <w:r>
+        <w:rPr>
+          <w:rStyle w:val="NormalTok"/>
+        </w:rPr>
+        <w:t xml:space="preserve"> ingest     </w:t>
+      </w:r>
+      <w:r>
+        <w:rPr>
+          <w:rStyle w:val="CommentTok"/>
+        </w:rPr>
+        <w:t xml:space="preserve"># fetches data/raw/heart_disease.csv from UCI</w:t>
+      </w:r>
+      <w:r>
+        <w:br/>
+      </w:r>
+      <w:r>
+        <w:rPr>
+          <w:rStyle w:val="FunctionTok"/>
+        </w:rPr>
+        <w:t xml:space="preserve">make</w:t>
+      </w:r>
+      <w:r>
+        <w:rPr>
+          <w:rStyle w:val="NormalTok"/>
+        </w:rPr>
+        <w:t xml:space="preserve"> train      </w:t>
+      </w:r>
+      <w:r>
+        <w:rPr>
+          <w:rStyle w:val="CommentTok"/>
+        </w:rPr>
+        <w:t xml:space="preserve"># trains + tracks in MLflow, saves artifacts/model/</w:t>
+      </w:r>
+      <w:r>
+        <w:br/>
+      </w:r>
+      <w:r>
+        <w:rPr>
+          <w:rStyle w:val="FunctionTok"/>
+        </w:rPr>
+        <w:t xml:space="preserve">make</w:t>
+      </w:r>
+      <w:r>
+        <w:rPr>
+          <w:rStyle w:val="NormalTok"/>
+        </w:rPr>
+        <w:t xml:space="preserve"> test       </w:t>
+      </w:r>
+      <w:r>
+        <w:rPr>
+          <w:rStyle w:val="CommentTok"/>
+        </w:rPr>
+        <w:t xml:space="preserve"># 41 unittest cases, ~4s</w:t>
+      </w:r>
+      <w:r>
+        <w:br/>
+      </w:r>
+      <w:r>
+        <w:rPr>
+          <w:rStyle w:val="FunctionTok"/>
+        </w:rPr>
+        <w:t xml:space="preserve">make</w:t>
+      </w:r>
+      <w:r>
+        <w:rPr>
+          <w:rStyle w:val="NormalTok"/>
+        </w:rPr>
+        <w:t xml:space="preserve"> serve      </w:t>
+      </w:r>
+      <w:r>
+        <w:rPr>
+          <w:rStyle w:val="CommentTok"/>
+        </w:rPr>
+        <w:t xml:space="preserve"># API on http://localhost:8080</w:t>
+      </w:r>
+    </w:p>
+    <w:p>
+      <w:pPr>
+        <w:pStyle w:val="FirstParagraph"/>
+      </w:pPr>
+      <w:r>
+        <w:t xml:space="preserve">Full step-by-step instructions for Docker, Kubernetes/Helm, and</w:t>
+      </w:r>
+      <w:r>
+        <w:t xml:space="preserve"> </w:t>
+      </w:r>
+      <w:r>
+        <w:t xml:space="preserve">monitoring are in the project</w:t>
+      </w:r>
+      <w:r>
+        <w:t xml:space="preserve"> </w:t>
+      </w:r>
+      <w:r>
+        <w:rPr>
+          <w:rStyle w:val="VerbatimChar"/>
+        </w:rPr>
+        <w:t xml:space="preserve">README.md</w:t>
+      </w:r>
+      <w:r>
+        <w:t xml:space="preserve">.</w:t>
+      </w:r>
+    </w:p>
+    <w:bookmarkEnd w:id="74"/>
+    <w:bookmarkStart w:id="78" w:name="b.-architecture-diagram"/>
+    <w:p>
+      <w:pPr>
+        <w:pStyle w:val="Heading2"/>
+      </w:pPr>
+      <w:r>
+        <w:t xml:space="preserve">B. Architecture Diagram</w:t>
       </w:r>
     </w:p>
     <w:p>
@@ -4996,18 +5107,18 @@
           <wp:inline>
             <wp:extent cx="5334000" cy="8371618"/>
             <wp:effectExtent b="0" l="0" r="0" t="0"/>
-            <wp:docPr descr="Architecture diagram" title="" id="69" name="Picture"/>
+            <wp:docPr descr="Architecture diagram" title="" id="76" name="Picture"/>
             <a:graphic>
               <a:graphicData uri="http://schemas.openxmlformats.org/drawingml/2006/picture">
                 <pic:pic>
                   <pic:nvPicPr>
-                    <pic:cNvPr descr="figures/architecture_diagram.png" id="70" name="Picture"/>
+                    <pic:cNvPr descr="figures/architecture_diagram.png" id="77" name="Picture"/>
                     <pic:cNvPicPr>
                       <a:picLocks noChangeArrowheads="1" noChangeAspect="1"/>
                     </pic:cNvPicPr>
                   </pic:nvPicPr>
                   <pic:blipFill>
-                    <a:blip r:embed="rId68"/>
+                    <a:blip r:embed="rId75"/>
                     <a:stretch>
                       <a:fillRect/>
                     </a:stretch>
@@ -5077,21 +5188,14 @@
         <w:t xml:space="preserve">above is a matching static rendering for this Word/PDF report.</w:t>
       </w:r>
     </w:p>
-    <w:p>
-      <w:r>
-        <w:pict>
-          <v:rect style="width:0;height:1.5pt" o:hralign="center" o:hrstd="t" o:hr="t"/>
-        </w:pict>
-      </w:r>
-    </w:p>
-    <w:bookmarkEnd w:id="71"/>
-    <w:bookmarkStart w:id="72" w:name="repository-link"/>
+    <w:bookmarkEnd w:id="78"/>
+    <w:bookmarkStart w:id="79" w:name="c.-repository-link"/>
     <w:p>
       <w:pPr>
         <w:pStyle w:val="Heading2"/>
       </w:pPr>
       <w:r>
-        <w:t xml:space="preserve">12. Repository Link</w:t>
+        <w:t xml:space="preserve">C. Repository Link</w:t>
       </w:r>
     </w:p>
     <w:p>
@@ -5102,98 +5206,8 @@
         <w:t xml:space="preserve">https://github.com/shashankp1502/mlops-assignment</w:t>
       </w:r>
     </w:p>
-    <w:bookmarkEnd w:id="72"/>
-    <w:bookmarkStart w:id="73" w:name="a-note-on-originality"/>
-    <w:p>
-      <w:pPr>
-        <w:pStyle w:val="Heading2"/>
-      </w:pPr>
-      <w:r>
-        <w:t xml:space="preserve">13. A note on originality</w:t>
-      </w:r>
-    </w:p>
-    <w:p>
-      <w:pPr>
-        <w:pStyle w:val="FirstParagraph"/>
-      </w:pPr>
-      <w:r>
-        <w:t xml:space="preserve">This pipeline’s structure, model choices, feature engineering approach</w:t>
-      </w:r>
-      <w:r>
-        <w:t xml:space="preserve"> </w:t>
-      </w:r>
-      <w:r>
-        <w:t xml:space="preserve">(KNN imputation + ordinal encoding + a derived age-group feature), MLflow</w:t>
-      </w:r>
-      <w:r>
-        <w:t xml:space="preserve"> </w:t>
-      </w:r>
-      <w:r>
-        <w:t xml:space="preserve">Model Registry usage,</w:t>
-      </w:r>
-      <w:r>
-        <w:t xml:space="preserve"> </w:t>
-      </w:r>
-      <w:r>
-        <w:rPr>
-          <w:rStyle w:val="VerbatimChar"/>
-        </w:rPr>
-        <w:t xml:space="preserve">unittest</w:t>
-      </w:r>
-      <w:r>
-        <w:t xml:space="preserve">-based test suite, Makefile-driven CI,</w:t>
-      </w:r>
-      <w:r>
-        <w:t xml:space="preserve"> </w:t>
-      </w:r>
-      <w:r>
-        <w:t xml:space="preserve">and the Helm-packaged deployment (API + Ingress + bundled Prometheus/</w:t>
-      </w:r>
-      <w:r>
-        <w:t xml:space="preserve"> </w:t>
-      </w:r>
-      <w:r>
-        <w:t xml:space="preserve">Grafana as one chart) were designed independently for this assignment.</w:t>
-      </w:r>
-      <w:r>
-        <w:t xml:space="preserve"> </w:t>
-      </w:r>
-      <w:r>
-        <w:t xml:space="preserve">Where choices overlap with general MLOps conventions (e.g. using MLflow,</w:t>
-      </w:r>
-      <w:r>
-        <w:t xml:space="preserve"> </w:t>
-      </w:r>
-      <w:r>
-        <w:t xml:space="preserve">Docker, Prometheus/Grafana — all explicitly suggested by the assignment</w:t>
-      </w:r>
-      <w:r>
-        <w:t xml:space="preserve"> </w:t>
-      </w:r>
-      <w:r>
-        <w:t xml:space="preserve">brief), the specific implementation — package layout, encoding strategy,</w:t>
-      </w:r>
-      <w:r>
-        <w:t xml:space="preserve"> </w:t>
-      </w:r>
-      <w:r>
-        <w:t xml:space="preserve">model registry usage, dashboard panel design, and chart structure — was</w:t>
-      </w:r>
-      <w:r>
-        <w:t xml:space="preserve"> </w:t>
-      </w:r>
-      <w:r>
-        <w:t xml:space="preserve">built from first principles for this submission rather than adapted from</w:t>
-      </w:r>
-      <w:r>
-        <w:t xml:space="preserve"> </w:t>
-      </w:r>
-      <w:r>
-        <w:t xml:space="preserve">another student’s work.</w:t>
-      </w:r>
-    </w:p>
-    <w:bookmarkEnd w:id="73"/>
-    <w:bookmarkEnd w:id="74"/>
+    <w:bookmarkEnd w:id="79"/>
+    <w:bookmarkEnd w:id="80"/>
     <w:sectPr>
       <w:footnotePr>
         <w:numRestart w:val="eachSect"/>
@@ -5508,6 +5522,9 @@
     <w:abstractNumId w:val="991"/>
   </w:num>
   <w:num w:numId="1005">
+    <w:abstractNumId w:val="991"/>
+  </w:num>
+  <w:num w:numId="1006">
     <w:abstractNumId w:val="99411"/>
     <w:lvlOverride w:ilvl="0">
       <w:startOverride w:val="1"/>
@@ -5537,7 +5554,7 @@
       <w:startOverride w:val="1"/>
     </w:lvlOverride>
   </w:num>
-  <w:num w:numId="1006">
+  <w:num w:numId="1007">
     <w:abstractNumId w:val="991"/>
   </w:num>
 </w:numbering>
